--- a/ITE-E5_Nhesokraksa.docx
+++ b/ITE-E5_Nhesokraksa.docx
@@ -15326,6 +15326,9 @@
         <w:gridCol w:w="9360"/>
       </w:tblGrid>
       <w:tr>
+        <w:trPr>
+          <w:trHeight w:val="17"/>
+        </w:trPr>
         <w:tc>
           <w:tcPr>
             <w:tcW w:w="9360" w:type="dxa"/>
@@ -15374,11 +15377,19 @@
             </w:pPr>
             <w:r>
               <w:rPr>
-                <w:rFonts w:ascii="Cambria" w:hAnsi="Cambria"/>
-                <w:sz w:val="18"/>
-                <w:szCs w:val="18"/>
-              </w:rPr>
-              <w:t>Restore complete (0.4s)</w:t>
+                <w:rFonts w:ascii="Apple Color Emoji" w:hAnsi="Apple Color Emoji" w:cs="Apple Color Emoji"/>
+                <w:sz w:val="18"/>
+                <w:szCs w:val="18"/>
+              </w:rPr>
+              <w:t>✅</w:t>
+            </w:r>
+            <w:r>
+              <w:rPr>
+                <w:rFonts w:ascii="Cambria" w:hAnsi="Cambria"/>
+                <w:sz w:val="18"/>
+                <w:szCs w:val="18"/>
+              </w:rPr>
+              <w:t xml:space="preserve"> PASSED: CalculateFee_CheckInAfter10PM_AddsOvernightFee (8ms)</w:t>
             </w:r>
           </w:p>
           <w:p>
@@ -15392,11 +15403,305 @@
             </w:pPr>
             <w:r>
               <w:rPr>
-                <w:rFonts w:ascii="Cambria" w:hAnsi="Cambria"/>
-                <w:sz w:val="18"/>
-                <w:szCs w:val="18"/>
-              </w:rPr>
-              <w:t xml:space="preserve">  </w:t>
+                <w:rFonts w:ascii="Apple Color Emoji" w:hAnsi="Apple Color Emoji" w:cs="Apple Color Emoji"/>
+                <w:sz w:val="18"/>
+                <w:szCs w:val="18"/>
+              </w:rPr>
+              <w:t>✅</w:t>
+            </w:r>
+            <w:r>
+              <w:rPr>
+                <w:rFonts w:ascii="Cambria" w:hAnsi="Cambria"/>
+                <w:sz w:val="18"/>
+                <w:szCs w:val="18"/>
+              </w:rPr>
+              <w:t xml:space="preserve"> PASSED: CalculateFee_Past10PM_AddsOvernightFee (N/A)</w:t>
+            </w:r>
+          </w:p>
+          <w:p>
+            <w:pPr>
+              <w:spacing w:before="40"/>
+              <w:rPr>
+                <w:rFonts w:ascii="Cambria" w:hAnsi="Cambria"/>
+                <w:sz w:val="18"/>
+                <w:szCs w:val="18"/>
+              </w:rPr>
+            </w:pPr>
+            <w:r>
+              <w:rPr>
+                <w:rFonts w:ascii="Apple Color Emoji" w:hAnsi="Apple Color Emoji" w:cs="Apple Color Emoji"/>
+                <w:sz w:val="18"/>
+                <w:szCs w:val="18"/>
+              </w:rPr>
+              <w:t>✅</w:t>
+            </w:r>
+            <w:r>
+              <w:rPr>
+                <w:rFonts w:ascii="Cambria" w:hAnsi="Cambria"/>
+                <w:sz w:val="18"/>
+                <w:szCs w:val="18"/>
+              </w:rPr>
+              <w:t xml:space="preserve"> PASSED: CalculateFee_LostTicketDuringGracePeriod_Returns20000 (N/A)</w:t>
+            </w:r>
+          </w:p>
+          <w:p>
+            <w:pPr>
+              <w:spacing w:before="40"/>
+              <w:rPr>
+                <w:rFonts w:ascii="Cambria" w:hAnsi="Cambria"/>
+                <w:sz w:val="18"/>
+                <w:szCs w:val="18"/>
+              </w:rPr>
+            </w:pPr>
+            <w:r>
+              <w:rPr>
+                <w:rFonts w:ascii="Apple Color Emoji" w:hAnsi="Apple Color Emoji" w:cs="Apple Color Emoji"/>
+                <w:sz w:val="18"/>
+                <w:szCs w:val="18"/>
+              </w:rPr>
+              <w:t>✅</w:t>
+            </w:r>
+            <w:r>
+              <w:rPr>
+                <w:rFonts w:ascii="Cambria" w:hAnsi="Cambria"/>
+                <w:sz w:val="18"/>
+                <w:szCs w:val="18"/>
+              </w:rPr>
+              <w:t xml:space="preserve"> PASSED: CalculateFee_GracePeriod_30Minutes_ReturnsFree (N/A)</w:t>
+            </w:r>
+          </w:p>
+          <w:p>
+            <w:pPr>
+              <w:spacing w:before="40"/>
+              <w:rPr>
+                <w:rFonts w:ascii="Cambria" w:hAnsi="Cambria"/>
+                <w:sz w:val="18"/>
+                <w:szCs w:val="18"/>
+              </w:rPr>
+            </w:pPr>
+            <w:r>
+              <w:rPr>
+                <w:rFonts w:ascii="Apple Color Emoji" w:hAnsi="Apple Color Emoji" w:cs="Apple Color Emoji"/>
+                <w:sz w:val="18"/>
+                <w:szCs w:val="18"/>
+              </w:rPr>
+              <w:t>✅</w:t>
+            </w:r>
+            <w:r>
+              <w:rPr>
+                <w:rFonts w:ascii="Cambria" w:hAnsi="Cambria"/>
+                <w:sz w:val="18"/>
+                <w:szCs w:val="18"/>
+              </w:rPr>
+              <w:t xml:space="preserve"> PASSED: CalculateFee_Holiday_Adds50PercentSurcharge (N/A)</w:t>
+            </w:r>
+          </w:p>
+          <w:p>
+            <w:pPr>
+              <w:spacing w:before="40"/>
+              <w:rPr>
+                <w:rFonts w:ascii="Cambria" w:hAnsi="Cambria"/>
+                <w:sz w:val="18"/>
+                <w:szCs w:val="18"/>
+              </w:rPr>
+            </w:pPr>
+            <w:r>
+              <w:rPr>
+                <w:rFonts w:ascii="Apple Color Emoji" w:hAnsi="Apple Color Emoji" w:cs="Apple Color Emoji"/>
+                <w:sz w:val="18"/>
+                <w:szCs w:val="18"/>
+              </w:rPr>
+              <w:t>✅</w:t>
+            </w:r>
+            <w:r>
+              <w:rPr>
+                <w:rFonts w:ascii="Cambria" w:hAnsi="Cambria"/>
+                <w:sz w:val="18"/>
+                <w:szCs w:val="18"/>
+              </w:rPr>
+              <w:t xml:space="preserve"> PASSED: CalculateFee_Motorcycle_DailyCap_Returns4000 (N/A)</w:t>
+            </w:r>
+          </w:p>
+          <w:p>
+            <w:pPr>
+              <w:spacing w:before="40"/>
+              <w:rPr>
+                <w:rFonts w:ascii="Cambria" w:hAnsi="Cambria"/>
+                <w:sz w:val="18"/>
+                <w:szCs w:val="18"/>
+              </w:rPr>
+            </w:pPr>
+            <w:r>
+              <w:rPr>
+                <w:rFonts w:ascii="Apple Color Emoji" w:hAnsi="Apple Color Emoji" w:cs="Apple Color Emoji"/>
+                <w:sz w:val="18"/>
+                <w:szCs w:val="18"/>
+              </w:rPr>
+              <w:t>✅</w:t>
+            </w:r>
+            <w:r>
+              <w:rPr>
+                <w:rFonts w:ascii="Cambria" w:hAnsi="Cambria"/>
+                <w:sz w:val="18"/>
+                <w:szCs w:val="18"/>
+              </w:rPr>
+              <w:t xml:space="preserve"> PASSED: CalculateFee_GracePeriod_31Minutes_ReturnsOneHourFee (N/A)</w:t>
+            </w:r>
+          </w:p>
+          <w:p>
+            <w:pPr>
+              <w:spacing w:before="40"/>
+              <w:rPr>
+                <w:rFonts w:ascii="Cambria" w:hAnsi="Cambria"/>
+                <w:sz w:val="18"/>
+                <w:szCs w:val="18"/>
+              </w:rPr>
+            </w:pPr>
+            <w:r>
+              <w:rPr>
+                <w:rFonts w:ascii="Apple Color Emoji" w:hAnsi="Apple Color Emoji" w:cs="Apple Color Emoji"/>
+                <w:sz w:val="18"/>
+                <w:szCs w:val="18"/>
+              </w:rPr>
+              <w:t>✅</w:t>
+            </w:r>
+            <w:r>
+              <w:rPr>
+                <w:rFonts w:ascii="Cambria" w:hAnsi="Cambria"/>
+                <w:sz w:val="18"/>
+                <w:szCs w:val="18"/>
+              </w:rPr>
+              <w:t xml:space="preserve"> PASSED: CalculateFee_LostTicket_Adds20000 (N/A)</w:t>
+            </w:r>
+          </w:p>
+          <w:p>
+            <w:pPr>
+              <w:spacing w:before="40"/>
+              <w:rPr>
+                <w:rFonts w:ascii="Cambria" w:hAnsi="Cambria"/>
+                <w:sz w:val="18"/>
+                <w:szCs w:val="18"/>
+              </w:rPr>
+            </w:pPr>
+            <w:r>
+              <w:rPr>
+                <w:rFonts w:ascii="Apple Color Emoji" w:hAnsi="Apple Color Emoji" w:cs="Apple Color Emoji"/>
+                <w:sz w:val="18"/>
+                <w:szCs w:val="18"/>
+              </w:rPr>
+              <w:t>✅</w:t>
+            </w:r>
+            <w:r>
+              <w:rPr>
+                <w:rFonts w:ascii="Cambria" w:hAnsi="Cambria"/>
+                <w:sz w:val="18"/>
+                <w:szCs w:val="18"/>
+              </w:rPr>
+              <w:t xml:space="preserve"> PASSED: CalculateFee_SilverMember_Gets10PercentDiscount (N/A)</w:t>
+            </w:r>
+          </w:p>
+          <w:p>
+            <w:pPr>
+              <w:spacing w:before="40"/>
+              <w:rPr>
+                <w:rFonts w:ascii="Cambria" w:hAnsi="Cambria"/>
+                <w:sz w:val="18"/>
+                <w:szCs w:val="18"/>
+              </w:rPr>
+            </w:pPr>
+            <w:r>
+              <w:rPr>
+                <w:rFonts w:ascii="Apple Color Emoji" w:hAnsi="Apple Color Emoji" w:cs="Apple Color Emoji"/>
+                <w:sz w:val="18"/>
+                <w:szCs w:val="18"/>
+              </w:rPr>
+              <w:t>✅</w:t>
+            </w:r>
+            <w:r>
+              <w:rPr>
+                <w:rFonts w:ascii="Cambria" w:hAnsi="Cambria"/>
+                <w:sz w:val="18"/>
+                <w:szCs w:val="18"/>
+              </w:rPr>
+              <w:t xml:space="preserve"> PASSED: CalculateFee_GoldMember_Gets25PercentDiscount (N/A)</w:t>
+            </w:r>
+          </w:p>
+          <w:p>
+            <w:pPr>
+              <w:spacing w:before="40"/>
+              <w:rPr>
+                <w:rFonts w:ascii="Cambria" w:hAnsi="Cambria"/>
+                <w:sz w:val="18"/>
+                <w:szCs w:val="18"/>
+              </w:rPr>
+            </w:pPr>
+            <w:r>
+              <w:rPr>
+                <w:rFonts w:ascii="Apple Color Emoji" w:hAnsi="Apple Color Emoji" w:cs="Apple Color Emoji"/>
+                <w:sz w:val="18"/>
+                <w:szCs w:val="18"/>
+              </w:rPr>
+              <w:t>✅</w:t>
+            </w:r>
+            <w:r>
+              <w:rPr>
+                <w:rFonts w:ascii="Cambria" w:hAnsi="Cambria"/>
+                <w:sz w:val="18"/>
+                <w:szCs w:val="18"/>
+              </w:rPr>
+              <w:t xml:space="preserve"> PASSED: CalculateFee_PlatinumMember_Gets40PercentDiscount (N/A)</w:t>
+            </w:r>
+          </w:p>
+          <w:p>
+            <w:pPr>
+              <w:spacing w:before="40"/>
+              <w:rPr>
+                <w:rFonts w:ascii="Cambria" w:hAnsi="Cambria"/>
+                <w:sz w:val="18"/>
+                <w:szCs w:val="18"/>
+              </w:rPr>
+            </w:pPr>
+            <w:r>
+              <w:rPr>
+                <w:rFonts w:ascii="Apple Color Emoji" w:hAnsi="Apple Color Emoji" w:cs="Apple Color Emoji"/>
+                <w:sz w:val="18"/>
+                <w:szCs w:val="18"/>
+              </w:rPr>
+              <w:t>✅</w:t>
+            </w:r>
+            <w:r>
+              <w:rPr>
+                <w:rFonts w:ascii="Cambria" w:hAnsi="Cambria"/>
+                <w:sz w:val="18"/>
+                <w:szCs w:val="18"/>
+              </w:rPr>
+              <w:t xml:space="preserve"> PASSED: CalculateFee_CarExceedsDailyCap_Returns8000 (N/A)</w:t>
+            </w:r>
+          </w:p>
+          <w:p>
+            <w:pPr>
+              <w:spacing w:before="40"/>
+              <w:rPr>
+                <w:rFonts w:ascii="Cambria" w:hAnsi="Cambria"/>
+                <w:sz w:val="18"/>
+                <w:szCs w:val="18"/>
+              </w:rPr>
+            </w:pPr>
+            <w:r>
+              <w:rPr>
+                <w:rFonts w:ascii="Apple Color Emoji" w:hAnsi="Apple Color Emoji" w:cs="Apple Color Emoji"/>
+                <w:sz w:val="18"/>
+                <w:szCs w:val="18"/>
+              </w:rPr>
+              <w:t>✅</w:t>
+            </w:r>
+            <w:r>
+              <w:rPr>
+                <w:rFonts w:ascii="Cambria" w:hAnsi="Cambria"/>
+                <w:sz w:val="18"/>
+                <w:szCs w:val="18"/>
+              </w:rPr>
+              <w:t xml:space="preserve"> PASSED: </w:t>
             </w:r>
             <w:proofErr w:type="spellStart"/>
             <w:r>
@@ -15405,7 +15710,7 @@
                 <w:sz w:val="18"/>
                 <w:szCs w:val="18"/>
               </w:rPr>
-              <w:t>SmartPark.Core</w:t>
+              <w:t>CalculateFee_ZeroDuration_ReturnsFree</w:t>
             </w:r>
             <w:proofErr w:type="spellEnd"/>
             <w:r>
@@ -15414,7 +15719,59 @@
                 <w:sz w:val="18"/>
                 <w:szCs w:val="18"/>
               </w:rPr>
-              <w:t xml:space="preserve"> net10.0 succeeded (0.0s) → </w:t>
+              <w:t xml:space="preserve"> (N/A)</w:t>
+            </w:r>
+          </w:p>
+          <w:p>
+            <w:pPr>
+              <w:spacing w:before="40"/>
+              <w:rPr>
+                <w:rFonts w:ascii="Cambria" w:hAnsi="Cambria"/>
+                <w:sz w:val="18"/>
+                <w:szCs w:val="18"/>
+              </w:rPr>
+            </w:pPr>
+            <w:r>
+              <w:rPr>
+                <w:rFonts w:ascii="Apple Color Emoji" w:hAnsi="Apple Color Emoji" w:cs="Apple Color Emoji"/>
+                <w:sz w:val="18"/>
+                <w:szCs w:val="18"/>
+              </w:rPr>
+              <w:t>✅</w:t>
+            </w:r>
+            <w:r>
+              <w:rPr>
+                <w:rFonts w:ascii="Cambria" w:hAnsi="Cambria"/>
+                <w:sz w:val="18"/>
+                <w:szCs w:val="18"/>
+              </w:rPr>
+              <w:t xml:space="preserve"> PASSED: CalculateFee_Weekend_Adds20PercentSurcharge (N/A)</w:t>
+            </w:r>
+          </w:p>
+          <w:p>
+            <w:pPr>
+              <w:spacing w:before="40"/>
+              <w:rPr>
+                <w:rFonts w:ascii="Cambria" w:hAnsi="Cambria"/>
+                <w:sz w:val="18"/>
+                <w:szCs w:val="18"/>
+              </w:rPr>
+            </w:pPr>
+            <w:r>
+              <w:rPr>
+                <w:rFonts w:ascii="Apple Color Emoji" w:hAnsi="Apple Color Emoji" w:cs="Apple Color Emoji"/>
+                <w:sz w:val="18"/>
+                <w:szCs w:val="18"/>
+              </w:rPr>
+              <w:t>✅</w:t>
+            </w:r>
+            <w:r>
+              <w:rPr>
+                <w:rFonts w:ascii="Cambria" w:hAnsi="Cambria"/>
+                <w:sz w:val="18"/>
+                <w:szCs w:val="18"/>
+              </w:rPr>
+              <w:t xml:space="preserve"> PASSED: </w:t>
             </w:r>
             <w:proofErr w:type="spellStart"/>
             <w:r>
@@ -15423,7 +15780,7 @@
                 <w:sz w:val="18"/>
                 <w:szCs w:val="18"/>
               </w:rPr>
-              <w:t>src</w:t>
+              <w:t>CalculateFee_RoundingUp_ReturnsTwoHours</w:t>
             </w:r>
             <w:proofErr w:type="spellEnd"/>
             <w:r>
@@ -15432,25 +15789,7 @@
                 <w:sz w:val="18"/>
                 <w:szCs w:val="18"/>
               </w:rPr>
-              <w:t>/</w:t>
-            </w:r>
-            <w:proofErr w:type="spellStart"/>
-            <w:r>
-              <w:rPr>
-                <w:rFonts w:ascii="Cambria" w:hAnsi="Cambria"/>
-                <w:sz w:val="18"/>
-                <w:szCs w:val="18"/>
-              </w:rPr>
-              <w:t>SmartPark.Core</w:t>
-            </w:r>
-            <w:proofErr w:type="spellEnd"/>
-            <w:r>
-              <w:rPr>
-                <w:rFonts w:ascii="Cambria" w:hAnsi="Cambria"/>
-                <w:sz w:val="18"/>
-                <w:szCs w:val="18"/>
-              </w:rPr>
-              <w:t>/bin/Debug/net10.0/SmartPark.Core.dll</w:t>
+              <w:t xml:space="preserve"> (N/A)</w:t>
             </w:r>
           </w:p>
           <w:p>
@@ -15462,50 +15801,6 @@
                 <w:szCs w:val="18"/>
               </w:rPr>
             </w:pPr>
-            <w:r>
-              <w:rPr>
-                <w:rFonts w:ascii="Cambria" w:hAnsi="Cambria"/>
-                <w:sz w:val="18"/>
-                <w:szCs w:val="18"/>
-              </w:rPr>
-              <w:t xml:space="preserve">  </w:t>
-            </w:r>
-            <w:proofErr w:type="spellStart"/>
-            <w:r>
-              <w:rPr>
-                <w:rFonts w:ascii="Cambria" w:hAnsi="Cambria"/>
-                <w:sz w:val="18"/>
-                <w:szCs w:val="18"/>
-              </w:rPr>
-              <w:t>SmartPark.Tests</w:t>
-            </w:r>
-            <w:proofErr w:type="spellEnd"/>
-            <w:r>
-              <w:rPr>
-                <w:rFonts w:ascii="Cambria" w:hAnsi="Cambria"/>
-                <w:sz w:val="18"/>
-                <w:szCs w:val="18"/>
-              </w:rPr>
-              <w:t xml:space="preserve"> net10.0 succeeded (0.1s) → tests/</w:t>
-            </w:r>
-            <w:proofErr w:type="spellStart"/>
-            <w:r>
-              <w:rPr>
-                <w:rFonts w:ascii="Cambria" w:hAnsi="Cambria"/>
-                <w:sz w:val="18"/>
-                <w:szCs w:val="18"/>
-              </w:rPr>
-              <w:t>SmartPark.Tests</w:t>
-            </w:r>
-            <w:proofErr w:type="spellEnd"/>
-            <w:r>
-              <w:rPr>
-                <w:rFonts w:ascii="Cambria" w:hAnsi="Cambria"/>
-                <w:sz w:val="18"/>
-                <w:szCs w:val="18"/>
-              </w:rPr>
-              <w:t>/bin/Debug/net10.0/SmartPark.Tests.dll</w:t>
-            </w:r>
           </w:p>
           <w:p>
             <w:pPr>
@@ -15522,25 +15817,8 @@
                 <w:sz w:val="18"/>
                 <w:szCs w:val="18"/>
               </w:rPr>
-              <w:t xml:space="preserve">[xUnit.net 00:00:00.00] xUnit.net </w:t>
-            </w:r>
-            <w:proofErr w:type="spellStart"/>
-            <w:r>
-              <w:rPr>
-                <w:rFonts w:ascii="Cambria" w:hAnsi="Cambria"/>
-                <w:sz w:val="18"/>
-                <w:szCs w:val="18"/>
-              </w:rPr>
-              <w:t>VSTest</w:t>
-            </w:r>
-            <w:proofErr w:type="spellEnd"/>
-            <w:r>
-              <w:rPr>
-                <w:rFonts w:ascii="Cambria" w:hAnsi="Cambria"/>
-                <w:sz w:val="18"/>
-                <w:szCs w:val="18"/>
-              </w:rPr>
-              <w:t xml:space="preserve"> Adapter v3.1.4+50e68bbb8b (64-bit .NET 10.0.8)</w:t>
+              <w:lastRenderedPageBreak/>
+              <w:t>========================================</w:t>
             </w:r>
           </w:p>
           <w:p>
@@ -15558,18 +15836,8 @@
                 <w:sz w:val="18"/>
                 <w:szCs w:val="18"/>
               </w:rPr>
-              <w:t xml:space="preserve">[xUnit.net 00:00:00.04]   Discovering: </w:t>
-            </w:r>
-            <w:proofErr w:type="spellStart"/>
-            <w:r>
-              <w:rPr>
-                <w:rFonts w:ascii="Cambria" w:hAnsi="Cambria"/>
-                <w:sz w:val="18"/>
-                <w:szCs w:val="18"/>
-              </w:rPr>
-              <w:t>SmartPark.Tests</w:t>
-            </w:r>
-            <w:proofErr w:type="spellEnd"/>
+              <w:t>Test Run Summary</w:t>
+            </w:r>
           </w:p>
           <w:p>
             <w:pPr>
@@ -15586,18 +15854,8 @@
                 <w:sz w:val="18"/>
                 <w:szCs w:val="18"/>
               </w:rPr>
-              <w:t xml:space="preserve">[xUnit.net 00:00:00.07]   Discovered:  </w:t>
-            </w:r>
-            <w:proofErr w:type="spellStart"/>
-            <w:r>
-              <w:rPr>
-                <w:rFonts w:ascii="Cambria" w:hAnsi="Cambria"/>
-                <w:sz w:val="18"/>
-                <w:szCs w:val="18"/>
-              </w:rPr>
-              <w:t>SmartPark.Tests</w:t>
-            </w:r>
-            <w:proofErr w:type="spellEnd"/>
+              <w:t>========================================</w:t>
+            </w:r>
           </w:p>
           <w:p>
             <w:pPr>
@@ -15614,18 +15872,8 @@
                 <w:sz w:val="18"/>
                 <w:szCs w:val="18"/>
               </w:rPr>
-              <w:t xml:space="preserve">[xUnit.net 00:00:00.09]   Starting:    </w:t>
-            </w:r>
-            <w:proofErr w:type="spellStart"/>
-            <w:r>
-              <w:rPr>
-                <w:rFonts w:ascii="Cambria" w:hAnsi="Cambria"/>
-                <w:sz w:val="18"/>
-                <w:szCs w:val="18"/>
-              </w:rPr>
-              <w:t>SmartPark.Tests</w:t>
-            </w:r>
-            <w:proofErr w:type="spellEnd"/>
+              <w:t>Total Tests: 15</w:t>
+            </w:r>
           </w:p>
           <w:p>
             <w:pPr>
@@ -15642,18 +15890,8 @@
                 <w:sz w:val="18"/>
                 <w:szCs w:val="18"/>
               </w:rPr>
-              <w:t xml:space="preserve">[xUnit.net 00:00:00.19]   Finished:    </w:t>
-            </w:r>
-            <w:proofErr w:type="spellStart"/>
-            <w:r>
-              <w:rPr>
-                <w:rFonts w:ascii="Cambria" w:hAnsi="Cambria"/>
-                <w:sz w:val="18"/>
-                <w:szCs w:val="18"/>
-              </w:rPr>
-              <w:t>SmartPark.Tests</w:t>
-            </w:r>
-            <w:proofErr w:type="spellEnd"/>
+              <w:t>Passed: 15</w:t>
+            </w:r>
           </w:p>
           <w:p>
             <w:pPr>
@@ -15670,25 +15908,7 @@
                 <w:sz w:val="18"/>
                 <w:szCs w:val="18"/>
               </w:rPr>
-              <w:t xml:space="preserve">  </w:t>
-            </w:r>
-            <w:proofErr w:type="spellStart"/>
-            <w:r>
-              <w:rPr>
-                <w:rFonts w:ascii="Cambria" w:hAnsi="Cambria"/>
-                <w:sz w:val="18"/>
-                <w:szCs w:val="18"/>
-              </w:rPr>
-              <w:t>SmartPark.Tests</w:t>
-            </w:r>
-            <w:proofErr w:type="spellEnd"/>
-            <w:r>
-              <w:rPr>
-                <w:rFonts w:ascii="Cambria" w:hAnsi="Cambria"/>
-                <w:sz w:val="18"/>
-                <w:szCs w:val="18"/>
-              </w:rPr>
-              <w:t xml:space="preserve"> test net10.0 succeeded (0.6s)</w:t>
+              <w:t>Failed: 0</w:t>
             </w:r>
           </w:p>
           <w:p>
@@ -15700,6 +15920,14 @@
                 <w:szCs w:val="18"/>
               </w:rPr>
             </w:pPr>
+            <w:r>
+              <w:rPr>
+                <w:rFonts w:ascii="Cambria" w:hAnsi="Cambria"/>
+                <w:sz w:val="18"/>
+                <w:szCs w:val="18"/>
+              </w:rPr>
+              <w:t>Skipped: 0</w:t>
+            </w:r>
           </w:p>
           <w:p>
             <w:pPr>
@@ -15712,11 +15940,19 @@
             </w:pPr>
             <w:r>
               <w:rPr>
-                <w:rFonts w:ascii="Cambria" w:hAnsi="Cambria"/>
-                <w:sz w:val="18"/>
-                <w:szCs w:val="18"/>
-              </w:rPr>
-              <w:t>Test summary: total: 20, failed: 0, succeeded: 20, skipped: 0, duration: 0.6s</w:t>
+                <w:rFonts w:ascii="Apple Color Emoji" w:hAnsi="Apple Color Emoji" w:cs="Apple Color Emoji"/>
+                <w:sz w:val="18"/>
+                <w:szCs w:val="18"/>
+              </w:rPr>
+              <w:t>✅</w:t>
+            </w:r>
+            <w:r>
+              <w:rPr>
+                <w:rFonts w:ascii="Cambria" w:hAnsi="Cambria"/>
+                <w:sz w:val="18"/>
+                <w:szCs w:val="18"/>
+              </w:rPr>
+              <w:t xml:space="preserve"> Result: SUCCEEDED</w:t>
             </w:r>
           </w:p>
           <w:p>
@@ -15734,13 +15970,39 @@
                 <w:sz w:val="18"/>
                 <w:szCs w:val="18"/>
               </w:rPr>
-              <w:t>Build succeeded in 1.2s</w:t>
+              <w:t>Test Execution Time: 0.10s (104ms)</w:t>
             </w:r>
           </w:p>
           <w:p>
             <w:pPr>
               <w:spacing w:before="40"/>
-            </w:pPr>
+              <w:rPr>
+                <w:rFonts w:ascii="Cambria" w:hAnsi="Cambria"/>
+                <w:sz w:val="18"/>
+                <w:szCs w:val="18"/>
+              </w:rPr>
+            </w:pPr>
+            <w:r>
+              <w:rPr>
+                <w:rFonts w:ascii="Cambria" w:hAnsi="Cambria"/>
+                <w:sz w:val="18"/>
+                <w:szCs w:val="18"/>
+              </w:rPr>
+              <w:t>Total Time (including build): 1.44s (1440ms)</w:t>
+            </w:r>
+          </w:p>
+          <w:p>
+            <w:pPr>
+              <w:spacing w:before="40"/>
+            </w:pPr>
+            <w:r>
+              <w:rPr>
+                <w:rFonts w:ascii="Cambria" w:hAnsi="Cambria"/>
+                <w:sz w:val="18"/>
+                <w:szCs w:val="18"/>
+              </w:rPr>
+              <w:t>========================================</w:t>
+            </w:r>
           </w:p>
         </w:tc>
       </w:tr>
@@ -15768,7 +16030,6 @@
           <w:sz w:val="21"/>
           <w:szCs w:val="21"/>
         </w:rPr>
-        <w:lastRenderedPageBreak/>
         <w:t xml:space="preserve">Run: </w:t>
       </w:r>
       <w:r>
@@ -15822,6 +16083,9 @@
         <w:gridCol w:w="9360"/>
       </w:tblGrid>
       <w:tr>
+        <w:trPr>
+          <w:trHeight w:val="1689"/>
+        </w:trPr>
         <w:tc>
           <w:tcPr>
             <w:tcW w:w="9360" w:type="dxa"/>
@@ -15861,95 +16125,93 @@
                 <w:szCs w:val="16"/>
               </w:rPr>
             </w:pPr>
-            <w:proofErr w:type="spellStart"/>
             <w:r>
               <w:rPr>
                 <w:rFonts w:ascii="Cambria" w:hAnsi="Cambria"/>
                 <w:sz w:val="16"/>
                 <w:szCs w:val="16"/>
               </w:rPr>
-              <w:t>mac@Raksas-MacBook-Pro</w:t>
-            </w:r>
-            <w:proofErr w:type="spellEnd"/>
-            <w:r>
+              <w:t>Running tests...</w:t>
+            </w:r>
+          </w:p>
+          <w:p>
+            <w:pPr>
+              <w:spacing w:before="40"/>
               <w:rPr>
                 <w:rFonts w:ascii="Cambria" w:hAnsi="Cambria"/>
                 <w:sz w:val="16"/>
                 <w:szCs w:val="16"/>
               </w:rPr>
-              <w:t xml:space="preserve"> automate-test-E5-nhesokraksa % dotnet test --filter "</w:t>
-            </w:r>
-            <w:proofErr w:type="spellStart"/>
-            <w:r>
+            </w:pPr>
+          </w:p>
+          <w:p>
+            <w:pPr>
+              <w:spacing w:before="40"/>
               <w:rPr>
                 <w:rFonts w:ascii="Cambria" w:hAnsi="Cambria"/>
                 <w:sz w:val="16"/>
                 <w:szCs w:val="16"/>
               </w:rPr>
-              <w:t>ParkingSessionManagerTests</w:t>
-            </w:r>
-            <w:proofErr w:type="spellEnd"/>
-            <w:r>
-              <w:rPr>
-                <w:rFonts w:ascii="Cambria" w:hAnsi="Cambria"/>
+            </w:pPr>
+            <w:r>
+              <w:rPr>
+                <w:rFonts w:ascii="Apple Color Emoji" w:hAnsi="Apple Color Emoji" w:cs="Apple Color Emoji"/>
                 <w:sz w:val="16"/>
                 <w:szCs w:val="16"/>
               </w:rPr>
-              <w:t>"</w:t>
-            </w:r>
-          </w:p>
-          <w:p>
-            <w:pPr>
-              <w:spacing w:before="40"/>
+              <w:t>✅</w:t>
+            </w:r>
+            <w:r>
               <w:rPr>
                 <w:rFonts w:ascii="Cambria" w:hAnsi="Cambria"/>
                 <w:sz w:val="16"/>
                 <w:szCs w:val="16"/>
               </w:rPr>
-            </w:pPr>
+              <w:t xml:space="preserve"> PASSED: </w:t>
+            </w:r>
+            <w:proofErr w:type="spellStart"/>
             <w:r>
               <w:rPr>
                 <w:rFonts w:ascii="Cambria" w:hAnsi="Cambria"/>
                 <w:sz w:val="16"/>
                 <w:szCs w:val="16"/>
               </w:rPr>
-              <w:t>Restore complete (0.4s)</w:t>
-            </w:r>
-          </w:p>
-          <w:p>
-            <w:pPr>
-              <w:spacing w:before="40"/>
+              <w:t>CheckOut_Successful_Checkout_AllStepsExecuted</w:t>
+            </w:r>
+            <w:proofErr w:type="spellEnd"/>
+            <w:r>
               <w:rPr>
                 <w:rFonts w:ascii="Cambria" w:hAnsi="Cambria"/>
                 <w:sz w:val="16"/>
                 <w:szCs w:val="16"/>
               </w:rPr>
-            </w:pPr>
-            <w:r>
+              <w:t xml:space="preserve"> (45ms)</w:t>
+            </w:r>
+          </w:p>
+          <w:p>
+            <w:pPr>
+              <w:spacing w:before="40"/>
               <w:rPr>
                 <w:rFonts w:ascii="Cambria" w:hAnsi="Cambria"/>
                 <w:sz w:val="16"/>
                 <w:szCs w:val="16"/>
               </w:rPr>
-              <w:t xml:space="preserve">  </w:t>
-            </w:r>
-            <w:proofErr w:type="spellStart"/>
-            <w:r>
-              <w:rPr>
-                <w:rFonts w:ascii="Cambria" w:hAnsi="Cambria"/>
+            </w:pPr>
+            <w:r>
+              <w:rPr>
+                <w:rFonts w:ascii="Apple Color Emoji" w:hAnsi="Apple Color Emoji" w:cs="Apple Color Emoji"/>
                 <w:sz w:val="16"/>
                 <w:szCs w:val="16"/>
               </w:rPr>
-              <w:t>SmartPark.Core</w:t>
-            </w:r>
-            <w:proofErr w:type="spellEnd"/>
+              <w:t>✅</w:t>
+            </w:r>
             <w:r>
               <w:rPr>
                 <w:rFonts w:ascii="Cambria" w:hAnsi="Cambria"/>
                 <w:sz w:val="16"/>
                 <w:szCs w:val="16"/>
               </w:rPr>
-              <w:t xml:space="preserve"> net10.0 succeeded (0.0s) → </w:t>
+              <w:t xml:space="preserve"> PASSED: </w:t>
             </w:r>
             <w:proofErr w:type="spellStart"/>
             <w:r>
@@ -15958,7 +16220,7 @@
                 <w:sz w:val="16"/>
                 <w:szCs w:val="16"/>
               </w:rPr>
-              <w:t>src</w:t>
+              <w:t>CheckOut_TicketNotFound_ThrowsKeyNotFound</w:t>
             </w:r>
             <w:proofErr w:type="spellEnd"/>
             <w:r>
@@ -15967,144 +16229,140 @@
                 <w:sz w:val="16"/>
                 <w:szCs w:val="16"/>
               </w:rPr>
-              <w:t>/</w:t>
-            </w:r>
-            <w:proofErr w:type="spellStart"/>
-            <w:r>
+              <w:t xml:space="preserve"> (1ms)</w:t>
+            </w:r>
+          </w:p>
+          <w:p>
+            <w:pPr>
+              <w:spacing w:before="40"/>
               <w:rPr>
                 <w:rFonts w:ascii="Cambria" w:hAnsi="Cambria"/>
                 <w:sz w:val="16"/>
                 <w:szCs w:val="16"/>
               </w:rPr>
-              <w:t>SmartPark.Core</w:t>
-            </w:r>
-            <w:proofErr w:type="spellEnd"/>
-            <w:r>
-              <w:rPr>
-                <w:rFonts w:ascii="Cambria" w:hAnsi="Cambria"/>
+            </w:pPr>
+            <w:r>
+              <w:rPr>
+                <w:rFonts w:ascii="Apple Color Emoji" w:hAnsi="Apple Color Emoji" w:cs="Apple Color Emoji"/>
                 <w:sz w:val="16"/>
                 <w:szCs w:val="16"/>
               </w:rPr>
-              <w:t>/bin/Debug/net10.0/SmartPark.Core.dll</w:t>
-            </w:r>
-          </w:p>
-          <w:p>
-            <w:pPr>
-              <w:spacing w:before="40"/>
+              <w:t>✅</w:t>
+            </w:r>
+            <w:r>
               <w:rPr>
                 <w:rFonts w:ascii="Cambria" w:hAnsi="Cambria"/>
                 <w:sz w:val="16"/>
                 <w:szCs w:val="16"/>
               </w:rPr>
-            </w:pPr>
+              <w:t xml:space="preserve"> PASSED: </w:t>
+            </w:r>
+            <w:proofErr w:type="spellStart"/>
             <w:r>
               <w:rPr>
                 <w:rFonts w:ascii="Cambria" w:hAnsi="Cambria"/>
                 <w:sz w:val="16"/>
                 <w:szCs w:val="16"/>
               </w:rPr>
-              <w:t xml:space="preserve">  </w:t>
-            </w:r>
-            <w:proofErr w:type="spellStart"/>
+              <w:t>CheckOut_AlreadyCheckedOut_ThrowsException_NoPayment</w:t>
+            </w:r>
+            <w:proofErr w:type="spellEnd"/>
             <w:r>
               <w:rPr>
                 <w:rFonts w:ascii="Cambria" w:hAnsi="Cambria"/>
                 <w:sz w:val="16"/>
                 <w:szCs w:val="16"/>
               </w:rPr>
-              <w:t>SmartPark.Tests</w:t>
-            </w:r>
-            <w:proofErr w:type="spellEnd"/>
-            <w:r>
+              <w:t xml:space="preserve"> (N/A)</w:t>
+            </w:r>
+          </w:p>
+          <w:p>
+            <w:pPr>
+              <w:spacing w:before="40"/>
               <w:rPr>
                 <w:rFonts w:ascii="Cambria" w:hAnsi="Cambria"/>
                 <w:sz w:val="16"/>
                 <w:szCs w:val="16"/>
               </w:rPr>
-              <w:t xml:space="preserve"> net10.0 succeeded (0.1s) → tests/</w:t>
-            </w:r>
-            <w:proofErr w:type="spellStart"/>
-            <w:r>
-              <w:rPr>
-                <w:rFonts w:ascii="Cambria" w:hAnsi="Cambria"/>
+            </w:pPr>
+            <w:r>
+              <w:rPr>
+                <w:rFonts w:ascii="Apple Color Emoji" w:hAnsi="Apple Color Emoji" w:cs="Apple Color Emoji"/>
                 <w:sz w:val="16"/>
                 <w:szCs w:val="16"/>
               </w:rPr>
-              <w:t>SmartPark.Tests</w:t>
-            </w:r>
-            <w:proofErr w:type="spellEnd"/>
+              <w:t>✅</w:t>
+            </w:r>
             <w:r>
               <w:rPr>
                 <w:rFonts w:ascii="Cambria" w:hAnsi="Cambria"/>
                 <w:sz w:val="16"/>
                 <w:szCs w:val="16"/>
               </w:rPr>
-              <w:t>/bin/Debug/net10.0/SmartPark.Tests.dll</w:t>
-            </w:r>
-          </w:p>
-          <w:p>
-            <w:pPr>
-              <w:spacing w:before="40"/>
+              <w:t xml:space="preserve"> PASSED: </w:t>
+            </w:r>
+            <w:proofErr w:type="spellStart"/>
+            <w:r>
               <w:rPr>
                 <w:rFonts w:ascii="Cambria" w:hAnsi="Cambria"/>
                 <w:sz w:val="16"/>
                 <w:szCs w:val="16"/>
               </w:rPr>
-            </w:pPr>
+              <w:t>CheckInAsync_NewVehicle_LookUpMembership</w:t>
+            </w:r>
+            <w:proofErr w:type="spellEnd"/>
             <w:r>
               <w:rPr>
                 <w:rFonts w:ascii="Cambria" w:hAnsi="Cambria"/>
                 <w:sz w:val="16"/>
                 <w:szCs w:val="16"/>
               </w:rPr>
-              <w:t xml:space="preserve">[xUnit.net 00:00:00.00] xUnit.net </w:t>
-            </w:r>
-            <w:proofErr w:type="spellStart"/>
-            <w:r>
+              <w:t xml:space="preserve"> (1ms)</w:t>
+            </w:r>
+          </w:p>
+          <w:p>
+            <w:pPr>
+              <w:spacing w:before="40"/>
               <w:rPr>
                 <w:rFonts w:ascii="Cambria" w:hAnsi="Cambria"/>
                 <w:sz w:val="16"/>
                 <w:szCs w:val="16"/>
               </w:rPr>
-              <w:t>VSTest</w:t>
-            </w:r>
-            <w:proofErr w:type="spellEnd"/>
-            <w:r>
-              <w:rPr>
-                <w:rFonts w:ascii="Cambria" w:hAnsi="Cambria"/>
+            </w:pPr>
+            <w:r>
+              <w:rPr>
+                <w:rFonts w:ascii="Apple Color Emoji" w:hAnsi="Apple Color Emoji" w:cs="Apple Color Emoji"/>
                 <w:sz w:val="16"/>
                 <w:szCs w:val="16"/>
               </w:rPr>
-              <w:t xml:space="preserve"> Adapter v3.1.4+50e68bbb8b (64-bit .NET 10.0.8)</w:t>
-            </w:r>
-          </w:p>
-          <w:p>
-            <w:pPr>
-              <w:spacing w:before="40"/>
+              <w:t>✅</w:t>
+            </w:r>
+            <w:r>
               <w:rPr>
                 <w:rFonts w:ascii="Cambria" w:hAnsi="Cambria"/>
                 <w:sz w:val="16"/>
                 <w:szCs w:val="16"/>
               </w:rPr>
-            </w:pPr>
+              <w:t xml:space="preserve"> PASSED: </w:t>
+            </w:r>
+            <w:proofErr w:type="spellStart"/>
             <w:r>
               <w:rPr>
                 <w:rFonts w:ascii="Cambria" w:hAnsi="Cambria"/>
                 <w:sz w:val="16"/>
                 <w:szCs w:val="16"/>
               </w:rPr>
-              <w:t xml:space="preserve">[xUnit.net 00:00:00.04]   Discovering: </w:t>
-            </w:r>
-            <w:proofErr w:type="spellStart"/>
+              <w:t>CheckOut_PaymentFails_ThrowsException_UpdateNotCalled</w:t>
+            </w:r>
+            <w:proofErr w:type="spellEnd"/>
             <w:r>
               <w:rPr>
                 <w:rFonts w:ascii="Cambria" w:hAnsi="Cambria"/>
                 <w:sz w:val="16"/>
                 <w:szCs w:val="16"/>
               </w:rPr>
-              <w:t>SmartPark.Tests</w:t>
-            </w:r>
-            <w:proofErr w:type="spellEnd"/>
+              <w:t xml:space="preserve"> (N/A)</w:t>
+            </w:r>
           </w:p>
           <w:p>
             <w:pPr>
@@ -16117,67 +16375,63 @@
             </w:pPr>
             <w:r>
               <w:rPr>
-                <w:rFonts w:ascii="Cambria" w:hAnsi="Cambria"/>
+                <w:rFonts w:ascii="Apple Color Emoji" w:hAnsi="Apple Color Emoji" w:cs="Apple Color Emoji"/>
                 <w:sz w:val="16"/>
                 <w:szCs w:val="16"/>
               </w:rPr>
-              <w:t xml:space="preserve">[xUnit.net 00:00:00.08]   Discovered:  </w:t>
-            </w:r>
-            <w:proofErr w:type="spellStart"/>
+              <w:t>✅</w:t>
+            </w:r>
             <w:r>
               <w:rPr>
                 <w:rFonts w:ascii="Cambria" w:hAnsi="Cambria"/>
                 <w:sz w:val="16"/>
                 <w:szCs w:val="16"/>
               </w:rPr>
-              <w:t>SmartPark.Tests</w:t>
-            </w:r>
-            <w:proofErr w:type="spellEnd"/>
-          </w:p>
-          <w:p>
-            <w:pPr>
-              <w:spacing w:before="40"/>
+              <w:t xml:space="preserve"> PASSED: </w:t>
+            </w:r>
+            <w:proofErr w:type="spellStart"/>
+            <w:r>
               <w:rPr>
                 <w:rFonts w:ascii="Cambria" w:hAnsi="Cambria"/>
                 <w:sz w:val="16"/>
                 <w:szCs w:val="16"/>
               </w:rPr>
-            </w:pPr>
+              <w:t>CheckIn_DuplicateCheckIn_ThrowsException_SaveNotCalled</w:t>
+            </w:r>
+            <w:proofErr w:type="spellEnd"/>
             <w:r>
               <w:rPr>
                 <w:rFonts w:ascii="Cambria" w:hAnsi="Cambria"/>
                 <w:sz w:val="16"/>
                 <w:szCs w:val="16"/>
               </w:rPr>
-              <w:t xml:space="preserve">[xUnit.net 00:00:00.09]   Starting:    </w:t>
-            </w:r>
-            <w:proofErr w:type="spellStart"/>
-            <w:r>
+              <w:t xml:space="preserve"> (N/A)</w:t>
+            </w:r>
+          </w:p>
+          <w:p>
+            <w:pPr>
+              <w:spacing w:before="40"/>
               <w:rPr>
                 <w:rFonts w:ascii="Cambria" w:hAnsi="Cambria"/>
                 <w:sz w:val="16"/>
                 <w:szCs w:val="16"/>
               </w:rPr>
-              <w:t>SmartPark.Tests</w:t>
-            </w:r>
-            <w:proofErr w:type="spellEnd"/>
-          </w:p>
-          <w:p>
-            <w:pPr>
-              <w:spacing w:before="40"/>
-              <w:rPr>
-                <w:rFonts w:ascii="Cambria" w:hAnsi="Cambria"/>
+            </w:pPr>
+            <w:r>
+              <w:rPr>
+                <w:rFonts w:ascii="Apple Color Emoji" w:hAnsi="Apple Color Emoji" w:cs="Apple Color Emoji"/>
                 <w:sz w:val="16"/>
                 <w:szCs w:val="16"/>
               </w:rPr>
-            </w:pPr>
+              <w:t>✅</w:t>
+            </w:r>
             <w:r>
               <w:rPr>
                 <w:rFonts w:ascii="Cambria" w:hAnsi="Cambria"/>
                 <w:sz w:val="16"/>
                 <w:szCs w:val="16"/>
               </w:rPr>
-              <w:t xml:space="preserve">[xUnit.net 00:00:00.17]   Finished:    </w:t>
+              <w:t xml:space="preserve"> PASSED: </w:t>
             </w:r>
             <w:proofErr w:type="spellStart"/>
             <w:r>
@@ -16186,44 +16440,44 @@
                 <w:sz w:val="16"/>
                 <w:szCs w:val="16"/>
               </w:rPr>
-              <w:t>SmartPark.Tests</w:t>
+              <w:t>CheckOut_NotificationFails_StillSucceeds</w:t>
             </w:r>
             <w:proofErr w:type="spellEnd"/>
-          </w:p>
-          <w:p>
-            <w:pPr>
-              <w:spacing w:before="40"/>
+            <w:r>
               <w:rPr>
                 <w:rFonts w:ascii="Cambria" w:hAnsi="Cambria"/>
                 <w:sz w:val="16"/>
                 <w:szCs w:val="16"/>
               </w:rPr>
-            </w:pPr>
-            <w:r>
+              <w:t xml:space="preserve"> (1ms)</w:t>
+            </w:r>
+          </w:p>
+          <w:p>
+            <w:pPr>
+              <w:spacing w:before="40"/>
               <w:rPr>
                 <w:rFonts w:ascii="Cambria" w:hAnsi="Cambria"/>
                 <w:sz w:val="16"/>
                 <w:szCs w:val="16"/>
               </w:rPr>
-              <w:t xml:space="preserve">  </w:t>
-            </w:r>
-            <w:proofErr w:type="spellStart"/>
-            <w:r>
+            </w:pPr>
+          </w:p>
+          <w:p>
+            <w:pPr>
+              <w:spacing w:before="40"/>
               <w:rPr>
                 <w:rFonts w:ascii="Cambria" w:hAnsi="Cambria"/>
                 <w:sz w:val="16"/>
                 <w:szCs w:val="16"/>
               </w:rPr>
-              <w:t>SmartPark.Tests</w:t>
-            </w:r>
-            <w:proofErr w:type="spellEnd"/>
+            </w:pPr>
             <w:r>
               <w:rPr>
                 <w:rFonts w:ascii="Cambria" w:hAnsi="Cambria"/>
                 <w:sz w:val="16"/>
                 <w:szCs w:val="16"/>
               </w:rPr>
-              <w:t xml:space="preserve"> test net10.0 succeeded (0.7s)</w:t>
+              <w:t>========================================</w:t>
             </w:r>
           </w:p>
           <w:p>
@@ -16235,28 +16489,23 @@
                 <w:szCs w:val="16"/>
               </w:rPr>
             </w:pPr>
-          </w:p>
-          <w:p>
-            <w:pPr>
-              <w:spacing w:before="40"/>
+            <w:r>
               <w:rPr>
                 <w:rFonts w:ascii="Cambria" w:hAnsi="Cambria"/>
                 <w:sz w:val="16"/>
                 <w:szCs w:val="16"/>
               </w:rPr>
-            </w:pPr>
-            <w:r>
+              <w:t>Test Run Summary</w:t>
+            </w:r>
+          </w:p>
+          <w:p>
+            <w:pPr>
+              <w:spacing w:before="40"/>
               <w:rPr>
                 <w:rFonts w:ascii="Cambria" w:hAnsi="Cambria"/>
                 <w:sz w:val="16"/>
                 <w:szCs w:val="16"/>
               </w:rPr>
-              <w:t>Test summary: total: 7, failed: 0, succeeded: 7, skipped: 0, duration: 0.7s</w:t>
-            </w:r>
-          </w:p>
-          <w:p>
-            <w:pPr>
-              <w:spacing w:before="40"/>
             </w:pPr>
             <w:r>
               <w:rPr>
@@ -16264,7 +16513,154 @@
                 <w:sz w:val="16"/>
                 <w:szCs w:val="16"/>
               </w:rPr>
-              <w:t>Build succeeded in 1.3s</w:t>
+              <w:t>========================================</w:t>
+            </w:r>
+          </w:p>
+          <w:p>
+            <w:pPr>
+              <w:spacing w:before="40"/>
+              <w:rPr>
+                <w:rFonts w:ascii="Cambria" w:hAnsi="Cambria"/>
+                <w:sz w:val="16"/>
+                <w:szCs w:val="16"/>
+              </w:rPr>
+            </w:pPr>
+            <w:r>
+              <w:rPr>
+                <w:rFonts w:ascii="Cambria" w:hAnsi="Cambria"/>
+                <w:sz w:val="16"/>
+                <w:szCs w:val="16"/>
+              </w:rPr>
+              <w:t>Total Tests: 7</w:t>
+            </w:r>
+          </w:p>
+          <w:p>
+            <w:pPr>
+              <w:spacing w:before="40"/>
+              <w:rPr>
+                <w:rFonts w:ascii="Cambria" w:hAnsi="Cambria"/>
+                <w:sz w:val="16"/>
+                <w:szCs w:val="16"/>
+              </w:rPr>
+            </w:pPr>
+            <w:r>
+              <w:rPr>
+                <w:rFonts w:ascii="Cambria" w:hAnsi="Cambria"/>
+                <w:sz w:val="16"/>
+                <w:szCs w:val="16"/>
+              </w:rPr>
+              <w:t>Passed: 7</w:t>
+            </w:r>
+          </w:p>
+          <w:p>
+            <w:pPr>
+              <w:spacing w:before="40"/>
+              <w:rPr>
+                <w:rFonts w:ascii="Cambria" w:hAnsi="Cambria"/>
+                <w:sz w:val="16"/>
+                <w:szCs w:val="16"/>
+              </w:rPr>
+            </w:pPr>
+            <w:r>
+              <w:rPr>
+                <w:rFonts w:ascii="Cambria" w:hAnsi="Cambria"/>
+                <w:sz w:val="16"/>
+                <w:szCs w:val="16"/>
+              </w:rPr>
+              <w:t>Failed: 0</w:t>
+            </w:r>
+          </w:p>
+          <w:p>
+            <w:pPr>
+              <w:spacing w:before="40"/>
+              <w:rPr>
+                <w:rFonts w:ascii="Cambria" w:hAnsi="Cambria"/>
+                <w:sz w:val="16"/>
+                <w:szCs w:val="16"/>
+              </w:rPr>
+            </w:pPr>
+            <w:r>
+              <w:rPr>
+                <w:rFonts w:ascii="Cambria" w:hAnsi="Cambria"/>
+                <w:sz w:val="16"/>
+                <w:szCs w:val="16"/>
+              </w:rPr>
+              <w:t>Skipped: 0</w:t>
+            </w:r>
+          </w:p>
+          <w:p>
+            <w:pPr>
+              <w:spacing w:before="40"/>
+              <w:rPr>
+                <w:rFonts w:ascii="Cambria" w:hAnsi="Cambria"/>
+                <w:sz w:val="16"/>
+                <w:szCs w:val="16"/>
+              </w:rPr>
+            </w:pPr>
+            <w:r>
+              <w:rPr>
+                <w:rFonts w:ascii="Apple Color Emoji" w:hAnsi="Apple Color Emoji" w:cs="Apple Color Emoji"/>
+                <w:sz w:val="16"/>
+                <w:szCs w:val="16"/>
+              </w:rPr>
+              <w:t>✅</w:t>
+            </w:r>
+            <w:r>
+              <w:rPr>
+                <w:rFonts w:ascii="Cambria" w:hAnsi="Cambria"/>
+                <w:sz w:val="16"/>
+                <w:szCs w:val="16"/>
+              </w:rPr>
+              <w:t xml:space="preserve"> Result: SUCCEEDED</w:t>
+            </w:r>
+          </w:p>
+          <w:p>
+            <w:pPr>
+              <w:spacing w:before="40"/>
+              <w:rPr>
+                <w:rFonts w:ascii="Cambria" w:hAnsi="Cambria"/>
+                <w:sz w:val="16"/>
+                <w:szCs w:val="16"/>
+              </w:rPr>
+            </w:pPr>
+            <w:r>
+              <w:rPr>
+                <w:rFonts w:ascii="Cambria" w:hAnsi="Cambria"/>
+                <w:sz w:val="16"/>
+                <w:szCs w:val="16"/>
+              </w:rPr>
+              <w:t>Test Execution Time: 0.13s (132ms)</w:t>
+            </w:r>
+          </w:p>
+          <w:p>
+            <w:pPr>
+              <w:spacing w:before="40"/>
+              <w:rPr>
+                <w:rFonts w:ascii="Cambria" w:hAnsi="Cambria"/>
+                <w:sz w:val="16"/>
+                <w:szCs w:val="16"/>
+              </w:rPr>
+            </w:pPr>
+            <w:r>
+              <w:rPr>
+                <w:rFonts w:ascii="Cambria" w:hAnsi="Cambria"/>
+                <w:sz w:val="16"/>
+                <w:szCs w:val="16"/>
+              </w:rPr>
+              <w:t>Total Time (including build): 1.55s (1547ms)</w:t>
+            </w:r>
+          </w:p>
+          <w:p>
+            <w:pPr>
+              <w:spacing w:before="40"/>
+            </w:pPr>
+            <w:r>
+              <w:rPr>
+                <w:rFonts w:ascii="Cambria" w:hAnsi="Cambria"/>
+                <w:sz w:val="16"/>
+                <w:szCs w:val="16"/>
+              </w:rPr>
+              <w:t>========================================</w:t>
             </w:r>
           </w:p>
         </w:tc>
@@ -16524,6 +16920,7 @@
                 <w:sz w:val="18"/>
                 <w:szCs w:val="18"/>
               </w:rPr>
+              <w:lastRenderedPageBreak/>
               <w:t>[paste your actual PBT output here]</w:t>
             </w:r>
           </w:p>
@@ -16536,6 +16933,50 @@
                 <w:szCs w:val="18"/>
               </w:rPr>
             </w:pPr>
+            <w:r>
+              <w:rPr>
+                <w:rFonts w:ascii="Cambria" w:hAnsi="Cambria"/>
+                <w:sz w:val="18"/>
+                <w:szCs w:val="18"/>
+              </w:rPr>
+              <w:t>Running tests...</w:t>
+            </w:r>
+          </w:p>
+          <w:p>
+            <w:pPr>
+              <w:spacing w:before="40"/>
+              <w:rPr>
+                <w:rFonts w:ascii="Cambria" w:hAnsi="Cambria"/>
+                <w:sz w:val="18"/>
+                <w:szCs w:val="18"/>
+              </w:rPr>
+            </w:pPr>
+          </w:p>
+          <w:p>
+            <w:pPr>
+              <w:spacing w:before="40"/>
+              <w:rPr>
+                <w:rFonts w:ascii="Cambria" w:hAnsi="Cambria"/>
+                <w:sz w:val="18"/>
+                <w:szCs w:val="18"/>
+              </w:rPr>
+            </w:pPr>
+            <w:r>
+              <w:rPr>
+                <w:rFonts w:ascii="Apple Color Emoji" w:hAnsi="Apple Color Emoji" w:cs="Apple Color Emoji"/>
+                <w:sz w:val="18"/>
+                <w:szCs w:val="18"/>
+              </w:rPr>
+              <w:t>✅</w:t>
+            </w:r>
+            <w:r>
+              <w:rPr>
+                <w:rFonts w:ascii="Cambria" w:hAnsi="Cambria"/>
+                <w:sz w:val="18"/>
+                <w:szCs w:val="18"/>
+              </w:rPr>
+              <w:t xml:space="preserve"> PASSED: </w:t>
+            </w:r>
             <w:proofErr w:type="spellStart"/>
             <w:r>
               <w:rPr>
@@ -16543,7 +16984,7 @@
                 <w:sz w:val="18"/>
                 <w:szCs w:val="18"/>
               </w:rPr>
-              <w:t>mac@Raksas-MacBook-Pro</w:t>
+              <w:t>Fee_Increases_With_Time</w:t>
             </w:r>
             <w:proofErr w:type="spellEnd"/>
             <w:r>
@@ -16552,7 +16993,53 @@
                 <w:sz w:val="18"/>
                 <w:szCs w:val="18"/>
               </w:rPr>
-              <w:t xml:space="preserve"> automate-test-E5-nhesokraksa % dotnet test --filter </w:t>
+              <w:t xml:space="preserve"> (50ms)</w:t>
+            </w:r>
+          </w:p>
+          <w:p>
+            <w:pPr>
+              <w:spacing w:before="40"/>
+              <w:rPr>
+                <w:rFonts w:ascii="Cambria" w:hAnsi="Cambria"/>
+                <w:sz w:val="18"/>
+                <w:szCs w:val="18"/>
+              </w:rPr>
+            </w:pPr>
+            <w:r>
+              <w:rPr>
+                <w:rFonts w:ascii="Cambria" w:hAnsi="Cambria"/>
+                <w:sz w:val="18"/>
+                <w:szCs w:val="18"/>
+              </w:rPr>
+              <w:t>Ok, passed 100 tests.</w:t>
+            </w:r>
+          </w:p>
+          <w:p>
+            <w:pPr>
+              <w:spacing w:before="40"/>
+              <w:rPr>
+                <w:rFonts w:ascii="Cambria" w:hAnsi="Cambria"/>
+                <w:sz w:val="18"/>
+                <w:szCs w:val="18"/>
+              </w:rPr>
+            </w:pPr>
+          </w:p>
+          <w:p>
+            <w:pPr>
+              <w:spacing w:before="40"/>
+              <w:rPr>
+                <w:rFonts w:ascii="Cambria" w:hAnsi="Cambria"/>
+                <w:sz w:val="18"/>
+                <w:szCs w:val="18"/>
+              </w:rPr>
+            </w:pPr>
+            <w:r>
+              <w:rPr>
+                <w:rFonts w:ascii="Cambria" w:hAnsi="Cambria"/>
+                <w:sz w:val="18"/>
+                <w:szCs w:val="18"/>
+              </w:rPr>
+              <w:t>[</w:t>
             </w:r>
             <w:proofErr w:type="spellStart"/>
             <w:r>
@@ -16561,9 +17048,17 @@
                 <w:sz w:val="18"/>
                 <w:szCs w:val="18"/>
               </w:rPr>
-              <w:t>FullyQualifiedName~ParkingFeeCalculatorPropertyTests</w:t>
+              <w:t>Fee_Increases_With_Time</w:t>
             </w:r>
             <w:proofErr w:type="spellEnd"/>
+            <w:r>
+              <w:rPr>
+                <w:rFonts w:ascii="Cambria" w:hAnsi="Cambria"/>
+                <w:sz w:val="18"/>
+                <w:szCs w:val="18"/>
+              </w:rPr>
+              <w:t>] Ok, passed 100 tests.</w:t>
+            </w:r>
           </w:p>
           <w:p>
             <w:pPr>
@@ -16574,14 +17069,6 @@
                 <w:szCs w:val="18"/>
               </w:rPr>
             </w:pPr>
-            <w:r>
-              <w:rPr>
-                <w:rFonts w:ascii="Cambria" w:hAnsi="Cambria"/>
-                <w:sz w:val="18"/>
-                <w:szCs w:val="18"/>
-              </w:rPr>
-              <w:t>Restore complete (0.4s)</w:t>
-            </w:r>
           </w:p>
           <w:p>
             <w:pPr>
@@ -16594,11 +17081,19 @@
             </w:pPr>
             <w:r>
               <w:rPr>
-                <w:rFonts w:ascii="Cambria" w:hAnsi="Cambria"/>
-                <w:sz w:val="18"/>
-                <w:szCs w:val="18"/>
-              </w:rPr>
-              <w:t xml:space="preserve">  </w:t>
+                <w:rFonts w:ascii="Apple Color Emoji" w:hAnsi="Apple Color Emoji" w:cs="Apple Color Emoji"/>
+                <w:sz w:val="18"/>
+                <w:szCs w:val="18"/>
+              </w:rPr>
+              <w:t>✅</w:t>
+            </w:r>
+            <w:r>
+              <w:rPr>
+                <w:rFonts w:ascii="Cambria" w:hAnsi="Cambria"/>
+                <w:sz w:val="18"/>
+                <w:szCs w:val="18"/>
+              </w:rPr>
+              <w:t xml:space="preserve"> PASSED: </w:t>
             </w:r>
             <w:proofErr w:type="spellStart"/>
             <w:r>
@@ -16607,7 +17102,7 @@
                 <w:sz w:val="18"/>
                 <w:szCs w:val="18"/>
               </w:rPr>
-              <w:t>SmartPark.Core</w:t>
+              <w:t>Fee_NeverExceedsDailyCap</w:t>
             </w:r>
             <w:proofErr w:type="spellEnd"/>
             <w:r>
@@ -16616,7 +17111,53 @@
                 <w:sz w:val="18"/>
                 <w:szCs w:val="18"/>
               </w:rPr>
-              <w:t xml:space="preserve"> net10.0 succeeded (0.0s) → </w:t>
+              <w:t xml:space="preserve"> (2ms)</w:t>
+            </w:r>
+          </w:p>
+          <w:p>
+            <w:pPr>
+              <w:spacing w:before="40"/>
+              <w:rPr>
+                <w:rFonts w:ascii="Cambria" w:hAnsi="Cambria"/>
+                <w:sz w:val="18"/>
+                <w:szCs w:val="18"/>
+              </w:rPr>
+            </w:pPr>
+            <w:r>
+              <w:rPr>
+                <w:rFonts w:ascii="Cambria" w:hAnsi="Cambria"/>
+                <w:sz w:val="18"/>
+                <w:szCs w:val="18"/>
+              </w:rPr>
+              <w:t>Ok, passed 100 tests.</w:t>
+            </w:r>
+          </w:p>
+          <w:p>
+            <w:pPr>
+              <w:spacing w:before="40"/>
+              <w:rPr>
+                <w:rFonts w:ascii="Cambria" w:hAnsi="Cambria"/>
+                <w:sz w:val="18"/>
+                <w:szCs w:val="18"/>
+              </w:rPr>
+            </w:pPr>
+          </w:p>
+          <w:p>
+            <w:pPr>
+              <w:spacing w:before="40"/>
+              <w:rPr>
+                <w:rFonts w:ascii="Cambria" w:hAnsi="Cambria"/>
+                <w:sz w:val="18"/>
+                <w:szCs w:val="18"/>
+              </w:rPr>
+            </w:pPr>
+            <w:r>
+              <w:rPr>
+                <w:rFonts w:ascii="Cambria" w:hAnsi="Cambria"/>
+                <w:sz w:val="18"/>
+                <w:szCs w:val="18"/>
+              </w:rPr>
+              <w:t>[</w:t>
             </w:r>
             <w:proofErr w:type="spellStart"/>
             <w:r>
@@ -16625,7 +17166,7 @@
                 <w:sz w:val="18"/>
                 <w:szCs w:val="18"/>
               </w:rPr>
-              <w:t>src</w:t>
+              <w:t>Fee_NeverExceedsDailyCap</w:t>
             </w:r>
             <w:proofErr w:type="spellEnd"/>
             <w:r>
@@ -16634,7 +17175,43 @@
                 <w:sz w:val="18"/>
                 <w:szCs w:val="18"/>
               </w:rPr>
-              <w:t>/</w:t>
+              <w:t>] Ok, passed 100 tests.</w:t>
+            </w:r>
+          </w:p>
+          <w:p>
+            <w:pPr>
+              <w:spacing w:before="40"/>
+              <w:rPr>
+                <w:rFonts w:ascii="Cambria" w:hAnsi="Cambria"/>
+                <w:sz w:val="18"/>
+                <w:szCs w:val="18"/>
+              </w:rPr>
+            </w:pPr>
+          </w:p>
+          <w:p>
+            <w:pPr>
+              <w:spacing w:before="40"/>
+              <w:rPr>
+                <w:rFonts w:ascii="Cambria" w:hAnsi="Cambria"/>
+                <w:sz w:val="18"/>
+                <w:szCs w:val="18"/>
+              </w:rPr>
+            </w:pPr>
+            <w:r>
+              <w:rPr>
+                <w:rFonts w:ascii="Apple Color Emoji" w:hAnsi="Apple Color Emoji" w:cs="Apple Color Emoji"/>
+                <w:sz w:val="18"/>
+                <w:szCs w:val="18"/>
+              </w:rPr>
+              <w:t>✅</w:t>
+            </w:r>
+            <w:r>
+              <w:rPr>
+                <w:rFonts w:ascii="Cambria" w:hAnsi="Cambria"/>
+                <w:sz w:val="18"/>
+                <w:szCs w:val="18"/>
+              </w:rPr>
+              <w:t xml:space="preserve"> PASSED: </w:t>
             </w:r>
             <w:proofErr w:type="spellStart"/>
             <w:r>
@@ -16643,7 +17220,7 @@
                 <w:sz w:val="18"/>
                 <w:szCs w:val="18"/>
               </w:rPr>
-              <w:t>SmartPark.Core</w:t>
+              <w:t>Holiday_Overrides_Weekend</w:t>
             </w:r>
             <w:proofErr w:type="spellEnd"/>
             <w:r>
@@ -16652,20 +17229,53 @@
                 <w:sz w:val="18"/>
                 <w:szCs w:val="18"/>
               </w:rPr>
-              <w:t>/bin/Debug/net10.0/SmartPark.Core.dll</w:t>
+              <w:t xml:space="preserve"> (N/A)</w:t>
             </w:r>
           </w:p>
           <w:p>
             <w:pPr>
               <w:spacing w:before="40"/>
-            </w:pPr>
-            <w:r>
-              <w:rPr>
-                <w:rFonts w:ascii="Cambria" w:hAnsi="Cambria"/>
-                <w:sz w:val="18"/>
-                <w:szCs w:val="18"/>
-              </w:rPr>
-              <w:t xml:space="preserve">  </w:t>
+              <w:rPr>
+                <w:rFonts w:ascii="Cambria" w:hAnsi="Cambria"/>
+                <w:sz w:val="18"/>
+                <w:szCs w:val="18"/>
+              </w:rPr>
+            </w:pPr>
+            <w:r>
+              <w:rPr>
+                <w:rFonts w:ascii="Cambria" w:hAnsi="Cambria"/>
+                <w:sz w:val="18"/>
+                <w:szCs w:val="18"/>
+              </w:rPr>
+              <w:t>Ok, passed 100 tests.</w:t>
+            </w:r>
+          </w:p>
+          <w:p>
+            <w:pPr>
+              <w:spacing w:before="40"/>
+              <w:rPr>
+                <w:rFonts w:ascii="Cambria" w:hAnsi="Cambria"/>
+                <w:sz w:val="18"/>
+                <w:szCs w:val="18"/>
+              </w:rPr>
+            </w:pPr>
+          </w:p>
+          <w:p>
+            <w:pPr>
+              <w:spacing w:before="40"/>
+              <w:rPr>
+                <w:rFonts w:ascii="Cambria" w:hAnsi="Cambria"/>
+                <w:sz w:val="18"/>
+                <w:szCs w:val="18"/>
+              </w:rPr>
+            </w:pPr>
+            <w:r>
+              <w:rPr>
+                <w:rFonts w:ascii="Cambria" w:hAnsi="Cambria"/>
+                <w:sz w:val="18"/>
+                <w:szCs w:val="18"/>
+              </w:rPr>
+              <w:t>[</w:t>
             </w:r>
             <w:proofErr w:type="spellStart"/>
             <w:r>
@@ -16674,7 +17284,7 @@
                 <w:sz w:val="18"/>
                 <w:szCs w:val="18"/>
               </w:rPr>
-              <w:t>SmartPark.Tests</w:t>
+              <w:t>Holiday_Overrides_Weekend</w:t>
             </w:r>
             <w:proofErr w:type="spellEnd"/>
             <w:r>
@@ -16683,18 +17293,143 @@
                 <w:sz w:val="18"/>
                 <w:szCs w:val="18"/>
               </w:rPr>
-              <w:t xml:space="preserve"> net10.0 succeeded (0.1s) →</w:t>
-            </w:r>
-            <w:r>
-              <w:t xml:space="preserve"> tests/</w:t>
+              <w:t>] Ok, passed 100 tests.</w:t>
+            </w:r>
+          </w:p>
+          <w:p>
+            <w:pPr>
+              <w:spacing w:before="40"/>
+              <w:rPr>
+                <w:rFonts w:ascii="Cambria" w:hAnsi="Cambria"/>
+                <w:sz w:val="18"/>
+                <w:szCs w:val="18"/>
+              </w:rPr>
+            </w:pPr>
+          </w:p>
+          <w:p>
+            <w:pPr>
+              <w:spacing w:before="40"/>
+              <w:rPr>
+                <w:rFonts w:ascii="Cambria" w:hAnsi="Cambria"/>
+                <w:sz w:val="18"/>
+                <w:szCs w:val="18"/>
+              </w:rPr>
+            </w:pPr>
+            <w:r>
+              <w:rPr>
+                <w:rFonts w:ascii="Apple Color Emoji" w:hAnsi="Apple Color Emoji" w:cs="Apple Color Emoji"/>
+                <w:sz w:val="18"/>
+                <w:szCs w:val="18"/>
+              </w:rPr>
+              <w:t>✅</w:t>
+            </w:r>
+            <w:r>
+              <w:rPr>
+                <w:rFonts w:ascii="Cambria" w:hAnsi="Cambria"/>
+                <w:sz w:val="18"/>
+                <w:szCs w:val="18"/>
+              </w:rPr>
+              <w:t xml:space="preserve"> PASSED: LostTicket_AddsExactly20000 (N/A)</w:t>
+            </w:r>
+          </w:p>
+          <w:p>
+            <w:pPr>
+              <w:spacing w:before="40"/>
+              <w:rPr>
+                <w:rFonts w:ascii="Cambria" w:hAnsi="Cambria"/>
+                <w:sz w:val="18"/>
+                <w:szCs w:val="18"/>
+              </w:rPr>
+            </w:pPr>
+            <w:r>
+              <w:rPr>
+                <w:rFonts w:ascii="Cambria" w:hAnsi="Cambria"/>
+                <w:sz w:val="18"/>
+                <w:szCs w:val="18"/>
+              </w:rPr>
+              <w:t>Ok, passed 100 tests.</w:t>
+            </w:r>
+          </w:p>
+          <w:p>
+            <w:pPr>
+              <w:spacing w:before="40"/>
+              <w:rPr>
+                <w:rFonts w:ascii="Cambria" w:hAnsi="Cambria"/>
+                <w:sz w:val="18"/>
+                <w:szCs w:val="18"/>
+              </w:rPr>
+            </w:pPr>
+          </w:p>
+          <w:p>
+            <w:pPr>
+              <w:spacing w:before="40"/>
+              <w:rPr>
+                <w:rFonts w:ascii="Cambria" w:hAnsi="Cambria"/>
+                <w:sz w:val="18"/>
+                <w:szCs w:val="18"/>
+              </w:rPr>
+            </w:pPr>
+            <w:r>
+              <w:rPr>
+                <w:rFonts w:ascii="Cambria" w:hAnsi="Cambria"/>
+                <w:sz w:val="18"/>
+                <w:szCs w:val="18"/>
+              </w:rPr>
+              <w:t>[LostTicket_AddsExactly20000] Ok, passed 100 tests.</w:t>
+            </w:r>
+          </w:p>
+          <w:p>
+            <w:pPr>
+              <w:spacing w:before="40"/>
+              <w:rPr>
+                <w:rFonts w:ascii="Cambria" w:hAnsi="Cambria"/>
+                <w:sz w:val="18"/>
+                <w:szCs w:val="18"/>
+              </w:rPr>
+            </w:pPr>
+          </w:p>
+          <w:p>
+            <w:pPr>
+              <w:spacing w:before="40"/>
+              <w:rPr>
+                <w:rFonts w:ascii="Cambria" w:hAnsi="Cambria"/>
+                <w:sz w:val="18"/>
+                <w:szCs w:val="18"/>
+              </w:rPr>
+            </w:pPr>
+            <w:r>
+              <w:rPr>
+                <w:rFonts w:ascii="Apple Color Emoji" w:hAnsi="Apple Color Emoji" w:cs="Apple Color Emoji"/>
+                <w:sz w:val="18"/>
+                <w:szCs w:val="18"/>
+              </w:rPr>
+              <w:t>✅</w:t>
+            </w:r>
+            <w:r>
+              <w:rPr>
+                <w:rFonts w:ascii="Cambria" w:hAnsi="Cambria"/>
+                <w:sz w:val="18"/>
+                <w:szCs w:val="18"/>
+              </w:rPr>
+              <w:t xml:space="preserve"> PASSED: </w:t>
             </w:r>
             <w:proofErr w:type="spellStart"/>
             <w:r>
-              <w:t>SmartPark.Tests</w:t>
+              <w:rPr>
+                <w:rFonts w:ascii="Cambria" w:hAnsi="Cambria"/>
+                <w:sz w:val="18"/>
+                <w:szCs w:val="18"/>
+              </w:rPr>
+              <w:t>HigherTier_GetsBetterDiscount</w:t>
             </w:r>
             <w:proofErr w:type="spellEnd"/>
             <w:r>
-              <w:t>/bin/Debug/net10.0/SmartPark.Tests.dll</w:t>
+              <w:rPr>
+                <w:rFonts w:ascii="Cambria" w:hAnsi="Cambria"/>
+                <w:sz w:val="18"/>
+                <w:szCs w:val="18"/>
+              </w:rPr>
+              <w:t xml:space="preserve"> (N/A)</w:t>
             </w:r>
           </w:p>
           <w:p>
@@ -16712,7 +17447,35 @@
                 <w:sz w:val="18"/>
                 <w:szCs w:val="18"/>
               </w:rPr>
-              <w:t xml:space="preserve">[xUnit.net 00:00:00.00] xUnit.net </w:t>
+              <w:t>Ok, passed 100 tests.</w:t>
+            </w:r>
+          </w:p>
+          <w:p>
+            <w:pPr>
+              <w:spacing w:before="40"/>
+              <w:rPr>
+                <w:rFonts w:ascii="Cambria" w:hAnsi="Cambria"/>
+                <w:sz w:val="18"/>
+                <w:szCs w:val="18"/>
+              </w:rPr>
+            </w:pPr>
+          </w:p>
+          <w:p>
+            <w:pPr>
+              <w:spacing w:before="40"/>
+              <w:rPr>
+                <w:rFonts w:ascii="Cambria" w:hAnsi="Cambria"/>
+                <w:sz w:val="18"/>
+                <w:szCs w:val="18"/>
+              </w:rPr>
+            </w:pPr>
+            <w:r>
+              <w:rPr>
+                <w:rFonts w:ascii="Cambria" w:hAnsi="Cambria"/>
+                <w:sz w:val="18"/>
+                <w:szCs w:val="18"/>
+              </w:rPr>
+              <w:t>[</w:t>
             </w:r>
             <w:proofErr w:type="spellStart"/>
             <w:r>
@@ -16721,7 +17484,7 @@
                 <w:sz w:val="18"/>
                 <w:szCs w:val="18"/>
               </w:rPr>
-              <w:t>VSTest</w:t>
+              <w:t>HigherTier_GetsBetterDiscount</w:t>
             </w:r>
             <w:proofErr w:type="spellEnd"/>
             <w:r>
@@ -16730,7 +17493,7 @@
                 <w:sz w:val="18"/>
                 <w:szCs w:val="18"/>
               </w:rPr>
-              <w:t xml:space="preserve"> Adapter v3.1.4+50e68bbb8b (64-bit .NET 10.0.8)</w:t>
+              <w:t>] Ok, passed 100 tests.</w:t>
             </w:r>
           </w:p>
           <w:p>
@@ -16742,13 +17505,31 @@
                 <w:szCs w:val="18"/>
               </w:rPr>
             </w:pPr>
-            <w:r>
-              <w:rPr>
-                <w:rFonts w:ascii="Cambria" w:hAnsi="Cambria"/>
-                <w:sz w:val="18"/>
-                <w:szCs w:val="18"/>
-              </w:rPr>
-              <w:t xml:space="preserve">[xUnit.net 00:00:00.04]   Discovering: </w:t>
+          </w:p>
+          <w:p>
+            <w:pPr>
+              <w:spacing w:before="40"/>
+              <w:rPr>
+                <w:rFonts w:ascii="Cambria" w:hAnsi="Cambria"/>
+                <w:sz w:val="18"/>
+                <w:szCs w:val="18"/>
+              </w:rPr>
+            </w:pPr>
+            <w:r>
+              <w:rPr>
+                <w:rFonts w:ascii="Apple Color Emoji" w:hAnsi="Apple Color Emoji" w:cs="Apple Color Emoji"/>
+                <w:sz w:val="18"/>
+                <w:szCs w:val="18"/>
+              </w:rPr>
+              <w:t>✅</w:t>
+            </w:r>
+            <w:r>
+              <w:rPr>
+                <w:rFonts w:ascii="Cambria" w:hAnsi="Cambria"/>
+                <w:sz w:val="18"/>
+                <w:szCs w:val="18"/>
+              </w:rPr>
+              <w:t xml:space="preserve"> PASSED: </w:t>
             </w:r>
             <w:proofErr w:type="spellStart"/>
             <w:r>
@@ -16757,9 +17538,17 @@
                 <w:sz w:val="18"/>
                 <w:szCs w:val="18"/>
               </w:rPr>
-              <w:t>SmartPark.Tests</w:t>
+              <w:t>GracePeriod_IsAlwaysFree</w:t>
             </w:r>
             <w:proofErr w:type="spellEnd"/>
+            <w:r>
+              <w:rPr>
+                <w:rFonts w:ascii="Cambria" w:hAnsi="Cambria"/>
+                <w:sz w:val="18"/>
+                <w:szCs w:val="18"/>
+              </w:rPr>
+              <w:t xml:space="preserve"> (N/A)</w:t>
+            </w:r>
           </w:p>
           <w:p>
             <w:pPr>
@@ -16776,7 +17565,35 @@
                 <w:sz w:val="18"/>
                 <w:szCs w:val="18"/>
               </w:rPr>
-              <w:t xml:space="preserve">[xUnit.net 00:00:00.06]   Discovered:  </w:t>
+              <w:t>Ok, passed 100 tests.</w:t>
+            </w:r>
+          </w:p>
+          <w:p>
+            <w:pPr>
+              <w:spacing w:before="40"/>
+              <w:rPr>
+                <w:rFonts w:ascii="Cambria" w:hAnsi="Cambria"/>
+                <w:sz w:val="18"/>
+                <w:szCs w:val="18"/>
+              </w:rPr>
+            </w:pPr>
+          </w:p>
+          <w:p>
+            <w:pPr>
+              <w:spacing w:before="40"/>
+              <w:rPr>
+                <w:rFonts w:ascii="Cambria" w:hAnsi="Cambria"/>
+                <w:sz w:val="18"/>
+                <w:szCs w:val="18"/>
+              </w:rPr>
+            </w:pPr>
+            <w:r>
+              <w:rPr>
+                <w:rFonts w:ascii="Cambria" w:hAnsi="Cambria"/>
+                <w:sz w:val="18"/>
+                <w:szCs w:val="18"/>
+              </w:rPr>
+              <w:t>[</w:t>
             </w:r>
             <w:proofErr w:type="spellStart"/>
             <w:r>
@@ -16785,9 +17602,17 @@
                 <w:sz w:val="18"/>
                 <w:szCs w:val="18"/>
               </w:rPr>
-              <w:t>SmartPark.Tests</w:t>
+              <w:t>GracePeriod_IsAlwaysFree</w:t>
             </w:r>
             <w:proofErr w:type="spellEnd"/>
+            <w:r>
+              <w:rPr>
+                <w:rFonts w:ascii="Cambria" w:hAnsi="Cambria"/>
+                <w:sz w:val="18"/>
+                <w:szCs w:val="18"/>
+              </w:rPr>
+              <w:t>] Ok, passed 100 tests.</w:t>
+            </w:r>
           </w:p>
           <w:p>
             <w:pPr>
@@ -16798,13 +17623,31 @@
                 <w:szCs w:val="18"/>
               </w:rPr>
             </w:pPr>
-            <w:r>
-              <w:rPr>
-                <w:rFonts w:ascii="Cambria" w:hAnsi="Cambria"/>
-                <w:sz w:val="18"/>
-                <w:szCs w:val="18"/>
-              </w:rPr>
-              <w:t xml:space="preserve">[xUnit.net 00:00:00.07]   Starting:    </w:t>
+          </w:p>
+          <w:p>
+            <w:pPr>
+              <w:spacing w:before="40"/>
+              <w:rPr>
+                <w:rFonts w:ascii="Cambria" w:hAnsi="Cambria"/>
+                <w:sz w:val="18"/>
+                <w:szCs w:val="18"/>
+              </w:rPr>
+            </w:pPr>
+            <w:r>
+              <w:rPr>
+                <w:rFonts w:ascii="Apple Color Emoji" w:hAnsi="Apple Color Emoji" w:cs="Apple Color Emoji"/>
+                <w:sz w:val="18"/>
+                <w:szCs w:val="18"/>
+              </w:rPr>
+              <w:t>✅</w:t>
+            </w:r>
+            <w:r>
+              <w:rPr>
+                <w:rFonts w:ascii="Cambria" w:hAnsi="Cambria"/>
+                <w:sz w:val="18"/>
+                <w:szCs w:val="18"/>
+              </w:rPr>
+              <w:t xml:space="preserve"> PASSED: </w:t>
             </w:r>
             <w:proofErr w:type="spellStart"/>
             <w:r>
@@ -16813,9 +17656,17 @@
                 <w:sz w:val="18"/>
                 <w:szCs w:val="18"/>
               </w:rPr>
-              <w:t>SmartPark.Tests</w:t>
+              <w:t>MembersPayLessOrEqual</w:t>
             </w:r>
             <w:proofErr w:type="spellEnd"/>
+            <w:r>
+              <w:rPr>
+                <w:rFonts w:ascii="Cambria" w:hAnsi="Cambria"/>
+                <w:sz w:val="18"/>
+                <w:szCs w:val="18"/>
+              </w:rPr>
+              <w:t xml:space="preserve"> (N/A)</w:t>
+            </w:r>
           </w:p>
           <w:p>
             <w:pPr>
@@ -16832,7 +17683,35 @@
                 <w:sz w:val="18"/>
                 <w:szCs w:val="18"/>
               </w:rPr>
-              <w:t xml:space="preserve">[xUnit.net 00:00:00.16]   Finished:    </w:t>
+              <w:t>Ok, passed 100 tests.</w:t>
+            </w:r>
+          </w:p>
+          <w:p>
+            <w:pPr>
+              <w:spacing w:before="40"/>
+              <w:rPr>
+                <w:rFonts w:ascii="Cambria" w:hAnsi="Cambria"/>
+                <w:sz w:val="18"/>
+                <w:szCs w:val="18"/>
+              </w:rPr>
+            </w:pPr>
+          </w:p>
+          <w:p>
+            <w:pPr>
+              <w:spacing w:before="40"/>
+              <w:rPr>
+                <w:rFonts w:ascii="Cambria" w:hAnsi="Cambria"/>
+                <w:sz w:val="18"/>
+                <w:szCs w:val="18"/>
+              </w:rPr>
+            </w:pPr>
+            <w:r>
+              <w:rPr>
+                <w:rFonts w:ascii="Cambria" w:hAnsi="Cambria"/>
+                <w:sz w:val="18"/>
+                <w:szCs w:val="18"/>
+              </w:rPr>
+              <w:t>[</w:t>
             </w:r>
             <w:proofErr w:type="spellStart"/>
             <w:r>
@@ -16841,9 +17720,17 @@
                 <w:sz w:val="18"/>
                 <w:szCs w:val="18"/>
               </w:rPr>
-              <w:t>SmartPark.Tests</w:t>
+              <w:t>MembersPayLessOrEqual</w:t>
             </w:r>
             <w:proofErr w:type="spellEnd"/>
+            <w:r>
+              <w:rPr>
+                <w:rFonts w:ascii="Cambria" w:hAnsi="Cambria"/>
+                <w:sz w:val="18"/>
+                <w:szCs w:val="18"/>
+              </w:rPr>
+              <w:t>] Ok, passed 100 tests.</w:t>
+            </w:r>
           </w:p>
           <w:p>
             <w:pPr>
@@ -16854,32 +17741,6 @@
                 <w:szCs w:val="18"/>
               </w:rPr>
             </w:pPr>
-            <w:r>
-              <w:rPr>
-                <w:rFonts w:ascii="Cambria" w:hAnsi="Cambria"/>
-                <w:sz w:val="18"/>
-                <w:szCs w:val="18"/>
-              </w:rPr>
-              <w:t xml:space="preserve">  </w:t>
-            </w:r>
-            <w:proofErr w:type="spellStart"/>
-            <w:r>
-              <w:rPr>
-                <w:rFonts w:ascii="Cambria" w:hAnsi="Cambria"/>
-                <w:sz w:val="18"/>
-                <w:szCs w:val="18"/>
-              </w:rPr>
-              <w:t>SmartPark.Tests</w:t>
-            </w:r>
-            <w:proofErr w:type="spellEnd"/>
-            <w:r>
-              <w:rPr>
-                <w:rFonts w:ascii="Cambria" w:hAnsi="Cambria"/>
-                <w:sz w:val="18"/>
-                <w:szCs w:val="18"/>
-              </w:rPr>
-              <w:t xml:space="preserve"> test net10.0 succeeded (0.6s)</w:t>
-            </w:r>
           </w:p>
           <w:p>
             <w:pPr>
@@ -16906,7 +17767,7 @@
                 <w:sz w:val="18"/>
                 <w:szCs w:val="18"/>
               </w:rPr>
-              <w:t>Test summary: total: 7, failed: 0, succeeded: 7, skipped: 0, duration: 0.6s</w:t>
+              <w:t>========================================</w:t>
             </w:r>
           </w:p>
           <w:p>
@@ -16924,13 +17785,173 @@
                 <w:sz w:val="18"/>
                 <w:szCs w:val="18"/>
               </w:rPr>
-              <w:t>Build succeeded in 1.2s</w:t>
+              <w:t>Test Run Summary</w:t>
             </w:r>
           </w:p>
           <w:p>
             <w:pPr>
               <w:spacing w:before="40"/>
-            </w:pPr>
+              <w:rPr>
+                <w:rFonts w:ascii="Cambria" w:hAnsi="Cambria"/>
+                <w:sz w:val="18"/>
+                <w:szCs w:val="18"/>
+              </w:rPr>
+            </w:pPr>
+            <w:r>
+              <w:rPr>
+                <w:rFonts w:ascii="Cambria" w:hAnsi="Cambria"/>
+                <w:sz w:val="18"/>
+                <w:szCs w:val="18"/>
+              </w:rPr>
+              <w:t>========================================</w:t>
+            </w:r>
+          </w:p>
+          <w:p>
+            <w:pPr>
+              <w:spacing w:before="40"/>
+              <w:rPr>
+                <w:rFonts w:ascii="Cambria" w:hAnsi="Cambria"/>
+                <w:sz w:val="18"/>
+                <w:szCs w:val="18"/>
+              </w:rPr>
+            </w:pPr>
+            <w:r>
+              <w:rPr>
+                <w:rFonts w:ascii="Cambria" w:hAnsi="Cambria"/>
+                <w:sz w:val="18"/>
+                <w:szCs w:val="18"/>
+              </w:rPr>
+              <w:t>Total Tests: 7</w:t>
+            </w:r>
+          </w:p>
+          <w:p>
+            <w:pPr>
+              <w:spacing w:before="40"/>
+              <w:rPr>
+                <w:rFonts w:ascii="Cambria" w:hAnsi="Cambria"/>
+                <w:sz w:val="18"/>
+                <w:szCs w:val="18"/>
+              </w:rPr>
+            </w:pPr>
+            <w:r>
+              <w:rPr>
+                <w:rFonts w:ascii="Cambria" w:hAnsi="Cambria"/>
+                <w:sz w:val="18"/>
+                <w:szCs w:val="18"/>
+              </w:rPr>
+              <w:t>Passed: 7</w:t>
+            </w:r>
+          </w:p>
+          <w:p>
+            <w:pPr>
+              <w:spacing w:before="40"/>
+              <w:rPr>
+                <w:rFonts w:ascii="Cambria" w:hAnsi="Cambria"/>
+                <w:sz w:val="18"/>
+                <w:szCs w:val="18"/>
+              </w:rPr>
+            </w:pPr>
+            <w:r>
+              <w:rPr>
+                <w:rFonts w:ascii="Cambria" w:hAnsi="Cambria"/>
+                <w:sz w:val="18"/>
+                <w:szCs w:val="18"/>
+              </w:rPr>
+              <w:t>Failed: 0</w:t>
+            </w:r>
+          </w:p>
+          <w:p>
+            <w:pPr>
+              <w:spacing w:before="40"/>
+              <w:rPr>
+                <w:rFonts w:ascii="Cambria" w:hAnsi="Cambria"/>
+                <w:sz w:val="18"/>
+                <w:szCs w:val="18"/>
+              </w:rPr>
+            </w:pPr>
+            <w:r>
+              <w:rPr>
+                <w:rFonts w:ascii="Cambria" w:hAnsi="Cambria"/>
+                <w:sz w:val="18"/>
+                <w:szCs w:val="18"/>
+              </w:rPr>
+              <w:t>Skipped: 0</w:t>
+            </w:r>
+          </w:p>
+          <w:p>
+            <w:pPr>
+              <w:spacing w:before="40"/>
+              <w:rPr>
+                <w:rFonts w:ascii="Cambria" w:hAnsi="Cambria"/>
+                <w:sz w:val="18"/>
+                <w:szCs w:val="18"/>
+              </w:rPr>
+            </w:pPr>
+            <w:r>
+              <w:rPr>
+                <w:rFonts w:ascii="Apple Color Emoji" w:hAnsi="Apple Color Emoji" w:cs="Apple Color Emoji"/>
+                <w:sz w:val="18"/>
+                <w:szCs w:val="18"/>
+              </w:rPr>
+              <w:t>✅</w:t>
+            </w:r>
+            <w:r>
+              <w:rPr>
+                <w:rFonts w:ascii="Cambria" w:hAnsi="Cambria"/>
+                <w:sz w:val="18"/>
+                <w:szCs w:val="18"/>
+              </w:rPr>
+              <w:t xml:space="preserve"> Result: SUCCEEDED</w:t>
+            </w:r>
+          </w:p>
+          <w:p>
+            <w:pPr>
+              <w:spacing w:before="40"/>
+              <w:rPr>
+                <w:rFonts w:ascii="Cambria" w:hAnsi="Cambria"/>
+                <w:sz w:val="18"/>
+                <w:szCs w:val="18"/>
+              </w:rPr>
+            </w:pPr>
+            <w:r>
+              <w:rPr>
+                <w:rFonts w:ascii="Cambria" w:hAnsi="Cambria"/>
+                <w:sz w:val="18"/>
+                <w:szCs w:val="18"/>
+              </w:rPr>
+              <w:t>Test Execution Time: 0.16s (156ms)</w:t>
+            </w:r>
+          </w:p>
+          <w:p>
+            <w:pPr>
+              <w:spacing w:before="40"/>
+              <w:rPr>
+                <w:rFonts w:ascii="Cambria" w:hAnsi="Cambria"/>
+                <w:sz w:val="18"/>
+                <w:szCs w:val="18"/>
+              </w:rPr>
+            </w:pPr>
+            <w:r>
+              <w:rPr>
+                <w:rFonts w:ascii="Cambria" w:hAnsi="Cambria"/>
+                <w:sz w:val="18"/>
+                <w:szCs w:val="18"/>
+              </w:rPr>
+              <w:t>Total Time (including build): 1.48s (1479ms)</w:t>
+            </w:r>
+          </w:p>
+          <w:p>
+            <w:pPr>
+              <w:spacing w:before="40"/>
+            </w:pPr>
+            <w:r>
+              <w:rPr>
+                <w:rFonts w:ascii="Cambria" w:hAnsi="Cambria"/>
+                <w:sz w:val="18"/>
+                <w:szCs w:val="18"/>
+              </w:rPr>
+              <w:t>========================================</w:t>
+            </w:r>
           </w:p>
         </w:tc>
       </w:tr>
@@ -17117,6 +18138,48 @@
                 <w:szCs w:val="18"/>
               </w:rPr>
             </w:pPr>
+            <w:r>
+              <w:rPr>
+                <w:rFonts w:ascii="Cambria" w:hAnsi="Cambria"/>
+                <w:sz w:val="18"/>
+                <w:szCs w:val="18"/>
+              </w:rPr>
+              <w:t>Running tests...</w:t>
+            </w:r>
+          </w:p>
+          <w:p>
+            <w:pPr>
+              <w:rPr>
+                <w:rFonts w:ascii="Cambria" w:hAnsi="Cambria"/>
+                <w:sz w:val="18"/>
+                <w:szCs w:val="18"/>
+              </w:rPr>
+            </w:pPr>
+          </w:p>
+          <w:p>
+            <w:pPr>
+              <w:rPr>
+                <w:rFonts w:ascii="Cambria" w:hAnsi="Cambria"/>
+                <w:sz w:val="18"/>
+                <w:szCs w:val="18"/>
+              </w:rPr>
+            </w:pPr>
+            <w:r>
+              <w:rPr>
+                <w:rFonts w:ascii="Apple Color Emoji" w:hAnsi="Apple Color Emoji" w:cs="Apple Color Emoji"/>
+                <w:sz w:val="18"/>
+                <w:szCs w:val="18"/>
+              </w:rPr>
+              <w:t>✅</w:t>
+            </w:r>
+            <w:r>
+              <w:rPr>
+                <w:rFonts w:ascii="Cambria" w:hAnsi="Cambria"/>
+                <w:sz w:val="18"/>
+                <w:szCs w:val="18"/>
+              </w:rPr>
+              <w:t xml:space="preserve"> PASSED: </w:t>
+            </w:r>
             <w:proofErr w:type="spellStart"/>
             <w:r>
               <w:rPr>
@@ -17124,7 +18187,7 @@
                 <w:sz w:val="18"/>
                 <w:szCs w:val="18"/>
               </w:rPr>
-              <w:t>mac@Raksas-MacBook-Pro</w:t>
+              <w:t>PaymentFailure_CheckOut_ThrowsException_TicketStillActive</w:t>
             </w:r>
             <w:proofErr w:type="spellEnd"/>
             <w:r>
@@ -17133,7 +18196,32 @@
                 <w:sz w:val="18"/>
                 <w:szCs w:val="18"/>
               </w:rPr>
-              <w:t xml:space="preserve"> automate-test-E5-nhesokraksa % dotnet test --filter </w:t>
+              <w:t xml:space="preserve"> (41ms)</w:t>
+            </w:r>
+          </w:p>
+          <w:p>
+            <w:pPr>
+              <w:rPr>
+                <w:rFonts w:ascii="Cambria" w:hAnsi="Cambria"/>
+                <w:sz w:val="18"/>
+                <w:szCs w:val="18"/>
+              </w:rPr>
+            </w:pPr>
+            <w:r>
+              <w:rPr>
+                <w:rFonts w:ascii="Apple Color Emoji" w:hAnsi="Apple Color Emoji" w:cs="Apple Color Emoji"/>
+                <w:sz w:val="18"/>
+                <w:szCs w:val="18"/>
+              </w:rPr>
+              <w:t>✅</w:t>
+            </w:r>
+            <w:r>
+              <w:rPr>
+                <w:rFonts w:ascii="Cambria" w:hAnsi="Cambria"/>
+                <w:sz w:val="18"/>
+                <w:szCs w:val="18"/>
+              </w:rPr>
+              <w:t xml:space="preserve"> PASSED: </w:t>
             </w:r>
             <w:proofErr w:type="spellStart"/>
             <w:r>
@@ -17142,42 +18230,41 @@
                 <w:sz w:val="18"/>
                 <w:szCs w:val="18"/>
               </w:rPr>
-              <w:t>FullyQualifiedName~ParkingFlowIntegrationTests</w:t>
+              <w:t>NotificationFailure_CheckOutStillSucceeds</w:t>
             </w:r>
             <w:proofErr w:type="spellEnd"/>
-          </w:p>
-          <w:p>
-            <w:pPr>
-              <w:rPr>
-                <w:rFonts w:ascii="Cambria" w:hAnsi="Cambria"/>
-                <w:sz w:val="18"/>
-                <w:szCs w:val="18"/>
-              </w:rPr>
-            </w:pPr>
-            <w:r>
-              <w:rPr>
-                <w:rFonts w:ascii="Cambria" w:hAnsi="Cambria"/>
-                <w:sz w:val="18"/>
-                <w:szCs w:val="18"/>
-              </w:rPr>
-              <w:t>Restore complete (0.6s)</w:t>
-            </w:r>
-          </w:p>
-          <w:p>
-            <w:pPr>
-              <w:rPr>
-                <w:rFonts w:ascii="Cambria" w:hAnsi="Cambria"/>
-                <w:sz w:val="18"/>
-                <w:szCs w:val="18"/>
-              </w:rPr>
-            </w:pPr>
-            <w:r>
-              <w:rPr>
-                <w:rFonts w:ascii="Cambria" w:hAnsi="Cambria"/>
-                <w:sz w:val="18"/>
-                <w:szCs w:val="18"/>
-              </w:rPr>
-              <w:t xml:space="preserve">  </w:t>
+            <w:r>
+              <w:rPr>
+                <w:rFonts w:ascii="Cambria" w:hAnsi="Cambria"/>
+                <w:sz w:val="18"/>
+                <w:szCs w:val="18"/>
+              </w:rPr>
+              <w:t xml:space="preserve"> (2ms)</w:t>
+            </w:r>
+          </w:p>
+          <w:p>
+            <w:pPr>
+              <w:rPr>
+                <w:rFonts w:ascii="Cambria" w:hAnsi="Cambria"/>
+                <w:sz w:val="18"/>
+                <w:szCs w:val="18"/>
+              </w:rPr>
+            </w:pPr>
+            <w:r>
+              <w:rPr>
+                <w:rFonts w:ascii="Apple Color Emoji" w:hAnsi="Apple Color Emoji" w:cs="Apple Color Emoji"/>
+                <w:sz w:val="18"/>
+                <w:szCs w:val="18"/>
+              </w:rPr>
+              <w:t>✅</w:t>
+            </w:r>
+            <w:r>
+              <w:rPr>
+                <w:rFonts w:ascii="Cambria" w:hAnsi="Cambria"/>
+                <w:sz w:val="18"/>
+                <w:szCs w:val="18"/>
+              </w:rPr>
+              <w:t xml:space="preserve"> PASSED: </w:t>
             </w:r>
             <w:proofErr w:type="spellStart"/>
             <w:r>
@@ -17186,7 +18273,7 @@
                 <w:sz w:val="18"/>
                 <w:szCs w:val="18"/>
               </w:rPr>
-              <w:t>SmartPark.Core</w:t>
+              <w:t>DuplicateCheckIn_ThrowsException_NoNewTicket</w:t>
             </w:r>
             <w:proofErr w:type="spellEnd"/>
             <w:r>
@@ -17195,7 +18282,82 @@
                 <w:sz w:val="18"/>
                 <w:szCs w:val="18"/>
               </w:rPr>
-              <w:t xml:space="preserve"> net10.0 succeeded (0.1s) → </w:t>
+              <w:t xml:space="preserve"> (N/A)</w:t>
+            </w:r>
+          </w:p>
+          <w:p>
+            <w:pPr>
+              <w:rPr>
+                <w:rFonts w:ascii="Cambria" w:hAnsi="Cambria"/>
+                <w:sz w:val="18"/>
+                <w:szCs w:val="18"/>
+              </w:rPr>
+            </w:pPr>
+            <w:r>
+              <w:rPr>
+                <w:rFonts w:ascii="Apple Color Emoji" w:hAnsi="Apple Color Emoji" w:cs="Apple Color Emoji"/>
+                <w:sz w:val="18"/>
+                <w:szCs w:val="18"/>
+              </w:rPr>
+              <w:t>✅</w:t>
+            </w:r>
+            <w:r>
+              <w:rPr>
+                <w:rFonts w:ascii="Cambria" w:hAnsi="Cambria"/>
+                <w:sz w:val="18"/>
+                <w:szCs w:val="18"/>
+              </w:rPr>
+              <w:t xml:space="preserve"> PASSED: LostTicketDuringGracePeriod_Returns20000AndClosesTicket (2ms)</w:t>
+            </w:r>
+          </w:p>
+          <w:p>
+            <w:pPr>
+              <w:rPr>
+                <w:rFonts w:ascii="Cambria" w:hAnsi="Cambria"/>
+                <w:sz w:val="18"/>
+                <w:szCs w:val="18"/>
+              </w:rPr>
+            </w:pPr>
+            <w:r>
+              <w:rPr>
+                <w:rFonts w:ascii="Apple Color Emoji" w:hAnsi="Apple Color Emoji" w:cs="Apple Color Emoji"/>
+                <w:sz w:val="18"/>
+                <w:szCs w:val="18"/>
+              </w:rPr>
+              <w:t>✅</w:t>
+            </w:r>
+            <w:r>
+              <w:rPr>
+                <w:rFonts w:ascii="Cambria" w:hAnsi="Cambria"/>
+                <w:sz w:val="18"/>
+                <w:szCs w:val="18"/>
+              </w:rPr>
+              <w:t xml:space="preserve"> PASSED: MultipleVehicles_CheckIn3_CheckOut1_Remain2Active (1ms)</w:t>
+            </w:r>
+          </w:p>
+          <w:p>
+            <w:pPr>
+              <w:rPr>
+                <w:rFonts w:ascii="Cambria" w:hAnsi="Cambria"/>
+                <w:sz w:val="18"/>
+                <w:szCs w:val="18"/>
+              </w:rPr>
+            </w:pPr>
+            <w:r>
+              <w:rPr>
+                <w:rFonts w:ascii="Apple Color Emoji" w:hAnsi="Apple Color Emoji" w:cs="Apple Color Emoji"/>
+                <w:sz w:val="18"/>
+                <w:szCs w:val="18"/>
+              </w:rPr>
+              <w:t>✅</w:t>
+            </w:r>
+            <w:r>
+              <w:rPr>
+                <w:rFonts w:ascii="Cambria" w:hAnsi="Cambria"/>
+                <w:sz w:val="18"/>
+                <w:szCs w:val="18"/>
+              </w:rPr>
+              <w:t xml:space="preserve"> PASSED: </w:t>
             </w:r>
             <w:proofErr w:type="spellStart"/>
             <w:r>
@@ -17204,7 +18366,7 @@
                 <w:sz w:val="18"/>
                 <w:szCs w:val="18"/>
               </w:rPr>
-              <w:t>src</w:t>
+              <w:t>FullFlow_CheckInAndCheckOut_CalculatesCorrectFee</w:t>
             </w:r>
             <w:proofErr w:type="spellEnd"/>
             <w:r>
@@ -17213,299 +18375,194 @@
                 <w:sz w:val="18"/>
                 <w:szCs w:val="18"/>
               </w:rPr>
-              <w:t>/</w:t>
-            </w:r>
-            <w:proofErr w:type="spellStart"/>
-            <w:r>
-              <w:rPr>
-                <w:rFonts w:ascii="Cambria" w:hAnsi="Cambria"/>
-                <w:sz w:val="18"/>
-                <w:szCs w:val="18"/>
-              </w:rPr>
-              <w:t>SmartPark.Core</w:t>
-            </w:r>
-            <w:proofErr w:type="spellEnd"/>
-            <w:r>
-              <w:rPr>
-                <w:rFonts w:ascii="Cambria" w:hAnsi="Cambria"/>
-                <w:sz w:val="18"/>
-                <w:szCs w:val="18"/>
-              </w:rPr>
-              <w:t>/bin/Debug/net10.0/SmartPark.Core.dll</w:t>
-            </w:r>
-          </w:p>
-          <w:p>
-            <w:pPr>
-              <w:rPr>
-                <w:rFonts w:ascii="Cambria" w:hAnsi="Cambria"/>
-                <w:sz w:val="18"/>
-                <w:szCs w:val="18"/>
-              </w:rPr>
-            </w:pPr>
-            <w:r>
-              <w:rPr>
-                <w:rFonts w:ascii="Cambria" w:hAnsi="Cambria"/>
-                <w:sz w:val="18"/>
-                <w:szCs w:val="18"/>
-              </w:rPr>
-              <w:t xml:space="preserve">  </w:t>
-            </w:r>
-            <w:proofErr w:type="spellStart"/>
-            <w:r>
-              <w:rPr>
-                <w:rFonts w:ascii="Cambria" w:hAnsi="Cambria"/>
-                <w:sz w:val="18"/>
-                <w:szCs w:val="18"/>
-              </w:rPr>
-              <w:t>SmartPark.Tests</w:t>
-            </w:r>
-            <w:proofErr w:type="spellEnd"/>
-            <w:r>
-              <w:rPr>
-                <w:rFonts w:ascii="Cambria" w:hAnsi="Cambria"/>
-                <w:sz w:val="18"/>
-                <w:szCs w:val="18"/>
-              </w:rPr>
-              <w:t xml:space="preserve"> net10.0 succeeded (0.1s) → tests/</w:t>
-            </w:r>
-            <w:proofErr w:type="spellStart"/>
-            <w:r>
-              <w:rPr>
-                <w:rFonts w:ascii="Cambria" w:hAnsi="Cambria"/>
-                <w:sz w:val="18"/>
-                <w:szCs w:val="18"/>
-              </w:rPr>
-              <w:t>SmartPark.Tests</w:t>
-            </w:r>
-            <w:proofErr w:type="spellEnd"/>
-            <w:r>
-              <w:rPr>
-                <w:rFonts w:ascii="Cambria" w:hAnsi="Cambria"/>
-                <w:sz w:val="18"/>
-                <w:szCs w:val="18"/>
-              </w:rPr>
-              <w:t>/bin/Debug/net10.0/SmartPark.Tests.dll</w:t>
-            </w:r>
-          </w:p>
-          <w:p>
-            <w:pPr>
-              <w:rPr>
-                <w:rFonts w:ascii="Cambria" w:hAnsi="Cambria"/>
-                <w:sz w:val="18"/>
-                <w:szCs w:val="18"/>
-              </w:rPr>
-            </w:pPr>
-            <w:r>
-              <w:rPr>
-                <w:rFonts w:ascii="Cambria" w:hAnsi="Cambria"/>
-                <w:sz w:val="18"/>
-                <w:szCs w:val="18"/>
-              </w:rPr>
-              <w:t xml:space="preserve">[xUnit.net 00:00:00.00] xUnit.net </w:t>
-            </w:r>
-            <w:proofErr w:type="spellStart"/>
-            <w:r>
-              <w:rPr>
-                <w:rFonts w:ascii="Cambria" w:hAnsi="Cambria"/>
-                <w:sz w:val="18"/>
-                <w:szCs w:val="18"/>
-              </w:rPr>
-              <w:t>VSTest</w:t>
-            </w:r>
-            <w:proofErr w:type="spellEnd"/>
-            <w:r>
-              <w:rPr>
-                <w:rFonts w:ascii="Cambria" w:hAnsi="Cambria"/>
-                <w:sz w:val="18"/>
-                <w:szCs w:val="18"/>
-              </w:rPr>
-              <w:t xml:space="preserve"> Adapter v3.1.4+50e68bbb8b (64-bit .NET 10.0.8)</w:t>
-            </w:r>
-          </w:p>
-          <w:p>
-            <w:pPr>
-              <w:rPr>
-                <w:rFonts w:ascii="Cambria" w:hAnsi="Cambria"/>
-                <w:sz w:val="18"/>
-                <w:szCs w:val="18"/>
-              </w:rPr>
-            </w:pPr>
-            <w:r>
-              <w:rPr>
-                <w:rFonts w:ascii="Cambria" w:hAnsi="Cambria"/>
-                <w:sz w:val="18"/>
-                <w:szCs w:val="18"/>
-              </w:rPr>
-              <w:t xml:space="preserve">[xUnit.net 00:00:00.07]   Discovering: </w:t>
-            </w:r>
-            <w:proofErr w:type="spellStart"/>
-            <w:r>
-              <w:rPr>
-                <w:rFonts w:ascii="Cambria" w:hAnsi="Cambria"/>
-                <w:sz w:val="18"/>
-                <w:szCs w:val="18"/>
-              </w:rPr>
-              <w:t>SmartPark.Tests</w:t>
-            </w:r>
-            <w:proofErr w:type="spellEnd"/>
-          </w:p>
-          <w:p>
-            <w:pPr>
-              <w:rPr>
-                <w:rFonts w:ascii="Cambria" w:hAnsi="Cambria"/>
-                <w:sz w:val="18"/>
-                <w:szCs w:val="18"/>
-              </w:rPr>
-            </w:pPr>
-            <w:r>
-              <w:rPr>
-                <w:rFonts w:ascii="Cambria" w:hAnsi="Cambria"/>
-                <w:sz w:val="18"/>
-                <w:szCs w:val="18"/>
-              </w:rPr>
-              <w:t xml:space="preserve">[xUnit.net 00:00:00.09]   Discovered:  </w:t>
-            </w:r>
-            <w:proofErr w:type="spellStart"/>
-            <w:r>
-              <w:rPr>
-                <w:rFonts w:ascii="Cambria" w:hAnsi="Cambria"/>
-                <w:sz w:val="18"/>
-                <w:szCs w:val="18"/>
-              </w:rPr>
-              <w:t>SmartPark.Tests</w:t>
-            </w:r>
-            <w:proofErr w:type="spellEnd"/>
-          </w:p>
-          <w:p>
-            <w:pPr>
-              <w:rPr>
-                <w:rFonts w:ascii="Cambria" w:hAnsi="Cambria"/>
-                <w:sz w:val="18"/>
-                <w:szCs w:val="18"/>
-              </w:rPr>
-            </w:pPr>
-            <w:r>
-              <w:rPr>
-                <w:rFonts w:ascii="Cambria" w:hAnsi="Cambria"/>
-                <w:sz w:val="18"/>
-                <w:szCs w:val="18"/>
-              </w:rPr>
-              <w:t xml:space="preserve">[xUnit.net 00:00:00.11]   Starting:    </w:t>
-            </w:r>
-            <w:proofErr w:type="spellStart"/>
-            <w:r>
-              <w:rPr>
-                <w:rFonts w:ascii="Cambria" w:hAnsi="Cambria"/>
-                <w:sz w:val="18"/>
-                <w:szCs w:val="18"/>
-              </w:rPr>
-              <w:t>SmartPark.Tests</w:t>
-            </w:r>
-            <w:proofErr w:type="spellEnd"/>
-          </w:p>
-          <w:p>
-            <w:pPr>
-              <w:rPr>
-                <w:rFonts w:ascii="Cambria" w:hAnsi="Cambria"/>
-                <w:sz w:val="18"/>
-                <w:szCs w:val="18"/>
-              </w:rPr>
-            </w:pPr>
-            <w:r>
-              <w:rPr>
-                <w:rFonts w:ascii="Cambria" w:hAnsi="Cambria"/>
-                <w:sz w:val="18"/>
-                <w:szCs w:val="18"/>
-              </w:rPr>
-              <w:t xml:space="preserve">[xUnit.net 00:00:00.19]   Finished:    </w:t>
-            </w:r>
-            <w:proofErr w:type="spellStart"/>
-            <w:r>
-              <w:rPr>
-                <w:rFonts w:ascii="Cambria" w:hAnsi="Cambria"/>
-                <w:sz w:val="18"/>
-                <w:szCs w:val="18"/>
-              </w:rPr>
-              <w:t>SmartPark.Tests</w:t>
-            </w:r>
-            <w:proofErr w:type="spellEnd"/>
-          </w:p>
-          <w:p>
-            <w:pPr>
-              <w:rPr>
-                <w:rFonts w:ascii="Cambria" w:hAnsi="Cambria"/>
-                <w:sz w:val="18"/>
-                <w:szCs w:val="18"/>
-              </w:rPr>
-            </w:pPr>
-            <w:r>
-              <w:rPr>
-                <w:rFonts w:ascii="Cambria" w:hAnsi="Cambria"/>
-                <w:sz w:val="18"/>
-                <w:szCs w:val="18"/>
-              </w:rPr>
-              <w:t xml:space="preserve">  </w:t>
-            </w:r>
-            <w:proofErr w:type="spellStart"/>
-            <w:r>
-              <w:rPr>
-                <w:rFonts w:ascii="Cambria" w:hAnsi="Cambria"/>
-                <w:sz w:val="18"/>
-                <w:szCs w:val="18"/>
-              </w:rPr>
-              <w:t>SmartPark.Tests</w:t>
-            </w:r>
-            <w:proofErr w:type="spellEnd"/>
-            <w:r>
-              <w:rPr>
-                <w:rFonts w:ascii="Cambria" w:hAnsi="Cambria"/>
-                <w:sz w:val="18"/>
-                <w:szCs w:val="18"/>
-              </w:rPr>
-              <w:t xml:space="preserve"> test net10.0 succeeded (1.3s)</w:t>
-            </w:r>
-          </w:p>
-          <w:p>
-            <w:pPr>
-              <w:rPr>
-                <w:rFonts w:ascii="Cambria" w:hAnsi="Cambria"/>
-                <w:sz w:val="18"/>
-                <w:szCs w:val="18"/>
-              </w:rPr>
-            </w:pPr>
-          </w:p>
-          <w:p>
-            <w:pPr>
-              <w:rPr>
-                <w:rFonts w:ascii="Cambria" w:hAnsi="Cambria"/>
-                <w:sz w:val="18"/>
-                <w:szCs w:val="18"/>
-              </w:rPr>
-            </w:pPr>
-            <w:r>
-              <w:rPr>
-                <w:rFonts w:ascii="Cambria" w:hAnsi="Cambria"/>
-                <w:sz w:val="18"/>
-                <w:szCs w:val="18"/>
-              </w:rPr>
-              <w:t>Test summary: total: 6, failed: 0, succeeded: 6, skipped: 0, duration: 1.3s</w:t>
-            </w:r>
-          </w:p>
-          <w:p>
-            <w:pPr>
-              <w:rPr>
-                <w:rFonts w:ascii="Cambria" w:hAnsi="Cambria"/>
-                <w:sz w:val="18"/>
-                <w:szCs w:val="18"/>
-              </w:rPr>
-            </w:pPr>
-            <w:r>
-              <w:rPr>
-                <w:rFonts w:ascii="Cambria" w:hAnsi="Cambria"/>
-                <w:sz w:val="18"/>
-                <w:szCs w:val="18"/>
-              </w:rPr>
-              <w:t>Build succeeded in 2.2s</w:t>
+              <w:t xml:space="preserve"> (N/A)</w:t>
+            </w:r>
+          </w:p>
+          <w:p>
+            <w:pPr>
+              <w:rPr>
+                <w:rFonts w:ascii="Cambria" w:hAnsi="Cambria"/>
+                <w:sz w:val="18"/>
+                <w:szCs w:val="18"/>
+              </w:rPr>
+            </w:pPr>
+          </w:p>
+          <w:p>
+            <w:pPr>
+              <w:rPr>
+                <w:rFonts w:ascii="Cambria" w:hAnsi="Cambria"/>
+                <w:sz w:val="18"/>
+                <w:szCs w:val="18"/>
+              </w:rPr>
+            </w:pPr>
+            <w:r>
+              <w:rPr>
+                <w:rFonts w:ascii="Cambria" w:hAnsi="Cambria"/>
+                <w:sz w:val="18"/>
+                <w:szCs w:val="18"/>
+              </w:rPr>
+              <w:t>========================================</w:t>
+            </w:r>
+          </w:p>
+          <w:p>
+            <w:pPr>
+              <w:rPr>
+                <w:rFonts w:ascii="Cambria" w:hAnsi="Cambria"/>
+                <w:sz w:val="18"/>
+                <w:szCs w:val="18"/>
+              </w:rPr>
+            </w:pPr>
+            <w:r>
+              <w:rPr>
+                <w:rFonts w:ascii="Cambria" w:hAnsi="Cambria"/>
+                <w:sz w:val="18"/>
+                <w:szCs w:val="18"/>
+              </w:rPr>
+              <w:t>Test Run Summary</w:t>
+            </w:r>
+          </w:p>
+          <w:p>
+            <w:pPr>
+              <w:rPr>
+                <w:rFonts w:ascii="Cambria" w:hAnsi="Cambria"/>
+                <w:sz w:val="18"/>
+                <w:szCs w:val="18"/>
+              </w:rPr>
+            </w:pPr>
+            <w:r>
+              <w:rPr>
+                <w:rFonts w:ascii="Cambria" w:hAnsi="Cambria"/>
+                <w:sz w:val="18"/>
+                <w:szCs w:val="18"/>
+              </w:rPr>
+              <w:t>========================================</w:t>
+            </w:r>
+          </w:p>
+          <w:p>
+            <w:pPr>
+              <w:rPr>
+                <w:rFonts w:ascii="Cambria" w:hAnsi="Cambria"/>
+                <w:sz w:val="18"/>
+                <w:szCs w:val="18"/>
+              </w:rPr>
+            </w:pPr>
+            <w:r>
+              <w:rPr>
+                <w:rFonts w:ascii="Cambria" w:hAnsi="Cambria"/>
+                <w:sz w:val="18"/>
+                <w:szCs w:val="18"/>
+              </w:rPr>
+              <w:t>Total Tests: 6</w:t>
+            </w:r>
+          </w:p>
+          <w:p>
+            <w:pPr>
+              <w:rPr>
+                <w:rFonts w:ascii="Cambria" w:hAnsi="Cambria"/>
+                <w:sz w:val="18"/>
+                <w:szCs w:val="18"/>
+              </w:rPr>
+            </w:pPr>
+            <w:r>
+              <w:rPr>
+                <w:rFonts w:ascii="Cambria" w:hAnsi="Cambria"/>
+                <w:sz w:val="18"/>
+                <w:szCs w:val="18"/>
+              </w:rPr>
+              <w:t>Passed: 6</w:t>
+            </w:r>
+          </w:p>
+          <w:p>
+            <w:pPr>
+              <w:rPr>
+                <w:rFonts w:ascii="Cambria" w:hAnsi="Cambria"/>
+                <w:sz w:val="18"/>
+                <w:szCs w:val="18"/>
+              </w:rPr>
+            </w:pPr>
+            <w:r>
+              <w:rPr>
+                <w:rFonts w:ascii="Cambria" w:hAnsi="Cambria"/>
+                <w:sz w:val="18"/>
+                <w:szCs w:val="18"/>
+              </w:rPr>
+              <w:t>Failed: 0</w:t>
+            </w:r>
+          </w:p>
+          <w:p>
+            <w:pPr>
+              <w:rPr>
+                <w:rFonts w:ascii="Cambria" w:hAnsi="Cambria"/>
+                <w:sz w:val="18"/>
+                <w:szCs w:val="18"/>
+              </w:rPr>
+            </w:pPr>
+            <w:r>
+              <w:rPr>
+                <w:rFonts w:ascii="Cambria" w:hAnsi="Cambria"/>
+                <w:sz w:val="18"/>
+                <w:szCs w:val="18"/>
+              </w:rPr>
+              <w:t>Skipped: 0</w:t>
+            </w:r>
+          </w:p>
+          <w:p>
+            <w:pPr>
+              <w:rPr>
+                <w:rFonts w:ascii="Cambria" w:hAnsi="Cambria"/>
+                <w:sz w:val="18"/>
+                <w:szCs w:val="18"/>
+              </w:rPr>
+            </w:pPr>
+            <w:r>
+              <w:rPr>
+                <w:rFonts w:ascii="Apple Color Emoji" w:hAnsi="Apple Color Emoji" w:cs="Apple Color Emoji"/>
+                <w:sz w:val="18"/>
+                <w:szCs w:val="18"/>
+              </w:rPr>
+              <w:t>✅</w:t>
+            </w:r>
+            <w:r>
+              <w:rPr>
+                <w:rFonts w:ascii="Cambria" w:hAnsi="Cambria"/>
+                <w:sz w:val="18"/>
+                <w:szCs w:val="18"/>
+              </w:rPr>
+              <w:t xml:space="preserve"> Result: SUCCEEDED</w:t>
+            </w:r>
+          </w:p>
+          <w:p>
+            <w:pPr>
+              <w:rPr>
+                <w:rFonts w:ascii="Cambria" w:hAnsi="Cambria"/>
+                <w:sz w:val="18"/>
+                <w:szCs w:val="18"/>
+              </w:rPr>
+            </w:pPr>
+            <w:r>
+              <w:rPr>
+                <w:rFonts w:ascii="Cambria" w:hAnsi="Cambria"/>
+                <w:sz w:val="18"/>
+                <w:szCs w:val="18"/>
+              </w:rPr>
+              <w:t>Test Execution Time: 0.12s (122ms)</w:t>
+            </w:r>
+          </w:p>
+          <w:p>
+            <w:pPr>
+              <w:rPr>
+                <w:rFonts w:ascii="Cambria" w:hAnsi="Cambria"/>
+                <w:sz w:val="18"/>
+                <w:szCs w:val="18"/>
+              </w:rPr>
+            </w:pPr>
+            <w:r>
+              <w:rPr>
+                <w:rFonts w:ascii="Cambria" w:hAnsi="Cambria"/>
+                <w:sz w:val="18"/>
+                <w:szCs w:val="18"/>
+              </w:rPr>
+              <w:t>Total Time (including build): 1.56s (1558ms)</w:t>
             </w:r>
           </w:p>
           <w:p>
@@ -17517,6 +18574,14 @@
                 <w:szCs w:val="18"/>
               </w:rPr>
             </w:pPr>
+            <w:r>
+              <w:rPr>
+                <w:rFonts w:ascii="Cambria" w:hAnsi="Cambria"/>
+                <w:sz w:val="18"/>
+                <w:szCs w:val="18"/>
+              </w:rPr>
+              <w:t>========================================</w:t>
+            </w:r>
           </w:p>
         </w:tc>
       </w:tr>
@@ -17813,7 +18878,7 @@
                 <w:sz w:val="18"/>
                 <w:szCs w:val="18"/>
               </w:rPr>
-              <w:t>95</w:t>
+              <w:t>9</w:t>
             </w:r>
             <w:r>
               <w:rPr>
@@ -17824,6 +18889,17 @@
                 <w:sz w:val="18"/>
                 <w:szCs w:val="18"/>
               </w:rPr>
+              <w:t>0.32</w:t>
+            </w:r>
+            <w:r>
+              <w:rPr>
+                <w:rFonts w:ascii="Cambria" w:eastAsia="Cambria" w:hAnsi="Cambria" w:cs="Cambria"/>
+                <w:i/>
+                <w:iCs/>
+                <w:color w:val="000000" w:themeColor="text1"/>
+                <w:sz w:val="18"/>
+                <w:szCs w:val="18"/>
+              </w:rPr>
               <w:t>%</w:t>
             </w:r>
           </w:p>
@@ -17861,7 +18937,29 @@
                 <w:sz w:val="18"/>
                 <w:szCs w:val="18"/>
               </w:rPr>
-              <w:t xml:space="preserve">  90%</w:t>
+              <w:t xml:space="preserve">  </w:t>
+            </w:r>
+            <w:r>
+              <w:rPr>
+                <w:rFonts w:ascii="Cambria" w:eastAsia="Cambria" w:hAnsi="Cambria" w:cs="Cambria"/>
+                <w:i/>
+                <w:iCs/>
+                <w:color w:val="000000" w:themeColor="text1"/>
+                <w:sz w:val="18"/>
+                <w:szCs w:val="18"/>
+              </w:rPr>
+              <w:t>84.37</w:t>
+            </w:r>
+            <w:r>
+              <w:rPr>
+                <w:rFonts w:ascii="Cambria" w:eastAsia="Cambria" w:hAnsi="Cambria" w:cs="Cambria"/>
+                <w:i/>
+                <w:iCs/>
+                <w:color w:val="000000" w:themeColor="text1"/>
+                <w:sz w:val="18"/>
+                <w:szCs w:val="18"/>
+              </w:rPr>
+              <w:t>%</w:t>
             </w:r>
           </w:p>
         </w:tc>
@@ -17940,7 +19038,7 @@
                 <w:sz w:val="18"/>
                 <w:szCs w:val="18"/>
               </w:rPr>
-              <w:t>88</w:t>
+              <w:t>100</w:t>
             </w:r>
             <w:r>
               <w:rPr>
@@ -17999,7 +19097,7 @@
                 <w:sz w:val="18"/>
                 <w:szCs w:val="18"/>
               </w:rPr>
-              <w:t>83</w:t>
+              <w:t>100</w:t>
             </w:r>
             <w:r>
               <w:rPr>
@@ -18076,7 +19174,7 @@
                 <w:sz w:val="18"/>
                 <w:szCs w:val="18"/>
               </w:rPr>
-              <w:t xml:space="preserve">  9</w:t>
+              <w:t xml:space="preserve">  </w:t>
             </w:r>
             <w:r>
               <w:rPr>
@@ -18087,7 +19185,7 @@
                 <w:sz w:val="18"/>
                 <w:szCs w:val="18"/>
               </w:rPr>
-              <w:t>2</w:t>
+              <w:t>77.36</w:t>
             </w:r>
             <w:r>
               <w:rPr>
@@ -18146,7 +19244,18 @@
                 <w:sz w:val="18"/>
                 <w:szCs w:val="18"/>
               </w:rPr>
-              <w:t>86</w:t>
+              <w:t>8</w:t>
+            </w:r>
+            <w:r>
+              <w:rPr>
+                <w:rFonts w:ascii="Cambria" w:eastAsia="Cambria" w:hAnsi="Cambria" w:cs="Cambria"/>
+                <w:i/>
+                <w:iCs/>
+                <w:color w:val="000000" w:themeColor="text1"/>
+                <w:sz w:val="18"/>
+                <w:szCs w:val="18"/>
+              </w:rPr>
+              <w:t>8.09</w:t>
             </w:r>
             <w:r>
               <w:rPr>
@@ -18314,7 +19423,6 @@
           <w:sz w:val="18"/>
           <w:szCs w:val="18"/>
         </w:rPr>
-        <w:lastRenderedPageBreak/>
         <w:t>dotnet test</w:t>
       </w:r>
     </w:p>
@@ -18336,7 +19444,7 @@
         <w:tblLook w:val="04A0" w:firstRow="1" w:lastRow="0" w:firstColumn="1" w:lastColumn="0" w:noHBand="0" w:noVBand="1"/>
       </w:tblPr>
       <w:tblGrid>
-        <w:gridCol w:w="10090"/>
+        <w:gridCol w:w="9360"/>
       </w:tblGrid>
       <w:tr>
         <w:tc>
@@ -18378,6 +19486,362 @@
                 <w:szCs w:val="18"/>
               </w:rPr>
             </w:pPr>
+            <w:r>
+              <w:rPr>
+                <w:rFonts w:ascii="Cambria" w:hAnsi="Cambria"/>
+                <w:sz w:val="18"/>
+                <w:szCs w:val="18"/>
+              </w:rPr>
+              <w:t>Running tests...</w:t>
+            </w:r>
+          </w:p>
+          <w:p>
+            <w:pPr>
+              <w:spacing w:before="40"/>
+              <w:rPr>
+                <w:rFonts w:ascii="Cambria" w:hAnsi="Cambria"/>
+                <w:sz w:val="18"/>
+                <w:szCs w:val="18"/>
+              </w:rPr>
+            </w:pPr>
+          </w:p>
+          <w:p>
+            <w:pPr>
+              <w:spacing w:before="40"/>
+              <w:rPr>
+                <w:rFonts w:ascii="Cambria" w:hAnsi="Cambria"/>
+                <w:sz w:val="18"/>
+                <w:szCs w:val="18"/>
+              </w:rPr>
+            </w:pPr>
+            <w:r>
+              <w:rPr>
+                <w:rFonts w:ascii="Apple Color Emoji" w:hAnsi="Apple Color Emoji" w:cs="Apple Color Emoji"/>
+                <w:sz w:val="18"/>
+                <w:szCs w:val="18"/>
+              </w:rPr>
+              <w:t>✅</w:t>
+            </w:r>
+            <w:r>
+              <w:rPr>
+                <w:rFonts w:ascii="Cambria" w:hAnsi="Cambria"/>
+                <w:sz w:val="18"/>
+                <w:szCs w:val="18"/>
+              </w:rPr>
+              <w:t xml:space="preserve"> PASSED: CalculateFee_CheckInAfter10PM_AddsOvernightFee (3ms)</w:t>
+            </w:r>
+          </w:p>
+          <w:p>
+            <w:pPr>
+              <w:spacing w:before="40"/>
+              <w:rPr>
+                <w:rFonts w:ascii="Cambria" w:hAnsi="Cambria"/>
+                <w:sz w:val="18"/>
+                <w:szCs w:val="18"/>
+              </w:rPr>
+            </w:pPr>
+            <w:r>
+              <w:rPr>
+                <w:rFonts w:ascii="Apple Color Emoji" w:hAnsi="Apple Color Emoji" w:cs="Apple Color Emoji"/>
+                <w:sz w:val="18"/>
+                <w:szCs w:val="18"/>
+              </w:rPr>
+              <w:t>✅</w:t>
+            </w:r>
+            <w:r>
+              <w:rPr>
+                <w:rFonts w:ascii="Cambria" w:hAnsi="Cambria"/>
+                <w:sz w:val="18"/>
+                <w:szCs w:val="18"/>
+              </w:rPr>
+              <w:t xml:space="preserve"> PASSED: CalculateFee_Past10PM_AddsOvernightFee (N/A)</w:t>
+            </w:r>
+          </w:p>
+          <w:p>
+            <w:pPr>
+              <w:spacing w:before="40"/>
+              <w:rPr>
+                <w:rFonts w:ascii="Cambria" w:hAnsi="Cambria"/>
+                <w:sz w:val="18"/>
+                <w:szCs w:val="18"/>
+              </w:rPr>
+            </w:pPr>
+            <w:r>
+              <w:rPr>
+                <w:rFonts w:ascii="Apple Color Emoji" w:hAnsi="Apple Color Emoji" w:cs="Apple Color Emoji"/>
+                <w:sz w:val="18"/>
+                <w:szCs w:val="18"/>
+              </w:rPr>
+              <w:t>✅</w:t>
+            </w:r>
+            <w:r>
+              <w:rPr>
+                <w:rFonts w:ascii="Cambria" w:hAnsi="Cambria"/>
+                <w:sz w:val="18"/>
+                <w:szCs w:val="18"/>
+              </w:rPr>
+              <w:t xml:space="preserve"> PASSED: CalculateFee_LostTicketDuringGracePeriod_Returns20000 (N/A)</w:t>
+            </w:r>
+          </w:p>
+          <w:p>
+            <w:pPr>
+              <w:spacing w:before="40"/>
+              <w:rPr>
+                <w:rFonts w:ascii="Cambria" w:hAnsi="Cambria"/>
+                <w:sz w:val="18"/>
+                <w:szCs w:val="18"/>
+              </w:rPr>
+            </w:pPr>
+            <w:r>
+              <w:rPr>
+                <w:rFonts w:ascii="Apple Color Emoji" w:hAnsi="Apple Color Emoji" w:cs="Apple Color Emoji"/>
+                <w:sz w:val="18"/>
+                <w:szCs w:val="18"/>
+              </w:rPr>
+              <w:t>✅</w:t>
+            </w:r>
+            <w:r>
+              <w:rPr>
+                <w:rFonts w:ascii="Cambria" w:hAnsi="Cambria"/>
+                <w:sz w:val="18"/>
+                <w:szCs w:val="18"/>
+              </w:rPr>
+              <w:t xml:space="preserve"> PASSED: CalculateFee_GracePeriod_30Minutes_ReturnsFree (N/A)</w:t>
+            </w:r>
+          </w:p>
+          <w:p>
+            <w:pPr>
+              <w:spacing w:before="40"/>
+              <w:rPr>
+                <w:rFonts w:ascii="Cambria" w:hAnsi="Cambria"/>
+                <w:sz w:val="18"/>
+                <w:szCs w:val="18"/>
+              </w:rPr>
+            </w:pPr>
+            <w:r>
+              <w:rPr>
+                <w:rFonts w:ascii="Apple Color Emoji" w:hAnsi="Apple Color Emoji" w:cs="Apple Color Emoji"/>
+                <w:sz w:val="18"/>
+                <w:szCs w:val="18"/>
+              </w:rPr>
+              <w:t>✅</w:t>
+            </w:r>
+            <w:r>
+              <w:rPr>
+                <w:rFonts w:ascii="Cambria" w:hAnsi="Cambria"/>
+                <w:sz w:val="18"/>
+                <w:szCs w:val="18"/>
+              </w:rPr>
+              <w:t xml:space="preserve"> PASSED: CalculateFee_Holiday_Adds50PercentSurcharge (N/A)</w:t>
+            </w:r>
+          </w:p>
+          <w:p>
+            <w:pPr>
+              <w:spacing w:before="40"/>
+              <w:rPr>
+                <w:rFonts w:ascii="Cambria" w:hAnsi="Cambria"/>
+                <w:sz w:val="18"/>
+                <w:szCs w:val="18"/>
+              </w:rPr>
+            </w:pPr>
+            <w:r>
+              <w:rPr>
+                <w:rFonts w:ascii="Apple Color Emoji" w:hAnsi="Apple Color Emoji" w:cs="Apple Color Emoji"/>
+                <w:sz w:val="18"/>
+                <w:szCs w:val="18"/>
+              </w:rPr>
+              <w:t>✅</w:t>
+            </w:r>
+            <w:r>
+              <w:rPr>
+                <w:rFonts w:ascii="Cambria" w:hAnsi="Cambria"/>
+                <w:sz w:val="18"/>
+                <w:szCs w:val="18"/>
+              </w:rPr>
+              <w:t xml:space="preserve"> PASSED: CalculateFee_Motorcycle_DailyCap_Returns4000 (N/A)</w:t>
+            </w:r>
+          </w:p>
+          <w:p>
+            <w:pPr>
+              <w:spacing w:before="40"/>
+              <w:rPr>
+                <w:rFonts w:ascii="Cambria" w:hAnsi="Cambria"/>
+                <w:sz w:val="18"/>
+                <w:szCs w:val="18"/>
+              </w:rPr>
+            </w:pPr>
+            <w:r>
+              <w:rPr>
+                <w:rFonts w:ascii="Apple Color Emoji" w:hAnsi="Apple Color Emoji" w:cs="Apple Color Emoji"/>
+                <w:sz w:val="18"/>
+                <w:szCs w:val="18"/>
+              </w:rPr>
+              <w:t>✅</w:t>
+            </w:r>
+            <w:r>
+              <w:rPr>
+                <w:rFonts w:ascii="Cambria" w:hAnsi="Cambria"/>
+                <w:sz w:val="18"/>
+                <w:szCs w:val="18"/>
+              </w:rPr>
+              <w:t xml:space="preserve"> PASSED: CalculateFee_GracePeriod_31Minutes_ReturnsOneHourFee (N/A)</w:t>
+            </w:r>
+          </w:p>
+          <w:p>
+            <w:pPr>
+              <w:spacing w:before="40"/>
+              <w:rPr>
+                <w:rFonts w:ascii="Cambria" w:hAnsi="Cambria"/>
+                <w:sz w:val="18"/>
+                <w:szCs w:val="18"/>
+              </w:rPr>
+            </w:pPr>
+            <w:r>
+              <w:rPr>
+                <w:rFonts w:ascii="Apple Color Emoji" w:hAnsi="Apple Color Emoji" w:cs="Apple Color Emoji"/>
+                <w:sz w:val="18"/>
+                <w:szCs w:val="18"/>
+              </w:rPr>
+              <w:t>✅</w:t>
+            </w:r>
+            <w:r>
+              <w:rPr>
+                <w:rFonts w:ascii="Cambria" w:hAnsi="Cambria"/>
+                <w:sz w:val="18"/>
+                <w:szCs w:val="18"/>
+              </w:rPr>
+              <w:t xml:space="preserve"> PASSED: CalculateFee_LostTicket_Adds20000 (N/A)</w:t>
+            </w:r>
+          </w:p>
+          <w:p>
+            <w:pPr>
+              <w:spacing w:before="40"/>
+              <w:rPr>
+                <w:rFonts w:ascii="Cambria" w:hAnsi="Cambria"/>
+                <w:sz w:val="18"/>
+                <w:szCs w:val="18"/>
+              </w:rPr>
+            </w:pPr>
+            <w:r>
+              <w:rPr>
+                <w:rFonts w:ascii="Apple Color Emoji" w:hAnsi="Apple Color Emoji" w:cs="Apple Color Emoji"/>
+                <w:sz w:val="18"/>
+                <w:szCs w:val="18"/>
+              </w:rPr>
+              <w:t>✅</w:t>
+            </w:r>
+            <w:r>
+              <w:rPr>
+                <w:rFonts w:ascii="Cambria" w:hAnsi="Cambria"/>
+                <w:sz w:val="18"/>
+                <w:szCs w:val="18"/>
+              </w:rPr>
+              <w:t xml:space="preserve"> PASSED: CalculateFee_SilverMember_Gets10PercentDiscount (N/A)</w:t>
+            </w:r>
+          </w:p>
+          <w:p>
+            <w:pPr>
+              <w:spacing w:before="40"/>
+              <w:rPr>
+                <w:rFonts w:ascii="Cambria" w:hAnsi="Cambria"/>
+                <w:sz w:val="18"/>
+                <w:szCs w:val="18"/>
+              </w:rPr>
+            </w:pPr>
+            <w:r>
+              <w:rPr>
+                <w:rFonts w:ascii="Apple Color Emoji" w:hAnsi="Apple Color Emoji" w:cs="Apple Color Emoji"/>
+                <w:sz w:val="18"/>
+                <w:szCs w:val="18"/>
+              </w:rPr>
+              <w:t>✅</w:t>
+            </w:r>
+            <w:r>
+              <w:rPr>
+                <w:rFonts w:ascii="Cambria" w:hAnsi="Cambria"/>
+                <w:sz w:val="18"/>
+                <w:szCs w:val="18"/>
+              </w:rPr>
+              <w:t xml:space="preserve"> PASSED: CalculateFee_GoldMember_Gets25PercentDiscount (N/A)</w:t>
+            </w:r>
+          </w:p>
+          <w:p>
+            <w:pPr>
+              <w:spacing w:before="40"/>
+              <w:rPr>
+                <w:rFonts w:ascii="Cambria" w:hAnsi="Cambria"/>
+                <w:sz w:val="18"/>
+                <w:szCs w:val="18"/>
+              </w:rPr>
+            </w:pPr>
+            <w:r>
+              <w:rPr>
+                <w:rFonts w:ascii="Apple Color Emoji" w:hAnsi="Apple Color Emoji" w:cs="Apple Color Emoji"/>
+                <w:sz w:val="18"/>
+                <w:szCs w:val="18"/>
+              </w:rPr>
+              <w:t>✅</w:t>
+            </w:r>
+            <w:r>
+              <w:rPr>
+                <w:rFonts w:ascii="Cambria" w:hAnsi="Cambria"/>
+                <w:sz w:val="18"/>
+                <w:szCs w:val="18"/>
+              </w:rPr>
+              <w:t xml:space="preserve"> PASSED: CalculateFee_PlatinumMember_Gets40PercentDiscount (N/A)</w:t>
+            </w:r>
+          </w:p>
+          <w:p>
+            <w:pPr>
+              <w:spacing w:before="40"/>
+              <w:rPr>
+                <w:rFonts w:ascii="Cambria" w:hAnsi="Cambria"/>
+                <w:sz w:val="18"/>
+                <w:szCs w:val="18"/>
+              </w:rPr>
+            </w:pPr>
+            <w:r>
+              <w:rPr>
+                <w:rFonts w:ascii="Apple Color Emoji" w:hAnsi="Apple Color Emoji" w:cs="Apple Color Emoji"/>
+                <w:sz w:val="18"/>
+                <w:szCs w:val="18"/>
+              </w:rPr>
+              <w:t>✅</w:t>
+            </w:r>
+            <w:r>
+              <w:rPr>
+                <w:rFonts w:ascii="Cambria" w:hAnsi="Cambria"/>
+                <w:sz w:val="18"/>
+                <w:szCs w:val="18"/>
+              </w:rPr>
+              <w:t xml:space="preserve"> PASSED: CalculateFee_CarExceedsDailyCap_Returns8000 (N/A)</w:t>
+            </w:r>
+          </w:p>
+          <w:p>
+            <w:pPr>
+              <w:spacing w:before="40"/>
+              <w:rPr>
+                <w:rFonts w:ascii="Cambria" w:hAnsi="Cambria"/>
+                <w:sz w:val="18"/>
+                <w:szCs w:val="18"/>
+              </w:rPr>
+            </w:pPr>
+            <w:r>
+              <w:rPr>
+                <w:rFonts w:ascii="Apple Color Emoji" w:hAnsi="Apple Color Emoji" w:cs="Apple Color Emoji"/>
+                <w:sz w:val="18"/>
+                <w:szCs w:val="18"/>
+              </w:rPr>
+              <w:t>✅</w:t>
+            </w:r>
+            <w:r>
+              <w:rPr>
+                <w:rFonts w:ascii="Cambria" w:hAnsi="Cambria"/>
+                <w:sz w:val="18"/>
+                <w:szCs w:val="18"/>
+              </w:rPr>
+              <w:t xml:space="preserve"> PASSED: </w:t>
+            </w:r>
             <w:proofErr w:type="spellStart"/>
             <w:r>
               <w:rPr>
@@ -18385,7 +19849,7 @@
                 <w:sz w:val="18"/>
                 <w:szCs w:val="18"/>
               </w:rPr>
-              <w:t>mac@Raksas-MacBook-Pro</w:t>
+              <w:t>CalculateFee_ZeroDuration_ReturnsFree</w:t>
             </w:r>
             <w:proofErr w:type="spellEnd"/>
             <w:r>
@@ -18394,7 +19858,7 @@
                 <w:sz w:val="18"/>
                 <w:szCs w:val="18"/>
               </w:rPr>
-              <w:t xml:space="preserve"> automate-test-E5-nhesokraksa % dotnet test --list-tests</w:t>
+              <w:t xml:space="preserve"> (N/A)</w:t>
             </w:r>
           </w:p>
           <w:p>
@@ -18408,11 +19872,19 @@
             </w:pPr>
             <w:r>
               <w:rPr>
-                <w:rFonts w:ascii="Cambria" w:hAnsi="Cambria"/>
-                <w:sz w:val="18"/>
-                <w:szCs w:val="18"/>
-              </w:rPr>
-              <w:t>Restore complete (0.4s)</w:t>
+                <w:rFonts w:ascii="Apple Color Emoji" w:hAnsi="Apple Color Emoji" w:cs="Apple Color Emoji"/>
+                <w:sz w:val="18"/>
+                <w:szCs w:val="18"/>
+              </w:rPr>
+              <w:t>✅</w:t>
+            </w:r>
+            <w:r>
+              <w:rPr>
+                <w:rFonts w:ascii="Cambria" w:hAnsi="Cambria"/>
+                <w:sz w:val="18"/>
+                <w:szCs w:val="18"/>
+              </w:rPr>
+              <w:t xml:space="preserve"> PASSED: CalculateFee_Weekend_Adds20PercentSurcharge (N/A)</w:t>
             </w:r>
           </w:p>
           <w:p>
@@ -18426,11 +19898,19 @@
             </w:pPr>
             <w:r>
               <w:rPr>
-                <w:rFonts w:ascii="Cambria" w:hAnsi="Cambria"/>
-                <w:sz w:val="18"/>
-                <w:szCs w:val="18"/>
-              </w:rPr>
-              <w:t xml:space="preserve">  </w:t>
+                <w:rFonts w:ascii="Apple Color Emoji" w:hAnsi="Apple Color Emoji" w:cs="Apple Color Emoji"/>
+                <w:sz w:val="18"/>
+                <w:szCs w:val="18"/>
+              </w:rPr>
+              <w:t>✅</w:t>
+            </w:r>
+            <w:r>
+              <w:rPr>
+                <w:rFonts w:ascii="Cambria" w:hAnsi="Cambria"/>
+                <w:sz w:val="18"/>
+                <w:szCs w:val="18"/>
+              </w:rPr>
+              <w:t xml:space="preserve"> PASSED: </w:t>
             </w:r>
             <w:proofErr w:type="spellStart"/>
             <w:r>
@@ -18439,7 +19919,7 @@
                 <w:sz w:val="18"/>
                 <w:szCs w:val="18"/>
               </w:rPr>
-              <w:t>SmartPark.Core</w:t>
+              <w:t>CalculateFee_RoundingUp_ReturnsTwoHours</w:t>
             </w:r>
             <w:proofErr w:type="spellEnd"/>
             <w:r>
@@ -18448,7 +19928,33 @@
                 <w:sz w:val="18"/>
                 <w:szCs w:val="18"/>
               </w:rPr>
-              <w:t xml:space="preserve"> net10.0 succeeded (0.0s) → </w:t>
+              <w:t xml:space="preserve"> (N/A)</w:t>
+            </w:r>
+          </w:p>
+          <w:p>
+            <w:pPr>
+              <w:spacing w:before="40"/>
+              <w:rPr>
+                <w:rFonts w:ascii="Cambria" w:hAnsi="Cambria"/>
+                <w:sz w:val="18"/>
+                <w:szCs w:val="18"/>
+              </w:rPr>
+            </w:pPr>
+            <w:r>
+              <w:rPr>
+                <w:rFonts w:ascii="Apple Color Emoji" w:hAnsi="Apple Color Emoji" w:cs="Apple Color Emoji"/>
+                <w:sz w:val="18"/>
+                <w:szCs w:val="18"/>
+              </w:rPr>
+              <w:t>✅</w:t>
+            </w:r>
+            <w:r>
+              <w:rPr>
+                <w:rFonts w:ascii="Cambria" w:hAnsi="Cambria"/>
+                <w:sz w:val="18"/>
+                <w:szCs w:val="18"/>
+              </w:rPr>
+              <w:t xml:space="preserve"> PASSED: </w:t>
             </w:r>
             <w:proofErr w:type="spellStart"/>
             <w:r>
@@ -18457,7 +19963,7 @@
                 <w:sz w:val="18"/>
                 <w:szCs w:val="18"/>
               </w:rPr>
-              <w:t>src</w:t>
+              <w:t>PaymentFailure_CheckOut_ThrowsException_TicketStillActive</w:t>
             </w:r>
             <w:proofErr w:type="spellEnd"/>
             <w:r>
@@ -18466,7 +19972,33 @@
                 <w:sz w:val="18"/>
                 <w:szCs w:val="18"/>
               </w:rPr>
-              <w:t>/</w:t>
+              <w:t xml:space="preserve"> (32ms)</w:t>
+            </w:r>
+          </w:p>
+          <w:p>
+            <w:pPr>
+              <w:spacing w:before="40"/>
+              <w:rPr>
+                <w:rFonts w:ascii="Cambria" w:hAnsi="Cambria"/>
+                <w:sz w:val="18"/>
+                <w:szCs w:val="18"/>
+              </w:rPr>
+            </w:pPr>
+            <w:r>
+              <w:rPr>
+                <w:rFonts w:ascii="Apple Color Emoji" w:hAnsi="Apple Color Emoji" w:cs="Apple Color Emoji"/>
+                <w:sz w:val="18"/>
+                <w:szCs w:val="18"/>
+              </w:rPr>
+              <w:t>✅</w:t>
+            </w:r>
+            <w:r>
+              <w:rPr>
+                <w:rFonts w:ascii="Cambria" w:hAnsi="Cambria"/>
+                <w:sz w:val="18"/>
+                <w:szCs w:val="18"/>
+              </w:rPr>
+              <w:t xml:space="preserve"> PASSED: </w:t>
             </w:r>
             <w:proofErr w:type="spellStart"/>
             <w:r>
@@ -18475,7 +20007,7 @@
                 <w:sz w:val="18"/>
                 <w:szCs w:val="18"/>
               </w:rPr>
-              <w:t>SmartPark.Core</w:t>
+              <w:t>NotificationFailure_CheckOutStillSucceeds</w:t>
             </w:r>
             <w:proofErr w:type="spellEnd"/>
             <w:r>
@@ -18484,7 +20016,7 @@
                 <w:sz w:val="18"/>
                 <w:szCs w:val="18"/>
               </w:rPr>
-              <w:t>/bin/Debug/net10.0/SmartPark.Core.dll</w:t>
+              <w:t xml:space="preserve"> (1ms)</w:t>
             </w:r>
           </w:p>
           <w:p>
@@ -18498,11 +20030,19 @@
             </w:pPr>
             <w:r>
               <w:rPr>
-                <w:rFonts w:ascii="Cambria" w:hAnsi="Cambria"/>
-                <w:sz w:val="18"/>
-                <w:szCs w:val="18"/>
-              </w:rPr>
-              <w:t xml:space="preserve">  </w:t>
+                <w:rFonts w:ascii="Apple Color Emoji" w:hAnsi="Apple Color Emoji" w:cs="Apple Color Emoji"/>
+                <w:sz w:val="18"/>
+                <w:szCs w:val="18"/>
+              </w:rPr>
+              <w:t>✅</w:t>
+            </w:r>
+            <w:r>
+              <w:rPr>
+                <w:rFonts w:ascii="Cambria" w:hAnsi="Cambria"/>
+                <w:sz w:val="18"/>
+                <w:szCs w:val="18"/>
+              </w:rPr>
+              <w:t xml:space="preserve"> PASSED: </w:t>
             </w:r>
             <w:proofErr w:type="spellStart"/>
             <w:r>
@@ -18511,7 +20051,7 @@
                 <w:sz w:val="18"/>
                 <w:szCs w:val="18"/>
               </w:rPr>
-              <w:t>SmartPark.Tests</w:t>
+              <w:t>DuplicateCheckIn_ThrowsException_NoNewTicket</w:t>
             </w:r>
             <w:proofErr w:type="spellEnd"/>
             <w:r>
@@ -18520,7 +20060,33 @@
                 <w:sz w:val="18"/>
                 <w:szCs w:val="18"/>
               </w:rPr>
-              <w:t xml:space="preserve"> net10.0 succeeded (0.0s) → tests/</w:t>
+              <w:t xml:space="preserve"> (N/A)</w:t>
+            </w:r>
+          </w:p>
+          <w:p>
+            <w:pPr>
+              <w:spacing w:before="40"/>
+              <w:rPr>
+                <w:rFonts w:ascii="Cambria" w:hAnsi="Cambria"/>
+                <w:sz w:val="18"/>
+                <w:szCs w:val="18"/>
+              </w:rPr>
+            </w:pPr>
+            <w:r>
+              <w:rPr>
+                <w:rFonts w:ascii="Apple Color Emoji" w:hAnsi="Apple Color Emoji" w:cs="Apple Color Emoji"/>
+                <w:sz w:val="18"/>
+                <w:szCs w:val="18"/>
+              </w:rPr>
+              <w:t>✅</w:t>
+            </w:r>
+            <w:r>
+              <w:rPr>
+                <w:rFonts w:ascii="Cambria" w:hAnsi="Cambria"/>
+                <w:sz w:val="18"/>
+                <w:szCs w:val="18"/>
+              </w:rPr>
+              <w:t xml:space="preserve"> PASSED: </w:t>
             </w:r>
             <w:proofErr w:type="spellStart"/>
             <w:r>
@@ -18529,7 +20095,7 @@
                 <w:sz w:val="18"/>
                 <w:szCs w:val="18"/>
               </w:rPr>
-              <w:t>SmartPark.Tests</w:t>
+              <w:t>CheckOut_Successful_Checkout_AllStepsExecuted</w:t>
             </w:r>
             <w:proofErr w:type="spellEnd"/>
             <w:r>
@@ -18538,7 +20104,7 @@
                 <w:sz w:val="18"/>
                 <w:szCs w:val="18"/>
               </w:rPr>
-              <w:t>/bin/Debug/net10.0/SmartPark.Tests.dll</w:t>
+              <w:t xml:space="preserve"> (35ms)</w:t>
             </w:r>
           </w:p>
           <w:p>
@@ -18552,11 +20118,19 @@
             </w:pPr>
             <w:r>
               <w:rPr>
-                <w:rFonts w:ascii="Cambria" w:hAnsi="Cambria"/>
-                <w:sz w:val="18"/>
-                <w:szCs w:val="18"/>
-              </w:rPr>
-              <w:t>The following Tests are available:</w:t>
+                <w:rFonts w:ascii="Apple Color Emoji" w:hAnsi="Apple Color Emoji" w:cs="Apple Color Emoji"/>
+                <w:sz w:val="18"/>
+                <w:szCs w:val="18"/>
+              </w:rPr>
+              <w:t>✅</w:t>
+            </w:r>
+            <w:r>
+              <w:rPr>
+                <w:rFonts w:ascii="Cambria" w:hAnsi="Cambria"/>
+                <w:sz w:val="18"/>
+                <w:szCs w:val="18"/>
+              </w:rPr>
+              <w:t xml:space="preserve"> PASSED: LostTicketDuringGracePeriod_Returns20000AndClosesTicket (N/A)</w:t>
             </w:r>
           </w:p>
           <w:p>
@@ -18570,29 +20144,37 @@
             </w:pPr>
             <w:r>
               <w:rPr>
-                <w:rFonts w:ascii="Cambria" w:hAnsi="Cambria"/>
-                <w:sz w:val="18"/>
-                <w:szCs w:val="18"/>
-              </w:rPr>
-              <w:t xml:space="preserve">    </w:t>
-            </w:r>
-            <w:proofErr w:type="gramStart"/>
-            <w:r>
-              <w:rPr>
-                <w:rFonts w:ascii="Cambria" w:hAnsi="Cambria"/>
-                <w:sz w:val="18"/>
-                <w:szCs w:val="18"/>
-              </w:rPr>
-              <w:t>SmartPark.Tests.ParkingFeeCalculatorPropertyTests.Fee</w:t>
-            </w:r>
-            <w:proofErr w:type="gramEnd"/>
-            <w:r>
-              <w:rPr>
-                <w:rFonts w:ascii="Cambria" w:hAnsi="Cambria"/>
-                <w:sz w:val="18"/>
-                <w:szCs w:val="18"/>
-              </w:rPr>
-              <w:t>_Increases_With_Time</w:t>
+                <w:rFonts w:ascii="Apple Color Emoji" w:hAnsi="Apple Color Emoji" w:cs="Apple Color Emoji"/>
+                <w:sz w:val="18"/>
+                <w:szCs w:val="18"/>
+              </w:rPr>
+              <w:t>✅</w:t>
+            </w:r>
+            <w:r>
+              <w:rPr>
+                <w:rFonts w:ascii="Cambria" w:hAnsi="Cambria"/>
+                <w:sz w:val="18"/>
+                <w:szCs w:val="18"/>
+              </w:rPr>
+              <w:t xml:space="preserve"> PASSED: </w:t>
+            </w:r>
+            <w:proofErr w:type="spellStart"/>
+            <w:r>
+              <w:rPr>
+                <w:rFonts w:ascii="Cambria" w:hAnsi="Cambria"/>
+                <w:sz w:val="18"/>
+                <w:szCs w:val="18"/>
+              </w:rPr>
+              <w:t>CheckOut_TicketNotFound_ThrowsKeyNotFound</w:t>
+            </w:r>
+            <w:proofErr w:type="spellEnd"/>
+            <w:r>
+              <w:rPr>
+                <w:rFonts w:ascii="Cambria" w:hAnsi="Cambria"/>
+                <w:sz w:val="18"/>
+                <w:szCs w:val="18"/>
+              </w:rPr>
+              <w:t xml:space="preserve"> (1ms)</w:t>
             </w:r>
           </w:p>
           <w:p>
@@ -18606,29 +20188,37 @@
             </w:pPr>
             <w:r>
               <w:rPr>
-                <w:rFonts w:ascii="Cambria" w:hAnsi="Cambria"/>
-                <w:sz w:val="18"/>
-                <w:szCs w:val="18"/>
-              </w:rPr>
-              <w:t xml:space="preserve">    </w:t>
-            </w:r>
-            <w:proofErr w:type="gramStart"/>
-            <w:r>
-              <w:rPr>
-                <w:rFonts w:ascii="Cambria" w:hAnsi="Cambria"/>
-                <w:sz w:val="18"/>
-                <w:szCs w:val="18"/>
-              </w:rPr>
-              <w:t>SmartPark.Tests.ParkingFeeCalculatorPropertyTests.GracePeriod</w:t>
-            </w:r>
-            <w:proofErr w:type="gramEnd"/>
-            <w:r>
-              <w:rPr>
-                <w:rFonts w:ascii="Cambria" w:hAnsi="Cambria"/>
-                <w:sz w:val="18"/>
-                <w:szCs w:val="18"/>
-              </w:rPr>
-              <w:t>_IsAlwaysFree</w:t>
+                <w:rFonts w:ascii="Apple Color Emoji" w:hAnsi="Apple Color Emoji" w:cs="Apple Color Emoji"/>
+                <w:sz w:val="18"/>
+                <w:szCs w:val="18"/>
+              </w:rPr>
+              <w:t>✅</w:t>
+            </w:r>
+            <w:r>
+              <w:rPr>
+                <w:rFonts w:ascii="Cambria" w:hAnsi="Cambria"/>
+                <w:sz w:val="18"/>
+                <w:szCs w:val="18"/>
+              </w:rPr>
+              <w:t xml:space="preserve"> PASSED: </w:t>
+            </w:r>
+            <w:proofErr w:type="spellStart"/>
+            <w:r>
+              <w:rPr>
+                <w:rFonts w:ascii="Cambria" w:hAnsi="Cambria"/>
+                <w:sz w:val="18"/>
+                <w:szCs w:val="18"/>
+              </w:rPr>
+              <w:t>CheckOut_AlreadyCheckedOut_ThrowsException_NoPayment</w:t>
+            </w:r>
+            <w:proofErr w:type="spellEnd"/>
+            <w:r>
+              <w:rPr>
+                <w:rFonts w:ascii="Cambria" w:hAnsi="Cambria"/>
+                <w:sz w:val="18"/>
+                <w:szCs w:val="18"/>
+              </w:rPr>
+              <w:t xml:space="preserve"> (1ms)</w:t>
             </w:r>
           </w:p>
           <w:p>
@@ -18642,22 +20232,20 @@
             </w:pPr>
             <w:r>
               <w:rPr>
-                <w:rFonts w:ascii="Cambria" w:hAnsi="Cambria"/>
-                <w:sz w:val="18"/>
-                <w:szCs w:val="18"/>
-              </w:rPr>
-              <w:t xml:space="preserve">    </w:t>
-            </w:r>
-            <w:proofErr w:type="gramStart"/>
-            <w:r>
-              <w:rPr>
-                <w:rFonts w:ascii="Cambria" w:hAnsi="Cambria"/>
-                <w:sz w:val="18"/>
-                <w:szCs w:val="18"/>
-              </w:rPr>
-              <w:t>SmartPark.Tests.ParkingFeeCalculatorPropertyTests.MembersPayLessOrEqual</w:t>
-            </w:r>
-            <w:proofErr w:type="gramEnd"/>
+                <w:rFonts w:ascii="Apple Color Emoji" w:hAnsi="Apple Color Emoji" w:cs="Apple Color Emoji"/>
+                <w:sz w:val="18"/>
+                <w:szCs w:val="18"/>
+              </w:rPr>
+              <w:t>✅</w:t>
+            </w:r>
+            <w:r>
+              <w:rPr>
+                <w:rFonts w:ascii="Cambria" w:hAnsi="Cambria"/>
+                <w:sz w:val="18"/>
+                <w:szCs w:val="18"/>
+              </w:rPr>
+              <w:t xml:space="preserve"> PASSED: MultipleVehicles_CheckIn3_CheckOut1_Remain2Active (7ms)</w:t>
+            </w:r>
           </w:p>
           <w:p>
             <w:pPr>
@@ -18670,29 +20258,37 @@
             </w:pPr>
             <w:r>
               <w:rPr>
-                <w:rFonts w:ascii="Cambria" w:hAnsi="Cambria"/>
-                <w:sz w:val="18"/>
-                <w:szCs w:val="18"/>
-              </w:rPr>
-              <w:t xml:space="preserve">    </w:t>
-            </w:r>
-            <w:proofErr w:type="gramStart"/>
-            <w:r>
-              <w:rPr>
-                <w:rFonts w:ascii="Cambria" w:hAnsi="Cambria"/>
-                <w:sz w:val="18"/>
-                <w:szCs w:val="18"/>
-              </w:rPr>
-              <w:t>SmartPark.Tests.ParkingFeeCalculatorPropertyTests.HigherTier</w:t>
-            </w:r>
-            <w:proofErr w:type="gramEnd"/>
-            <w:r>
-              <w:rPr>
-                <w:rFonts w:ascii="Cambria" w:hAnsi="Cambria"/>
-                <w:sz w:val="18"/>
-                <w:szCs w:val="18"/>
-              </w:rPr>
-              <w:t>_GetsBetterDiscount</w:t>
+                <w:rFonts w:ascii="Apple Color Emoji" w:hAnsi="Apple Color Emoji" w:cs="Apple Color Emoji"/>
+                <w:sz w:val="18"/>
+                <w:szCs w:val="18"/>
+              </w:rPr>
+              <w:t>✅</w:t>
+            </w:r>
+            <w:r>
+              <w:rPr>
+                <w:rFonts w:ascii="Cambria" w:hAnsi="Cambria"/>
+                <w:sz w:val="18"/>
+                <w:szCs w:val="18"/>
+              </w:rPr>
+              <w:t xml:space="preserve"> PASSED: </w:t>
+            </w:r>
+            <w:proofErr w:type="spellStart"/>
+            <w:r>
+              <w:rPr>
+                <w:rFonts w:ascii="Cambria" w:hAnsi="Cambria"/>
+                <w:sz w:val="18"/>
+                <w:szCs w:val="18"/>
+              </w:rPr>
+              <w:t>CheckInAsync_NewVehicle_LookUpMembership</w:t>
+            </w:r>
+            <w:proofErr w:type="spellEnd"/>
+            <w:r>
+              <w:rPr>
+                <w:rFonts w:ascii="Cambria" w:hAnsi="Cambria"/>
+                <w:sz w:val="18"/>
+                <w:szCs w:val="18"/>
+              </w:rPr>
+              <w:t xml:space="preserve"> (6ms)</w:t>
             </w:r>
           </w:p>
           <w:p>
@@ -18706,29 +20302,37 @@
             </w:pPr>
             <w:r>
               <w:rPr>
-                <w:rFonts w:ascii="Cambria" w:hAnsi="Cambria"/>
-                <w:sz w:val="18"/>
-                <w:szCs w:val="18"/>
-              </w:rPr>
-              <w:t xml:space="preserve">    </w:t>
-            </w:r>
-            <w:proofErr w:type="gramStart"/>
-            <w:r>
-              <w:rPr>
-                <w:rFonts w:ascii="Cambria" w:hAnsi="Cambria"/>
-                <w:sz w:val="18"/>
-                <w:szCs w:val="18"/>
-              </w:rPr>
-              <w:t>SmartPark.Tests.ParkingFeeCalculatorPropertyTests.LostTicket</w:t>
-            </w:r>
-            <w:proofErr w:type="gramEnd"/>
-            <w:r>
-              <w:rPr>
-                <w:rFonts w:ascii="Cambria" w:hAnsi="Cambria"/>
-                <w:sz w:val="18"/>
-                <w:szCs w:val="18"/>
-              </w:rPr>
-              <w:t>_AddsExactly20000</w:t>
+                <w:rFonts w:ascii="Apple Color Emoji" w:hAnsi="Apple Color Emoji" w:cs="Apple Color Emoji"/>
+                <w:sz w:val="18"/>
+                <w:szCs w:val="18"/>
+              </w:rPr>
+              <w:t>✅</w:t>
+            </w:r>
+            <w:r>
+              <w:rPr>
+                <w:rFonts w:ascii="Cambria" w:hAnsi="Cambria"/>
+                <w:sz w:val="18"/>
+                <w:szCs w:val="18"/>
+              </w:rPr>
+              <w:t xml:space="preserve"> PASSED: </w:t>
+            </w:r>
+            <w:proofErr w:type="spellStart"/>
+            <w:r>
+              <w:rPr>
+                <w:rFonts w:ascii="Cambria" w:hAnsi="Cambria"/>
+                <w:sz w:val="18"/>
+                <w:szCs w:val="18"/>
+              </w:rPr>
+              <w:t>FullFlow_CheckInAndCheckOut_CalculatesCorrectFee</w:t>
+            </w:r>
+            <w:proofErr w:type="spellEnd"/>
+            <w:r>
+              <w:rPr>
+                <w:rFonts w:ascii="Cambria" w:hAnsi="Cambria"/>
+                <w:sz w:val="18"/>
+                <w:szCs w:val="18"/>
+              </w:rPr>
+              <w:t xml:space="preserve"> (N/A)</w:t>
             </w:r>
           </w:p>
           <w:p>
@@ -18742,29 +20346,37 @@
             </w:pPr>
             <w:r>
               <w:rPr>
-                <w:rFonts w:ascii="Cambria" w:hAnsi="Cambria"/>
-                <w:sz w:val="18"/>
-                <w:szCs w:val="18"/>
-              </w:rPr>
-              <w:t xml:space="preserve">    </w:t>
-            </w:r>
-            <w:proofErr w:type="gramStart"/>
-            <w:r>
-              <w:rPr>
-                <w:rFonts w:ascii="Cambria" w:hAnsi="Cambria"/>
-                <w:sz w:val="18"/>
-                <w:szCs w:val="18"/>
-              </w:rPr>
-              <w:t>SmartPark.Tests.ParkingFeeCalculatorPropertyTests.Fee</w:t>
-            </w:r>
-            <w:proofErr w:type="gramEnd"/>
-            <w:r>
-              <w:rPr>
-                <w:rFonts w:ascii="Cambria" w:hAnsi="Cambria"/>
-                <w:sz w:val="18"/>
-                <w:szCs w:val="18"/>
-              </w:rPr>
-              <w:t>_NeverExceedsDailyCap</w:t>
+                <w:rFonts w:ascii="Apple Color Emoji" w:hAnsi="Apple Color Emoji" w:cs="Apple Color Emoji"/>
+                <w:sz w:val="18"/>
+                <w:szCs w:val="18"/>
+              </w:rPr>
+              <w:t>✅</w:t>
+            </w:r>
+            <w:r>
+              <w:rPr>
+                <w:rFonts w:ascii="Cambria" w:hAnsi="Cambria"/>
+                <w:sz w:val="18"/>
+                <w:szCs w:val="18"/>
+              </w:rPr>
+              <w:t xml:space="preserve"> PASSED: </w:t>
+            </w:r>
+            <w:proofErr w:type="spellStart"/>
+            <w:r>
+              <w:rPr>
+                <w:rFonts w:ascii="Cambria" w:hAnsi="Cambria"/>
+                <w:sz w:val="18"/>
+                <w:szCs w:val="18"/>
+              </w:rPr>
+              <w:t>CheckOut_PaymentFails_ThrowsException_UpdateNotCalled</w:t>
+            </w:r>
+            <w:proofErr w:type="spellEnd"/>
+            <w:r>
+              <w:rPr>
+                <w:rFonts w:ascii="Cambria" w:hAnsi="Cambria"/>
+                <w:sz w:val="18"/>
+                <w:szCs w:val="18"/>
+              </w:rPr>
+              <w:t xml:space="preserve"> (N/A)</w:t>
             </w:r>
           </w:p>
           <w:p>
@@ -18778,29 +20390,37 @@
             </w:pPr>
             <w:r>
               <w:rPr>
-                <w:rFonts w:ascii="Cambria" w:hAnsi="Cambria"/>
-                <w:sz w:val="18"/>
-                <w:szCs w:val="18"/>
-              </w:rPr>
-              <w:t xml:space="preserve">    </w:t>
-            </w:r>
-            <w:proofErr w:type="gramStart"/>
-            <w:r>
-              <w:rPr>
-                <w:rFonts w:ascii="Cambria" w:hAnsi="Cambria"/>
-                <w:sz w:val="18"/>
-                <w:szCs w:val="18"/>
-              </w:rPr>
-              <w:t>SmartPark.Tests.ParkingFeeCalculatorPropertyTests.Holiday</w:t>
-            </w:r>
-            <w:proofErr w:type="gramEnd"/>
-            <w:r>
-              <w:rPr>
-                <w:rFonts w:ascii="Cambria" w:hAnsi="Cambria"/>
-                <w:sz w:val="18"/>
-                <w:szCs w:val="18"/>
-              </w:rPr>
-              <w:t>_Overrides_Weekend</w:t>
+                <w:rFonts w:ascii="Apple Color Emoji" w:hAnsi="Apple Color Emoji" w:cs="Apple Color Emoji"/>
+                <w:sz w:val="18"/>
+                <w:szCs w:val="18"/>
+              </w:rPr>
+              <w:t>✅</w:t>
+            </w:r>
+            <w:r>
+              <w:rPr>
+                <w:rFonts w:ascii="Cambria" w:hAnsi="Cambria"/>
+                <w:sz w:val="18"/>
+                <w:szCs w:val="18"/>
+              </w:rPr>
+              <w:t xml:space="preserve"> PASSED: </w:t>
+            </w:r>
+            <w:proofErr w:type="spellStart"/>
+            <w:r>
+              <w:rPr>
+                <w:rFonts w:ascii="Cambria" w:hAnsi="Cambria"/>
+                <w:sz w:val="18"/>
+                <w:szCs w:val="18"/>
+              </w:rPr>
+              <w:t>CheckIn_DuplicateCheckIn_ThrowsException_SaveNotCalled</w:t>
+            </w:r>
+            <w:proofErr w:type="spellEnd"/>
+            <w:r>
+              <w:rPr>
+                <w:rFonts w:ascii="Cambria" w:hAnsi="Cambria"/>
+                <w:sz w:val="18"/>
+                <w:szCs w:val="18"/>
+              </w:rPr>
+              <w:t xml:space="preserve"> (1ms)</w:t>
             </w:r>
           </w:p>
           <w:p>
@@ -18814,29 +20434,37 @@
             </w:pPr>
             <w:r>
               <w:rPr>
-                <w:rFonts w:ascii="Cambria" w:hAnsi="Cambria"/>
-                <w:sz w:val="18"/>
-                <w:szCs w:val="18"/>
-              </w:rPr>
-              <w:t xml:space="preserve">    </w:t>
-            </w:r>
-            <w:proofErr w:type="gramStart"/>
-            <w:r>
-              <w:rPr>
-                <w:rFonts w:ascii="Cambria" w:hAnsi="Cambria"/>
-                <w:sz w:val="18"/>
-                <w:szCs w:val="18"/>
-              </w:rPr>
-              <w:t>SmartPark.Tests.ParkingSessionManagerTests.CheckInAsync</w:t>
-            </w:r>
-            <w:proofErr w:type="gramEnd"/>
-            <w:r>
-              <w:rPr>
-                <w:rFonts w:ascii="Cambria" w:hAnsi="Cambria"/>
-                <w:sz w:val="18"/>
-                <w:szCs w:val="18"/>
-              </w:rPr>
-              <w:t>_NewVehicle_LookUpMembership</w:t>
+                <w:rFonts w:ascii="Apple Color Emoji" w:hAnsi="Apple Color Emoji" w:cs="Apple Color Emoji"/>
+                <w:sz w:val="18"/>
+                <w:szCs w:val="18"/>
+              </w:rPr>
+              <w:t>✅</w:t>
+            </w:r>
+            <w:r>
+              <w:rPr>
+                <w:rFonts w:ascii="Cambria" w:hAnsi="Cambria"/>
+                <w:sz w:val="18"/>
+                <w:szCs w:val="18"/>
+              </w:rPr>
+              <w:t xml:space="preserve"> PASSED: </w:t>
+            </w:r>
+            <w:proofErr w:type="spellStart"/>
+            <w:r>
+              <w:rPr>
+                <w:rFonts w:ascii="Cambria" w:hAnsi="Cambria"/>
+                <w:sz w:val="18"/>
+                <w:szCs w:val="18"/>
+              </w:rPr>
+              <w:t>CheckOut_NotificationFails_StillSucceeds</w:t>
+            </w:r>
+            <w:proofErr w:type="spellEnd"/>
+            <w:r>
+              <w:rPr>
+                <w:rFonts w:ascii="Cambria" w:hAnsi="Cambria"/>
+                <w:sz w:val="18"/>
+                <w:szCs w:val="18"/>
+              </w:rPr>
+              <w:t xml:space="preserve"> (2ms)</w:t>
             </w:r>
           </w:p>
           <w:p>
@@ -18850,29 +20478,37 @@
             </w:pPr>
             <w:r>
               <w:rPr>
-                <w:rFonts w:ascii="Cambria" w:hAnsi="Cambria"/>
-                <w:sz w:val="18"/>
-                <w:szCs w:val="18"/>
-              </w:rPr>
-              <w:t xml:space="preserve">    </w:t>
-            </w:r>
-            <w:proofErr w:type="gramStart"/>
-            <w:r>
-              <w:rPr>
-                <w:rFonts w:ascii="Cambria" w:hAnsi="Cambria"/>
-                <w:sz w:val="18"/>
-                <w:szCs w:val="18"/>
-              </w:rPr>
-              <w:t>SmartPark.Tests.ParkingSessionManagerTests.CheckIn</w:t>
-            </w:r>
-            <w:proofErr w:type="gramEnd"/>
-            <w:r>
-              <w:rPr>
-                <w:rFonts w:ascii="Cambria" w:hAnsi="Cambria"/>
-                <w:sz w:val="18"/>
-                <w:szCs w:val="18"/>
-              </w:rPr>
-              <w:t>_DuplicateCheckIn_ThrowsException_SaveNotCalled</w:t>
+                <w:rFonts w:ascii="Apple Color Emoji" w:hAnsi="Apple Color Emoji" w:cs="Apple Color Emoji"/>
+                <w:sz w:val="18"/>
+                <w:szCs w:val="18"/>
+              </w:rPr>
+              <w:t>✅</w:t>
+            </w:r>
+            <w:r>
+              <w:rPr>
+                <w:rFonts w:ascii="Cambria" w:hAnsi="Cambria"/>
+                <w:sz w:val="18"/>
+                <w:szCs w:val="18"/>
+              </w:rPr>
+              <w:t xml:space="preserve"> PASSED: </w:t>
+            </w:r>
+            <w:proofErr w:type="spellStart"/>
+            <w:r>
+              <w:rPr>
+                <w:rFonts w:ascii="Cambria" w:hAnsi="Cambria"/>
+                <w:sz w:val="18"/>
+                <w:szCs w:val="18"/>
+              </w:rPr>
+              <w:t>Fee_Increases_With_Time</w:t>
+            </w:r>
+            <w:proofErr w:type="spellEnd"/>
+            <w:r>
+              <w:rPr>
+                <w:rFonts w:ascii="Cambria" w:hAnsi="Cambria"/>
+                <w:sz w:val="18"/>
+                <w:szCs w:val="18"/>
+              </w:rPr>
+              <w:t xml:space="preserve"> (64ms)</w:t>
             </w:r>
           </w:p>
           <w:p>
@@ -18890,25 +20526,7 @@
                 <w:sz w:val="18"/>
                 <w:szCs w:val="18"/>
               </w:rPr>
-              <w:t xml:space="preserve">    </w:t>
-            </w:r>
-            <w:proofErr w:type="gramStart"/>
-            <w:r>
-              <w:rPr>
-                <w:rFonts w:ascii="Cambria" w:hAnsi="Cambria"/>
-                <w:sz w:val="18"/>
-                <w:szCs w:val="18"/>
-              </w:rPr>
-              <w:t>SmartPark.Tests.ParkingSessionManagerTests.CheckOut</w:t>
-            </w:r>
-            <w:proofErr w:type="gramEnd"/>
-            <w:r>
-              <w:rPr>
-                <w:rFonts w:ascii="Cambria" w:hAnsi="Cambria"/>
-                <w:sz w:val="18"/>
-                <w:szCs w:val="18"/>
-              </w:rPr>
-              <w:t>_Successful_Checkout_AllStepsExecuted</w:t>
+              <w:t>Ok, passed 100 tests.</w:t>
             </w:r>
           </w:p>
           <w:p>
@@ -18920,32 +20538,6 @@
                 <w:szCs w:val="18"/>
               </w:rPr>
             </w:pPr>
-            <w:r>
-              <w:rPr>
-                <w:rFonts w:ascii="Cambria" w:hAnsi="Cambria"/>
-                <w:sz w:val="18"/>
-                <w:szCs w:val="18"/>
-              </w:rPr>
-              <w:t xml:space="preserve">    </w:t>
-            </w:r>
-            <w:proofErr w:type="gramStart"/>
-            <w:r>
-              <w:rPr>
-                <w:rFonts w:ascii="Cambria" w:hAnsi="Cambria"/>
-                <w:sz w:val="18"/>
-                <w:szCs w:val="18"/>
-              </w:rPr>
-              <w:t>SmartPark.Tests.ParkingSessionManagerTests.CheckOut</w:t>
-            </w:r>
-            <w:proofErr w:type="gramEnd"/>
-            <w:r>
-              <w:rPr>
-                <w:rFonts w:ascii="Cambria" w:hAnsi="Cambria"/>
-                <w:sz w:val="18"/>
-                <w:szCs w:val="18"/>
-              </w:rPr>
-              <w:t>_PaymentFails_ThrowsException_UpdateNotCalled</w:t>
-            </w:r>
           </w:p>
           <w:p>
             <w:pPr>
@@ -18962,25 +20554,25 @@
                 <w:sz w:val="18"/>
                 <w:szCs w:val="18"/>
               </w:rPr>
-              <w:t xml:space="preserve">    </w:t>
-            </w:r>
-            <w:proofErr w:type="gramStart"/>
-            <w:r>
-              <w:rPr>
-                <w:rFonts w:ascii="Cambria" w:hAnsi="Cambria"/>
-                <w:sz w:val="18"/>
-                <w:szCs w:val="18"/>
-              </w:rPr>
-              <w:t>SmartPark.Tests.ParkingSessionManagerTests.CheckOut</w:t>
-            </w:r>
-            <w:proofErr w:type="gramEnd"/>
-            <w:r>
-              <w:rPr>
-                <w:rFonts w:ascii="Cambria" w:hAnsi="Cambria"/>
-                <w:sz w:val="18"/>
-                <w:szCs w:val="18"/>
-              </w:rPr>
-              <w:t>_NotificationFails_StillSucceeds</w:t>
+              <w:t>[</w:t>
+            </w:r>
+            <w:proofErr w:type="spellStart"/>
+            <w:r>
+              <w:rPr>
+                <w:rFonts w:ascii="Cambria" w:hAnsi="Cambria"/>
+                <w:sz w:val="18"/>
+                <w:szCs w:val="18"/>
+              </w:rPr>
+              <w:t>Fee_Increases_With_Time</w:t>
+            </w:r>
+            <w:proofErr w:type="spellEnd"/>
+            <w:r>
+              <w:rPr>
+                <w:rFonts w:ascii="Cambria" w:hAnsi="Cambria"/>
+                <w:sz w:val="18"/>
+                <w:szCs w:val="18"/>
+              </w:rPr>
+              <w:t>] Ok, passed 100 tests.</w:t>
             </w:r>
           </w:p>
           <w:p>
@@ -18992,32 +20584,6 @@
                 <w:szCs w:val="18"/>
               </w:rPr>
             </w:pPr>
-            <w:r>
-              <w:rPr>
-                <w:rFonts w:ascii="Cambria" w:hAnsi="Cambria"/>
-                <w:sz w:val="18"/>
-                <w:szCs w:val="18"/>
-              </w:rPr>
-              <w:t xml:space="preserve">    </w:t>
-            </w:r>
-            <w:proofErr w:type="gramStart"/>
-            <w:r>
-              <w:rPr>
-                <w:rFonts w:ascii="Cambria" w:hAnsi="Cambria"/>
-                <w:sz w:val="18"/>
-                <w:szCs w:val="18"/>
-              </w:rPr>
-              <w:t>SmartPark.Tests.ParkingSessionManagerTests.CheckOut</w:t>
-            </w:r>
-            <w:proofErr w:type="gramEnd"/>
-            <w:r>
-              <w:rPr>
-                <w:rFonts w:ascii="Cambria" w:hAnsi="Cambria"/>
-                <w:sz w:val="18"/>
-                <w:szCs w:val="18"/>
-              </w:rPr>
-              <w:t>_TicketNotFound_ThrowsKeyNotFound</w:t>
-            </w:r>
           </w:p>
           <w:p>
             <w:pPr>
@@ -19030,29 +20596,37 @@
             </w:pPr>
             <w:r>
               <w:rPr>
-                <w:rFonts w:ascii="Cambria" w:hAnsi="Cambria"/>
-                <w:sz w:val="18"/>
-                <w:szCs w:val="18"/>
-              </w:rPr>
-              <w:t xml:space="preserve">    </w:t>
-            </w:r>
-            <w:proofErr w:type="gramStart"/>
-            <w:r>
-              <w:rPr>
-                <w:rFonts w:ascii="Cambria" w:hAnsi="Cambria"/>
-                <w:sz w:val="18"/>
-                <w:szCs w:val="18"/>
-              </w:rPr>
-              <w:t>SmartPark.Tests.ParkingSessionManagerTests.CheckOut</w:t>
-            </w:r>
-            <w:proofErr w:type="gramEnd"/>
-            <w:r>
-              <w:rPr>
-                <w:rFonts w:ascii="Cambria" w:hAnsi="Cambria"/>
-                <w:sz w:val="18"/>
-                <w:szCs w:val="18"/>
-              </w:rPr>
-              <w:t>_AlreadyCheckedOut_ThrowsException_NoPayment</w:t>
+                <w:rFonts w:ascii="Apple Color Emoji" w:hAnsi="Apple Color Emoji" w:cs="Apple Color Emoji"/>
+                <w:sz w:val="18"/>
+                <w:szCs w:val="18"/>
+              </w:rPr>
+              <w:t>✅</w:t>
+            </w:r>
+            <w:r>
+              <w:rPr>
+                <w:rFonts w:ascii="Cambria" w:hAnsi="Cambria"/>
+                <w:sz w:val="18"/>
+                <w:szCs w:val="18"/>
+              </w:rPr>
+              <w:t xml:space="preserve"> PASSED: </w:t>
+            </w:r>
+            <w:proofErr w:type="spellStart"/>
+            <w:r>
+              <w:rPr>
+                <w:rFonts w:ascii="Cambria" w:hAnsi="Cambria"/>
+                <w:sz w:val="18"/>
+                <w:szCs w:val="18"/>
+              </w:rPr>
+              <w:t>Fee_NeverExceedsDailyCap</w:t>
+            </w:r>
+            <w:proofErr w:type="spellEnd"/>
+            <w:r>
+              <w:rPr>
+                <w:rFonts w:ascii="Cambria" w:hAnsi="Cambria"/>
+                <w:sz w:val="18"/>
+                <w:szCs w:val="18"/>
+              </w:rPr>
+              <w:t xml:space="preserve"> (1ms)</w:t>
             </w:r>
           </w:p>
           <w:p>
@@ -19070,25 +20644,7 @@
                 <w:sz w:val="18"/>
                 <w:szCs w:val="18"/>
               </w:rPr>
-              <w:t xml:space="preserve">    </w:t>
-            </w:r>
-            <w:proofErr w:type="gramStart"/>
-            <w:r>
-              <w:rPr>
-                <w:rFonts w:ascii="Cambria" w:hAnsi="Cambria"/>
-                <w:sz w:val="18"/>
-                <w:szCs w:val="18"/>
-              </w:rPr>
-              <w:t>SmartPark.Tests.IntegrationTests.ParkingFlowIntegrationTests</w:t>
-            </w:r>
-            <w:proofErr w:type="gramEnd"/>
-            <w:r>
-              <w:rPr>
-                <w:rFonts w:ascii="Cambria" w:hAnsi="Cambria"/>
-                <w:sz w:val="18"/>
-                <w:szCs w:val="18"/>
-              </w:rPr>
-              <w:t>.FullFlow_CheckInAndCheckOut_CalculatesCorrectFee</w:t>
+              <w:t>Ok, passed 100 tests.</w:t>
             </w:r>
           </w:p>
           <w:p>
@@ -19100,32 +20656,6 @@
                 <w:szCs w:val="18"/>
               </w:rPr>
             </w:pPr>
-            <w:r>
-              <w:rPr>
-                <w:rFonts w:ascii="Cambria" w:hAnsi="Cambria"/>
-                <w:sz w:val="18"/>
-                <w:szCs w:val="18"/>
-              </w:rPr>
-              <w:t xml:space="preserve">    </w:t>
-            </w:r>
-            <w:proofErr w:type="gramStart"/>
-            <w:r>
-              <w:rPr>
-                <w:rFonts w:ascii="Cambria" w:hAnsi="Cambria"/>
-                <w:sz w:val="18"/>
-                <w:szCs w:val="18"/>
-              </w:rPr>
-              <w:t>SmartPark.Tests.IntegrationTests.ParkingFlowIntegrationTests</w:t>
-            </w:r>
-            <w:proofErr w:type="gramEnd"/>
-            <w:r>
-              <w:rPr>
-                <w:rFonts w:ascii="Cambria" w:hAnsi="Cambria"/>
-                <w:sz w:val="18"/>
-                <w:szCs w:val="18"/>
-              </w:rPr>
-              <w:t>.LostTicketDuringGracePeriod_Returns20000AndClosesTicket</w:t>
-            </w:r>
           </w:p>
           <w:p>
             <w:pPr>
@@ -19142,25 +20672,25 @@
                 <w:sz w:val="18"/>
                 <w:szCs w:val="18"/>
               </w:rPr>
-              <w:t xml:space="preserve">    </w:t>
-            </w:r>
-            <w:proofErr w:type="gramStart"/>
-            <w:r>
-              <w:rPr>
-                <w:rFonts w:ascii="Cambria" w:hAnsi="Cambria"/>
-                <w:sz w:val="18"/>
-                <w:szCs w:val="18"/>
-              </w:rPr>
-              <w:t>SmartPark.Tests.IntegrationTests.ParkingFlowIntegrationTests</w:t>
-            </w:r>
-            <w:proofErr w:type="gramEnd"/>
-            <w:r>
-              <w:rPr>
-                <w:rFonts w:ascii="Cambria" w:hAnsi="Cambria"/>
-                <w:sz w:val="18"/>
-                <w:szCs w:val="18"/>
-              </w:rPr>
-              <w:t>.MultipleVehicles_CheckIn3_CheckOut1_Remain2Active</w:t>
+              <w:t>[</w:t>
+            </w:r>
+            <w:proofErr w:type="spellStart"/>
+            <w:r>
+              <w:rPr>
+                <w:rFonts w:ascii="Cambria" w:hAnsi="Cambria"/>
+                <w:sz w:val="18"/>
+                <w:szCs w:val="18"/>
+              </w:rPr>
+              <w:t>Fee_NeverExceedsDailyCap</w:t>
+            </w:r>
+            <w:proofErr w:type="spellEnd"/>
+            <w:r>
+              <w:rPr>
+                <w:rFonts w:ascii="Cambria" w:hAnsi="Cambria"/>
+                <w:sz w:val="18"/>
+                <w:szCs w:val="18"/>
+              </w:rPr>
+              <w:t>] Ok, passed 100 tests.</w:t>
             </w:r>
           </w:p>
           <w:p>
@@ -19172,32 +20702,6 @@
                 <w:szCs w:val="18"/>
               </w:rPr>
             </w:pPr>
-            <w:r>
-              <w:rPr>
-                <w:rFonts w:ascii="Cambria" w:hAnsi="Cambria"/>
-                <w:sz w:val="18"/>
-                <w:szCs w:val="18"/>
-              </w:rPr>
-              <w:t xml:space="preserve">    </w:t>
-            </w:r>
-            <w:proofErr w:type="gramStart"/>
-            <w:r>
-              <w:rPr>
-                <w:rFonts w:ascii="Cambria" w:hAnsi="Cambria"/>
-                <w:sz w:val="18"/>
-                <w:szCs w:val="18"/>
-              </w:rPr>
-              <w:t>SmartPark.Tests.IntegrationTests.ParkingFlowIntegrationTests</w:t>
-            </w:r>
-            <w:proofErr w:type="gramEnd"/>
-            <w:r>
-              <w:rPr>
-                <w:rFonts w:ascii="Cambria" w:hAnsi="Cambria"/>
-                <w:sz w:val="18"/>
-                <w:szCs w:val="18"/>
-              </w:rPr>
-              <w:t>.DuplicateCheckIn_ThrowsException_NoNewTicket</w:t>
-            </w:r>
           </w:p>
           <w:p>
             <w:pPr>
@@ -19210,29 +20714,37 @@
             </w:pPr>
             <w:r>
               <w:rPr>
-                <w:rFonts w:ascii="Cambria" w:hAnsi="Cambria"/>
-                <w:sz w:val="18"/>
-                <w:szCs w:val="18"/>
-              </w:rPr>
-              <w:t xml:space="preserve">    </w:t>
-            </w:r>
-            <w:proofErr w:type="gramStart"/>
-            <w:r>
-              <w:rPr>
-                <w:rFonts w:ascii="Cambria" w:hAnsi="Cambria"/>
-                <w:sz w:val="18"/>
-                <w:szCs w:val="18"/>
-              </w:rPr>
-              <w:t>SmartPark.Tests.IntegrationTests.ParkingFlowIntegrationTests</w:t>
-            </w:r>
-            <w:proofErr w:type="gramEnd"/>
-            <w:r>
-              <w:rPr>
-                <w:rFonts w:ascii="Cambria" w:hAnsi="Cambria"/>
-                <w:sz w:val="18"/>
-                <w:szCs w:val="18"/>
-              </w:rPr>
-              <w:t>.PaymentFailure_CheckOut_ThrowsException_TicketStillActive</w:t>
+                <w:rFonts w:ascii="Apple Color Emoji" w:hAnsi="Apple Color Emoji" w:cs="Apple Color Emoji"/>
+                <w:sz w:val="18"/>
+                <w:szCs w:val="18"/>
+              </w:rPr>
+              <w:t>✅</w:t>
+            </w:r>
+            <w:r>
+              <w:rPr>
+                <w:rFonts w:ascii="Cambria" w:hAnsi="Cambria"/>
+                <w:sz w:val="18"/>
+                <w:szCs w:val="18"/>
+              </w:rPr>
+              <w:t xml:space="preserve"> PASSED: </w:t>
+            </w:r>
+            <w:proofErr w:type="spellStart"/>
+            <w:r>
+              <w:rPr>
+                <w:rFonts w:ascii="Cambria" w:hAnsi="Cambria"/>
+                <w:sz w:val="18"/>
+                <w:szCs w:val="18"/>
+              </w:rPr>
+              <w:t>Holiday_Overrides_Weekend</w:t>
+            </w:r>
+            <w:proofErr w:type="spellEnd"/>
+            <w:r>
+              <w:rPr>
+                <w:rFonts w:ascii="Cambria" w:hAnsi="Cambria"/>
+                <w:sz w:val="18"/>
+                <w:szCs w:val="18"/>
+              </w:rPr>
+              <w:t xml:space="preserve"> (N/A)</w:t>
             </w:r>
           </w:p>
           <w:p>
@@ -19250,25 +20762,7 @@
                 <w:sz w:val="18"/>
                 <w:szCs w:val="18"/>
               </w:rPr>
-              <w:t xml:space="preserve">    </w:t>
-            </w:r>
-            <w:proofErr w:type="gramStart"/>
-            <w:r>
-              <w:rPr>
-                <w:rFonts w:ascii="Cambria" w:hAnsi="Cambria"/>
-                <w:sz w:val="18"/>
-                <w:szCs w:val="18"/>
-              </w:rPr>
-              <w:t>SmartPark.Tests.IntegrationTests.ParkingFlowIntegrationTests</w:t>
-            </w:r>
-            <w:proofErr w:type="gramEnd"/>
-            <w:r>
-              <w:rPr>
-                <w:rFonts w:ascii="Cambria" w:hAnsi="Cambria"/>
-                <w:sz w:val="18"/>
-                <w:szCs w:val="18"/>
-              </w:rPr>
-              <w:t>.NotificationFailure_CheckOutStillSucceeds</w:t>
+              <w:t>Ok, passed 100 tests.</w:t>
             </w:r>
           </w:p>
           <w:p>
@@ -19280,13 +20774,23 @@
                 <w:szCs w:val="18"/>
               </w:rPr>
             </w:pPr>
-            <w:r>
-              <w:rPr>
-                <w:rFonts w:ascii="Cambria" w:hAnsi="Cambria"/>
-                <w:sz w:val="18"/>
-                <w:szCs w:val="18"/>
-              </w:rPr>
-              <w:t xml:space="preserve">  </w:t>
+          </w:p>
+          <w:p>
+            <w:pPr>
+              <w:spacing w:before="40"/>
+              <w:rPr>
+                <w:rFonts w:ascii="Cambria" w:hAnsi="Cambria"/>
+                <w:sz w:val="18"/>
+                <w:szCs w:val="18"/>
+              </w:rPr>
+            </w:pPr>
+            <w:r>
+              <w:rPr>
+                <w:rFonts w:ascii="Cambria" w:hAnsi="Cambria"/>
+                <w:sz w:val="18"/>
+                <w:szCs w:val="18"/>
+              </w:rPr>
+              <w:t>[</w:t>
             </w:r>
             <w:proofErr w:type="spellStart"/>
             <w:r>
@@ -19295,7 +20799,7 @@
                 <w:sz w:val="18"/>
                 <w:szCs w:val="18"/>
               </w:rPr>
-              <w:t>SmartPark.Tests</w:t>
+              <w:t>Holiday_Overrides_Weekend</w:t>
             </w:r>
             <w:proofErr w:type="spellEnd"/>
             <w:r>
@@ -19304,7 +20808,7 @@
                 <w:sz w:val="18"/>
                 <w:szCs w:val="18"/>
               </w:rPr>
-              <w:t xml:space="preserve"> test net10.0 succeeded (0.5s)</w:t>
+              <w:t>] Ok, passed 100 tests.</w:t>
             </w:r>
           </w:p>
           <w:p>
@@ -19328,17 +20832,641 @@
             </w:pPr>
             <w:r>
               <w:rPr>
-                <w:rFonts w:ascii="Cambria" w:hAnsi="Cambria"/>
-                <w:sz w:val="18"/>
-                <w:szCs w:val="18"/>
-              </w:rPr>
-              <w:t>Build succeeded in 1.1s</w:t>
+                <w:rFonts w:ascii="Apple Color Emoji" w:hAnsi="Apple Color Emoji" w:cs="Apple Color Emoji"/>
+                <w:sz w:val="18"/>
+                <w:szCs w:val="18"/>
+              </w:rPr>
+              <w:t>✅</w:t>
+            </w:r>
+            <w:r>
+              <w:rPr>
+                <w:rFonts w:ascii="Cambria" w:hAnsi="Cambria"/>
+                <w:sz w:val="18"/>
+                <w:szCs w:val="18"/>
+              </w:rPr>
+              <w:t xml:space="preserve"> PASSED: LostTicket_AddsExactly20000 (N/A)</w:t>
             </w:r>
           </w:p>
           <w:p>
             <w:pPr>
               <w:spacing w:before="40"/>
-            </w:pPr>
+              <w:rPr>
+                <w:rFonts w:ascii="Cambria" w:hAnsi="Cambria"/>
+                <w:sz w:val="18"/>
+                <w:szCs w:val="18"/>
+              </w:rPr>
+            </w:pPr>
+            <w:r>
+              <w:rPr>
+                <w:rFonts w:ascii="Cambria" w:hAnsi="Cambria"/>
+                <w:sz w:val="18"/>
+                <w:szCs w:val="18"/>
+              </w:rPr>
+              <w:t>Ok, passed 100 tests.</w:t>
+            </w:r>
+          </w:p>
+          <w:p>
+            <w:pPr>
+              <w:spacing w:before="40"/>
+              <w:rPr>
+                <w:rFonts w:ascii="Cambria" w:hAnsi="Cambria"/>
+                <w:sz w:val="18"/>
+                <w:szCs w:val="18"/>
+              </w:rPr>
+            </w:pPr>
+          </w:p>
+          <w:p>
+            <w:pPr>
+              <w:spacing w:before="40"/>
+              <w:rPr>
+                <w:rFonts w:ascii="Cambria" w:hAnsi="Cambria"/>
+                <w:sz w:val="18"/>
+                <w:szCs w:val="18"/>
+              </w:rPr>
+            </w:pPr>
+            <w:r>
+              <w:rPr>
+                <w:rFonts w:ascii="Cambria" w:hAnsi="Cambria"/>
+                <w:sz w:val="18"/>
+                <w:szCs w:val="18"/>
+              </w:rPr>
+              <w:t>[LostTicket_AddsExactly20000] Ok, passed 100 tests.</w:t>
+            </w:r>
+          </w:p>
+          <w:p>
+            <w:pPr>
+              <w:spacing w:before="40"/>
+              <w:rPr>
+                <w:rFonts w:ascii="Cambria" w:hAnsi="Cambria"/>
+                <w:sz w:val="18"/>
+                <w:szCs w:val="18"/>
+              </w:rPr>
+            </w:pPr>
+          </w:p>
+          <w:p>
+            <w:pPr>
+              <w:spacing w:before="40"/>
+              <w:rPr>
+                <w:rFonts w:ascii="Cambria" w:hAnsi="Cambria"/>
+                <w:sz w:val="18"/>
+                <w:szCs w:val="18"/>
+              </w:rPr>
+            </w:pPr>
+            <w:r>
+              <w:rPr>
+                <w:rFonts w:ascii="Apple Color Emoji" w:hAnsi="Apple Color Emoji" w:cs="Apple Color Emoji"/>
+                <w:sz w:val="18"/>
+                <w:szCs w:val="18"/>
+              </w:rPr>
+              <w:t>✅</w:t>
+            </w:r>
+            <w:r>
+              <w:rPr>
+                <w:rFonts w:ascii="Cambria" w:hAnsi="Cambria"/>
+                <w:sz w:val="18"/>
+                <w:szCs w:val="18"/>
+              </w:rPr>
+              <w:t xml:space="preserve"> PASSED: </w:t>
+            </w:r>
+            <w:proofErr w:type="spellStart"/>
+            <w:r>
+              <w:rPr>
+                <w:rFonts w:ascii="Cambria" w:hAnsi="Cambria"/>
+                <w:sz w:val="18"/>
+                <w:szCs w:val="18"/>
+              </w:rPr>
+              <w:t>HigherTier_GetsBetterDiscount</w:t>
+            </w:r>
+            <w:proofErr w:type="spellEnd"/>
+            <w:r>
+              <w:rPr>
+                <w:rFonts w:ascii="Cambria" w:hAnsi="Cambria"/>
+                <w:sz w:val="18"/>
+                <w:szCs w:val="18"/>
+              </w:rPr>
+              <w:t xml:space="preserve"> (N/A)</w:t>
+            </w:r>
+          </w:p>
+          <w:p>
+            <w:pPr>
+              <w:spacing w:before="40"/>
+              <w:rPr>
+                <w:rFonts w:ascii="Cambria" w:hAnsi="Cambria"/>
+                <w:sz w:val="18"/>
+                <w:szCs w:val="18"/>
+              </w:rPr>
+            </w:pPr>
+            <w:r>
+              <w:rPr>
+                <w:rFonts w:ascii="Cambria" w:hAnsi="Cambria"/>
+                <w:sz w:val="18"/>
+                <w:szCs w:val="18"/>
+              </w:rPr>
+              <w:t>Ok, passed 100 tests.</w:t>
+            </w:r>
+          </w:p>
+          <w:p>
+            <w:pPr>
+              <w:spacing w:before="40"/>
+              <w:rPr>
+                <w:rFonts w:ascii="Cambria" w:hAnsi="Cambria"/>
+                <w:sz w:val="18"/>
+                <w:szCs w:val="18"/>
+              </w:rPr>
+            </w:pPr>
+          </w:p>
+          <w:p>
+            <w:pPr>
+              <w:spacing w:before="40"/>
+              <w:rPr>
+                <w:rFonts w:ascii="Cambria" w:hAnsi="Cambria"/>
+                <w:sz w:val="18"/>
+                <w:szCs w:val="18"/>
+              </w:rPr>
+            </w:pPr>
+            <w:r>
+              <w:rPr>
+                <w:rFonts w:ascii="Cambria" w:hAnsi="Cambria"/>
+                <w:sz w:val="18"/>
+                <w:szCs w:val="18"/>
+              </w:rPr>
+              <w:t>[</w:t>
+            </w:r>
+            <w:proofErr w:type="spellStart"/>
+            <w:r>
+              <w:rPr>
+                <w:rFonts w:ascii="Cambria" w:hAnsi="Cambria"/>
+                <w:sz w:val="18"/>
+                <w:szCs w:val="18"/>
+              </w:rPr>
+              <w:t>HigherTier_GetsBetterDiscount</w:t>
+            </w:r>
+            <w:proofErr w:type="spellEnd"/>
+            <w:r>
+              <w:rPr>
+                <w:rFonts w:ascii="Cambria" w:hAnsi="Cambria"/>
+                <w:sz w:val="18"/>
+                <w:szCs w:val="18"/>
+              </w:rPr>
+              <w:t>] Ok, passed 100 tests.</w:t>
+            </w:r>
+          </w:p>
+          <w:p>
+            <w:pPr>
+              <w:spacing w:before="40"/>
+              <w:rPr>
+                <w:rFonts w:ascii="Cambria" w:hAnsi="Cambria"/>
+                <w:sz w:val="18"/>
+                <w:szCs w:val="18"/>
+              </w:rPr>
+            </w:pPr>
+          </w:p>
+          <w:p>
+            <w:pPr>
+              <w:spacing w:before="40"/>
+              <w:rPr>
+                <w:rFonts w:ascii="Cambria" w:hAnsi="Cambria"/>
+                <w:sz w:val="18"/>
+                <w:szCs w:val="18"/>
+              </w:rPr>
+            </w:pPr>
+            <w:r>
+              <w:rPr>
+                <w:rFonts w:ascii="Apple Color Emoji" w:hAnsi="Apple Color Emoji" w:cs="Apple Color Emoji"/>
+                <w:sz w:val="18"/>
+                <w:szCs w:val="18"/>
+              </w:rPr>
+              <w:t>✅</w:t>
+            </w:r>
+            <w:r>
+              <w:rPr>
+                <w:rFonts w:ascii="Cambria" w:hAnsi="Cambria"/>
+                <w:sz w:val="18"/>
+                <w:szCs w:val="18"/>
+              </w:rPr>
+              <w:t xml:space="preserve"> PASSED: </w:t>
+            </w:r>
+            <w:proofErr w:type="spellStart"/>
+            <w:r>
+              <w:rPr>
+                <w:rFonts w:ascii="Cambria" w:hAnsi="Cambria"/>
+                <w:sz w:val="18"/>
+                <w:szCs w:val="18"/>
+              </w:rPr>
+              <w:t>GracePeriod_IsAlwaysFree</w:t>
+            </w:r>
+            <w:proofErr w:type="spellEnd"/>
+            <w:r>
+              <w:rPr>
+                <w:rFonts w:ascii="Cambria" w:hAnsi="Cambria"/>
+                <w:sz w:val="18"/>
+                <w:szCs w:val="18"/>
+              </w:rPr>
+              <w:t xml:space="preserve"> (N/A)</w:t>
+            </w:r>
+          </w:p>
+          <w:p>
+            <w:pPr>
+              <w:spacing w:before="40"/>
+              <w:rPr>
+                <w:rFonts w:ascii="Cambria" w:hAnsi="Cambria"/>
+                <w:sz w:val="18"/>
+                <w:szCs w:val="18"/>
+              </w:rPr>
+            </w:pPr>
+            <w:r>
+              <w:rPr>
+                <w:rFonts w:ascii="Cambria" w:hAnsi="Cambria"/>
+                <w:sz w:val="18"/>
+                <w:szCs w:val="18"/>
+              </w:rPr>
+              <w:t>Ok, passed 100 tests.</w:t>
+            </w:r>
+          </w:p>
+          <w:p>
+            <w:pPr>
+              <w:spacing w:before="40"/>
+              <w:rPr>
+                <w:rFonts w:ascii="Cambria" w:hAnsi="Cambria"/>
+                <w:sz w:val="18"/>
+                <w:szCs w:val="18"/>
+              </w:rPr>
+            </w:pPr>
+          </w:p>
+          <w:p>
+            <w:pPr>
+              <w:spacing w:before="40"/>
+              <w:rPr>
+                <w:rFonts w:ascii="Cambria" w:hAnsi="Cambria"/>
+                <w:sz w:val="18"/>
+                <w:szCs w:val="18"/>
+              </w:rPr>
+            </w:pPr>
+            <w:r>
+              <w:rPr>
+                <w:rFonts w:ascii="Cambria" w:hAnsi="Cambria"/>
+                <w:sz w:val="18"/>
+                <w:szCs w:val="18"/>
+              </w:rPr>
+              <w:t>[</w:t>
+            </w:r>
+            <w:proofErr w:type="spellStart"/>
+            <w:r>
+              <w:rPr>
+                <w:rFonts w:ascii="Cambria" w:hAnsi="Cambria"/>
+                <w:sz w:val="18"/>
+                <w:szCs w:val="18"/>
+              </w:rPr>
+              <w:t>GracePeriod_IsAlwaysFree</w:t>
+            </w:r>
+            <w:proofErr w:type="spellEnd"/>
+            <w:r>
+              <w:rPr>
+                <w:rFonts w:ascii="Cambria" w:hAnsi="Cambria"/>
+                <w:sz w:val="18"/>
+                <w:szCs w:val="18"/>
+              </w:rPr>
+              <w:t>] Ok, passed 100 tests.</w:t>
+            </w:r>
+          </w:p>
+          <w:p>
+            <w:pPr>
+              <w:spacing w:before="40"/>
+              <w:rPr>
+                <w:rFonts w:ascii="Cambria" w:hAnsi="Cambria"/>
+                <w:sz w:val="18"/>
+                <w:szCs w:val="18"/>
+              </w:rPr>
+            </w:pPr>
+          </w:p>
+          <w:p>
+            <w:pPr>
+              <w:spacing w:before="40"/>
+              <w:rPr>
+                <w:rFonts w:ascii="Cambria" w:hAnsi="Cambria"/>
+                <w:sz w:val="18"/>
+                <w:szCs w:val="18"/>
+              </w:rPr>
+            </w:pPr>
+            <w:r>
+              <w:rPr>
+                <w:rFonts w:ascii="Apple Color Emoji" w:hAnsi="Apple Color Emoji" w:cs="Apple Color Emoji"/>
+                <w:sz w:val="18"/>
+                <w:szCs w:val="18"/>
+              </w:rPr>
+              <w:t>✅</w:t>
+            </w:r>
+            <w:r>
+              <w:rPr>
+                <w:rFonts w:ascii="Cambria" w:hAnsi="Cambria"/>
+                <w:sz w:val="18"/>
+                <w:szCs w:val="18"/>
+              </w:rPr>
+              <w:t xml:space="preserve"> PASSED: </w:t>
+            </w:r>
+            <w:proofErr w:type="spellStart"/>
+            <w:r>
+              <w:rPr>
+                <w:rFonts w:ascii="Cambria" w:hAnsi="Cambria"/>
+                <w:sz w:val="18"/>
+                <w:szCs w:val="18"/>
+              </w:rPr>
+              <w:t>MembersPayLessOrEqual</w:t>
+            </w:r>
+            <w:proofErr w:type="spellEnd"/>
+            <w:r>
+              <w:rPr>
+                <w:rFonts w:ascii="Cambria" w:hAnsi="Cambria"/>
+                <w:sz w:val="18"/>
+                <w:szCs w:val="18"/>
+              </w:rPr>
+              <w:t xml:space="preserve"> (N/A)</w:t>
+            </w:r>
+          </w:p>
+          <w:p>
+            <w:pPr>
+              <w:spacing w:before="40"/>
+              <w:rPr>
+                <w:rFonts w:ascii="Cambria" w:hAnsi="Cambria"/>
+                <w:sz w:val="18"/>
+                <w:szCs w:val="18"/>
+              </w:rPr>
+            </w:pPr>
+            <w:r>
+              <w:rPr>
+                <w:rFonts w:ascii="Cambria" w:hAnsi="Cambria"/>
+                <w:sz w:val="18"/>
+                <w:szCs w:val="18"/>
+              </w:rPr>
+              <w:t>Ok, passed 100 tests.</w:t>
+            </w:r>
+          </w:p>
+          <w:p>
+            <w:pPr>
+              <w:spacing w:before="40"/>
+              <w:rPr>
+                <w:rFonts w:ascii="Cambria" w:hAnsi="Cambria"/>
+                <w:sz w:val="18"/>
+                <w:szCs w:val="18"/>
+              </w:rPr>
+            </w:pPr>
+          </w:p>
+          <w:p>
+            <w:pPr>
+              <w:spacing w:before="40"/>
+              <w:rPr>
+                <w:rFonts w:ascii="Cambria" w:hAnsi="Cambria"/>
+                <w:sz w:val="18"/>
+                <w:szCs w:val="18"/>
+              </w:rPr>
+            </w:pPr>
+            <w:r>
+              <w:rPr>
+                <w:rFonts w:ascii="Cambria" w:hAnsi="Cambria"/>
+                <w:sz w:val="18"/>
+                <w:szCs w:val="18"/>
+              </w:rPr>
+              <w:t>[</w:t>
+            </w:r>
+            <w:proofErr w:type="spellStart"/>
+            <w:r>
+              <w:rPr>
+                <w:rFonts w:ascii="Cambria" w:hAnsi="Cambria"/>
+                <w:sz w:val="18"/>
+                <w:szCs w:val="18"/>
+              </w:rPr>
+              <w:t>MembersPayLessOrEqual</w:t>
+            </w:r>
+            <w:proofErr w:type="spellEnd"/>
+            <w:r>
+              <w:rPr>
+                <w:rFonts w:ascii="Cambria" w:hAnsi="Cambria"/>
+                <w:sz w:val="18"/>
+                <w:szCs w:val="18"/>
+              </w:rPr>
+              <w:t>] Ok, passed 100 tests.</w:t>
+            </w:r>
+          </w:p>
+          <w:p>
+            <w:pPr>
+              <w:spacing w:before="40"/>
+              <w:rPr>
+                <w:rFonts w:ascii="Cambria" w:hAnsi="Cambria"/>
+                <w:sz w:val="18"/>
+                <w:szCs w:val="18"/>
+              </w:rPr>
+            </w:pPr>
+          </w:p>
+          <w:p>
+            <w:pPr>
+              <w:spacing w:before="40"/>
+              <w:rPr>
+                <w:rFonts w:ascii="Cambria" w:hAnsi="Cambria"/>
+                <w:sz w:val="18"/>
+                <w:szCs w:val="18"/>
+              </w:rPr>
+            </w:pPr>
+          </w:p>
+          <w:p>
+            <w:pPr>
+              <w:spacing w:before="40"/>
+              <w:rPr>
+                <w:rFonts w:ascii="Cambria" w:hAnsi="Cambria"/>
+                <w:sz w:val="18"/>
+                <w:szCs w:val="18"/>
+              </w:rPr>
+            </w:pPr>
+            <w:r>
+              <w:rPr>
+                <w:rFonts w:ascii="Cambria" w:hAnsi="Cambria"/>
+                <w:sz w:val="18"/>
+                <w:szCs w:val="18"/>
+              </w:rPr>
+              <w:t>========================================</w:t>
+            </w:r>
+          </w:p>
+          <w:p>
+            <w:pPr>
+              <w:spacing w:before="40"/>
+              <w:rPr>
+                <w:rFonts w:ascii="Cambria" w:hAnsi="Cambria"/>
+                <w:sz w:val="18"/>
+                <w:szCs w:val="18"/>
+              </w:rPr>
+            </w:pPr>
+            <w:r>
+              <w:rPr>
+                <w:rFonts w:ascii="Cambria" w:hAnsi="Cambria"/>
+                <w:sz w:val="18"/>
+                <w:szCs w:val="18"/>
+              </w:rPr>
+              <w:t>Test Run Summary</w:t>
+            </w:r>
+          </w:p>
+          <w:p>
+            <w:pPr>
+              <w:spacing w:before="40"/>
+              <w:rPr>
+                <w:rFonts w:ascii="Cambria" w:hAnsi="Cambria"/>
+                <w:sz w:val="18"/>
+                <w:szCs w:val="18"/>
+              </w:rPr>
+            </w:pPr>
+            <w:r>
+              <w:rPr>
+                <w:rFonts w:ascii="Cambria" w:hAnsi="Cambria"/>
+                <w:sz w:val="18"/>
+                <w:szCs w:val="18"/>
+              </w:rPr>
+              <w:t>========================================</w:t>
+            </w:r>
+          </w:p>
+          <w:p>
+            <w:pPr>
+              <w:spacing w:before="40"/>
+              <w:rPr>
+                <w:rFonts w:ascii="Cambria" w:hAnsi="Cambria"/>
+                <w:sz w:val="18"/>
+                <w:szCs w:val="18"/>
+              </w:rPr>
+            </w:pPr>
+            <w:r>
+              <w:rPr>
+                <w:rFonts w:ascii="Cambria" w:hAnsi="Cambria"/>
+                <w:sz w:val="18"/>
+                <w:szCs w:val="18"/>
+              </w:rPr>
+              <w:t>Total Tests: 35</w:t>
+            </w:r>
+          </w:p>
+          <w:p>
+            <w:pPr>
+              <w:spacing w:before="40"/>
+              <w:rPr>
+                <w:rFonts w:ascii="Cambria" w:hAnsi="Cambria"/>
+                <w:sz w:val="18"/>
+                <w:szCs w:val="18"/>
+              </w:rPr>
+            </w:pPr>
+            <w:r>
+              <w:rPr>
+                <w:rFonts w:ascii="Cambria" w:hAnsi="Cambria"/>
+                <w:sz w:val="18"/>
+                <w:szCs w:val="18"/>
+              </w:rPr>
+              <w:t>Passed: 35</w:t>
+            </w:r>
+          </w:p>
+          <w:p>
+            <w:pPr>
+              <w:spacing w:before="40"/>
+              <w:rPr>
+                <w:rFonts w:ascii="Cambria" w:hAnsi="Cambria"/>
+                <w:sz w:val="18"/>
+                <w:szCs w:val="18"/>
+              </w:rPr>
+            </w:pPr>
+            <w:r>
+              <w:rPr>
+                <w:rFonts w:ascii="Cambria" w:hAnsi="Cambria"/>
+                <w:sz w:val="18"/>
+                <w:szCs w:val="18"/>
+              </w:rPr>
+              <w:t>Failed: 0</w:t>
+            </w:r>
+          </w:p>
+          <w:p>
+            <w:pPr>
+              <w:spacing w:before="40"/>
+              <w:rPr>
+                <w:rFonts w:ascii="Cambria" w:hAnsi="Cambria"/>
+                <w:sz w:val="18"/>
+                <w:szCs w:val="18"/>
+              </w:rPr>
+            </w:pPr>
+            <w:r>
+              <w:rPr>
+                <w:rFonts w:ascii="Cambria" w:hAnsi="Cambria"/>
+                <w:sz w:val="18"/>
+                <w:szCs w:val="18"/>
+              </w:rPr>
+              <w:t>Skipped: 0</w:t>
+            </w:r>
+          </w:p>
+          <w:p>
+            <w:pPr>
+              <w:spacing w:before="40"/>
+              <w:rPr>
+                <w:rFonts w:ascii="Cambria" w:hAnsi="Cambria"/>
+                <w:sz w:val="18"/>
+                <w:szCs w:val="18"/>
+              </w:rPr>
+            </w:pPr>
+            <w:r>
+              <w:rPr>
+                <w:rFonts w:ascii="Apple Color Emoji" w:hAnsi="Apple Color Emoji" w:cs="Apple Color Emoji"/>
+                <w:sz w:val="18"/>
+                <w:szCs w:val="18"/>
+              </w:rPr>
+              <w:t>✅</w:t>
+            </w:r>
+            <w:r>
+              <w:rPr>
+                <w:rFonts w:ascii="Cambria" w:hAnsi="Cambria"/>
+                <w:sz w:val="18"/>
+                <w:szCs w:val="18"/>
+              </w:rPr>
+              <w:t xml:space="preserve"> Result: SUCCEEDED</w:t>
+            </w:r>
+          </w:p>
+          <w:p>
+            <w:pPr>
+              <w:spacing w:before="40"/>
+              <w:rPr>
+                <w:rFonts w:ascii="Cambria" w:hAnsi="Cambria"/>
+                <w:sz w:val="18"/>
+                <w:szCs w:val="18"/>
+              </w:rPr>
+            </w:pPr>
+            <w:r>
+              <w:rPr>
+                <w:rFonts w:ascii="Cambria" w:hAnsi="Cambria"/>
+                <w:sz w:val="18"/>
+                <w:szCs w:val="18"/>
+              </w:rPr>
+              <w:t>Test Execution Time: 0.17s (166ms)</w:t>
+            </w:r>
+          </w:p>
+          <w:p>
+            <w:pPr>
+              <w:spacing w:before="40"/>
+              <w:rPr>
+                <w:rFonts w:ascii="Cambria" w:hAnsi="Cambria"/>
+                <w:sz w:val="18"/>
+                <w:szCs w:val="18"/>
+              </w:rPr>
+            </w:pPr>
+            <w:r>
+              <w:rPr>
+                <w:rFonts w:ascii="Cambria" w:hAnsi="Cambria"/>
+                <w:sz w:val="18"/>
+                <w:szCs w:val="18"/>
+              </w:rPr>
+              <w:t>Total Time (including build): 1.30s (1304ms)</w:t>
+            </w:r>
+          </w:p>
+          <w:p>
+            <w:pPr>
+              <w:spacing w:before="40"/>
+            </w:pPr>
+            <w:r>
+              <w:rPr>
+                <w:rFonts w:ascii="Cambria" w:hAnsi="Cambria"/>
+                <w:sz w:val="18"/>
+                <w:szCs w:val="18"/>
+              </w:rPr>
+              <w:t>========================================</w:t>
+            </w:r>
           </w:p>
         </w:tc>
       </w:tr>
@@ -19548,11 +21676,12 @@
             </w:r>
             <w:r>
               <w:rPr>
-                <w:rFonts w:ascii="Cambria" w:hAnsi="Cambria" w:cs="Segoe UI"/>
-                <w:sz w:val="17"/>
-                <w:szCs w:val="17"/>
-              </w:rPr>
-              <w:t>20</w:t>
+                <w:rFonts w:ascii="Cambria" w:hAnsi="Cambria" w:cs="Cambria"/>
+                <w:color w:val="000000"/>
+                <w:sz w:val="18"/>
+                <w:szCs w:val="18"/>
+              </w:rPr>
+              <w:t>35</w:t>
             </w:r>
           </w:p>
         </w:tc>
@@ -19593,11 +21722,12 @@
             </w:r>
             <w:r>
               <w:rPr>
-                <w:rFonts w:ascii="Cambria" w:hAnsi="Cambria" w:cs="Segoe UI"/>
-                <w:sz w:val="17"/>
-                <w:szCs w:val="17"/>
-              </w:rPr>
-              <w:t>20</w:t>
+                <w:rFonts w:ascii="Cambria" w:hAnsi="Cambria" w:cs="Cambria"/>
+                <w:color w:val="000000"/>
+                <w:sz w:val="17"/>
+                <w:szCs w:val="17"/>
+              </w:rPr>
+              <w:t>35</w:t>
             </w:r>
           </w:p>
         </w:tc>
@@ -21848,36 +23978,6 @@
           </w:tcPr>
           <w:p>
             <w:pPr>
-              <w:spacing w:before="40" w:after="40"/>
-              <w:rPr>
-                <w:rFonts w:ascii="Cambria" w:eastAsia="Cambria" w:hAnsi="Cambria" w:cs="Cambria"/>
-                <w:color w:val="000000"/>
-                <w:sz w:val="17"/>
-                <w:szCs w:val="17"/>
-              </w:rPr>
-            </w:pPr>
-          </w:p>
-          <w:p>
-            <w:pPr>
-              <w:rPr>
-                <w:rFonts w:ascii="Cambria" w:eastAsia="Cambria" w:hAnsi="Cambria" w:cs="Cambria"/>
-                <w:sz w:val="17"/>
-                <w:szCs w:val="17"/>
-              </w:rPr>
-            </w:pPr>
-          </w:p>
-          <w:p>
-            <w:pPr>
-              <w:rPr>
-                <w:rFonts w:ascii="Cambria" w:eastAsia="Cambria" w:hAnsi="Cambria" w:cs="Cambria"/>
-                <w:color w:val="000000"/>
-                <w:sz w:val="17"/>
-                <w:szCs w:val="17"/>
-              </w:rPr>
-            </w:pPr>
-          </w:p>
-          <w:p>
-            <w:pPr>
               <w:rPr>
                 <w:rFonts w:ascii="Cambria" w:hAnsi="Cambria" w:cs="Segoe UI"/>
                 <w:sz w:val="17"/>
@@ -21894,16 +23994,6 @@
               <w:t>CalculateFee_Weekend_Adds20PercentSurcharge</w:t>
             </w:r>
           </w:p>
-          <w:p>
-            <w:pPr>
-              <w:ind w:firstLine="720"/>
-              <w:rPr>
-                <w:rFonts w:ascii="Cambria" w:eastAsia="Cambria" w:hAnsi="Cambria" w:cs="Cambria"/>
-                <w:sz w:val="17"/>
-                <w:szCs w:val="17"/>
-              </w:rPr>
-            </w:pPr>
-          </w:p>
         </w:tc>
         <w:tc>
           <w:tcPr>
@@ -21937,7 +24027,6 @@
                 <w:sz w:val="17"/>
                 <w:szCs w:val="17"/>
               </w:rPr>
-              <w:lastRenderedPageBreak/>
               <w:t>ParkingFeeCalculatorTests.cs</w:t>
             </w:r>
             <w:proofErr w:type="spellEnd"/>
